--- a/Relatorio_Final_IA.docx
+++ b/Relatorio_Final_IA.docx
@@ -3,9 +3,13 @@
 <w:document xmlns:wpc="http://schemas.microsoft.com/office/word/2010/wordprocessingCanvas" xmlns:cx="http://schemas.microsoft.com/office/drawing/2014/chartex" xmlns:cx1="http://schemas.microsoft.com/office/drawing/2015/9/8/chartex" xmlns:cx2="http://schemas.microsoft.com/office/drawing/2015/10/21/chartex" xmlns:cx3="http://schemas.microsoft.com/office/drawing/2016/5/9/chartex" xmlns:cx4="http://schemas.microsoft.com/office/drawing/2016/5/10/chartex" xmlns:cx5="http://schemas.microsoft.com/office/drawing/2016/5/11/chartex" xmlns:cx6="http://schemas.microsoft.com/office/drawing/2016/5/12/chartex" xmlns:cx7="http://schemas.microsoft.com/office/drawing/2016/5/13/chartex" xmlns:cx8="http://schemas.microsoft.com/office/drawing/2016/5/14/chartex" xmlns:mc="http://schemas.openxmlformats.org/markup-compatibility/2006" xmlns:aink="http://schemas.microsoft.com/office/drawing/2016/ink" xmlns:am3d="http://schemas.microsoft.com/office/drawing/2017/model3d" xmlns:o="urn:schemas-microsoft-com:office:office" xmlns:oel="http://schemas.microsoft.com/office/2019/extlst" xmlns:r="http://schemas.openxmlformats.org/officeDocument/2006/relationships" xmlns:m="http://schemas.openxmlformats.org/officeDocument/2006/math" xmlns:v="urn:schemas-microsoft-com:vml" xmlns:wp14="http://schemas.microsoft.com/office/word/2010/wordprocessingDrawing" xmlns:wp="http://schemas.openxmlformats.org/drawingml/2006/wordprocessingDrawing" xmlns:w10="urn:schemas-microsoft-com:office:word" xmlns:w="http://schemas.openxmlformats.org/wordprocessingml/2006/main" xmlns:w14="http://schemas.microsoft.com/office/word/2010/wordml" xmlns:w15="http://schemas.microsoft.com/office/word/2012/wordml" xmlns:w16cex="http://schemas.microsoft.com/office/word/2018/wordml/cex" xmlns:w16cid="http://schemas.microsoft.com/office/word/2016/wordml/cid" xmlns:w16="http://schemas.microsoft.com/office/word/2018/wordml" xmlns:w16du="http://schemas.microsoft.com/office/word/2023/wordml/word16du" xmlns:w16sdtdh="http://schemas.microsoft.com/office/word/2020/wordml/sdtdatahash" xmlns:w16sdtfl="http://schemas.microsoft.com/office/word/2024/wordml/sdtformatlock" xmlns:w16se="http://schemas.microsoft.com/office/word/2015/wordml/symex" xmlns:wpg="http://schemas.microsoft.com/office/word/2010/wordprocessingGroup" xmlns:wpi="http://schemas.microsoft.com/office/word/2010/wordprocessingInk" xmlns:wne="http://schemas.microsoft.com/office/word/2006/wordml" xmlns:wps="http://schemas.microsoft.com/office/word/2010/wordprocessingShape" mc:Ignorable="w14 w15 w16se w16cid w16 w16cex w16sdtdh w16sdtfl w16du wp14">
   <w:body>
     <w:p>
+      <w:pPr>
+        <w:spacing w:after="60" w:line="252" w:lineRule="auto"/>
+      </w:pPr>
       <w:r>
         <w:rPr>
           <w:noProof/>
+          <w:sz w:val="22"/>
         </w:rPr>
         <w:drawing>
           <wp:inline distT="0" distB="0" distL="0" distR="0" wp14:anchorId="57BD9D13" wp14:editId="7C5C39CA">
@@ -51,41 +55,87 @@
       </w:r>
     </w:p>
     <w:p>
-      <w:r>
+      <w:pPr>
+        <w:spacing w:after="60" w:line="252" w:lineRule="auto"/>
+      </w:pPr>
+      <w:r>
+        <w:rPr>
+          <w:sz w:val="22"/>
+        </w:rPr>
         <w:t xml:space="preserve">Escola de Tecnologias Digitais, Economia e Sociedade </w:t>
       </w:r>
     </w:p>
     <w:p>
-      <w:r>
+      <w:pPr>
+        <w:spacing w:after="60" w:line="252" w:lineRule="auto"/>
+      </w:pPr>
+      <w:r>
+        <w:rPr>
+          <w:sz w:val="22"/>
+        </w:rPr>
         <w:t>Licenciatura em Desenvolvimento de software e aplicações</w:t>
       </w:r>
     </w:p>
     <w:p>
-      <w:r>
+      <w:pPr>
+        <w:spacing w:after="60" w:line="252" w:lineRule="auto"/>
+      </w:pPr>
+      <w:r>
+        <w:rPr>
+          <w:sz w:val="22"/>
+        </w:rPr>
         <w:t>Introdução à Inteligência Artificial</w:t>
-      </w:r>
-    </w:p>
-    <w:p/>
-    <w:p>
-      <w:r>
-        <w:t>Relatório Final</w:t>
       </w:r>
     </w:p>
     <w:p>
-      <w:r>
-        <w:t>Trabalho realizado por:</w:t>
-      </w:r>
+      <w:pPr>
+        <w:spacing w:after="60" w:line="252" w:lineRule="auto"/>
+      </w:pPr>
     </w:p>
     <w:p>
-      <w:r>
+      <w:pPr>
+        <w:spacing w:after="60" w:line="252" w:lineRule="auto"/>
+      </w:pPr>
+      <w:r>
+        <w:rPr>
+          <w:sz w:val="22"/>
+        </w:rPr>
+        <w:t>Relatório Final</w:t>
+      </w:r>
+    </w:p>
+    <w:p>
+      <w:pPr>
+        <w:spacing w:after="60" w:line="252" w:lineRule="auto"/>
+      </w:pPr>
+      <w:r>
+        <w:rPr>
+          <w:sz w:val="22"/>
+        </w:rPr>
+        <w:t>Trabalho realizado por:</w:t>
+      </w:r>
+    </w:p>
+    <w:p>
+      <w:pPr>
+        <w:spacing w:after="60" w:line="252" w:lineRule="auto"/>
+      </w:pPr>
+      <w:r>
+        <w:rPr>
+          <w:sz w:val="22"/>
+        </w:rPr>
         <w:t xml:space="preserve">Ana-Maria </w:t>
       </w:r>
       <w:proofErr w:type="spellStart"/>
       <w:r>
+        <w:rPr>
+          <w:sz w:val="22"/>
+        </w:rPr>
         <w:t>Straistari</w:t>
       </w:r>
       <w:proofErr w:type="spellEnd"/>
       <w:r>
+        <w:rPr>
+          <w:sz w:val="22"/>
+        </w:rPr>
         <w:t xml:space="preserve">, nº 113158, </w:t>
       </w:r>
       <w:hyperlink r:id="rId6">
@@ -99,11 +149,20 @@
         </w:r>
       </w:hyperlink>
       <w:r>
+        <w:rPr>
+          <w:sz w:val="22"/>
+        </w:rPr>
         <w:t xml:space="preserve"> </w:t>
       </w:r>
     </w:p>
     <w:p>
-      <w:r>
+      <w:pPr>
+        <w:spacing w:after="60" w:line="252" w:lineRule="auto"/>
+      </w:pPr>
+      <w:r>
+        <w:rPr>
+          <w:sz w:val="22"/>
+        </w:rPr>
         <w:t xml:space="preserve">David Marques, nº 113049, </w:t>
       </w:r>
       <w:hyperlink r:id="rId7">
@@ -118,7 +177,13 @@
       </w:hyperlink>
     </w:p>
     <w:p>
-      <w:r>
+      <w:pPr>
+        <w:spacing w:after="60" w:line="252" w:lineRule="auto"/>
+      </w:pPr>
+      <w:r>
+        <w:rPr>
+          <w:sz w:val="22"/>
+        </w:rPr>
         <w:t xml:space="preserve">Maura Soares, nº 123574, </w:t>
       </w:r>
       <w:hyperlink r:id="rId8">
@@ -137,8 +202,12 @@
         <w:rPr>
           <w:color w:val="467886"/>
         </w:rPr>
-      </w:pPr>
-      <w:r>
+        <w:spacing w:after="60" w:line="252" w:lineRule="auto"/>
+      </w:pPr>
+      <w:r>
+        <w:rPr>
+          <w:sz w:val="22"/>
+        </w:rPr>
         <w:t xml:space="preserve">Tomás Manarte, nº 122090 </w:t>
       </w:r>
       <w:hyperlink r:id="rId9">
@@ -153,20 +222,35 @@
       </w:hyperlink>
     </w:p>
     <w:p>
+      <w:pPr>
+        <w:spacing w:after="60" w:line="252" w:lineRule="auto"/>
+      </w:pPr>
       <w:proofErr w:type="spellStart"/>
       <w:r>
+        <w:rPr>
+          <w:sz w:val="22"/>
+        </w:rPr>
         <w:t>Sujan</w:t>
       </w:r>
       <w:proofErr w:type="spellEnd"/>
       <w:r>
+        <w:rPr>
+          <w:sz w:val="22"/>
+        </w:rPr>
         <w:t xml:space="preserve"> </w:t>
       </w:r>
       <w:proofErr w:type="spellStart"/>
       <w:r>
+        <w:rPr>
+          <w:sz w:val="22"/>
+        </w:rPr>
         <w:t>Parajuli</w:t>
       </w:r>
       <w:proofErr w:type="spellEnd"/>
       <w:r>
+        <w:rPr>
+          <w:sz w:val="22"/>
+        </w:rPr>
         <w:t xml:space="preserve">, nº 121073, </w:t>
       </w:r>
       <w:hyperlink r:id="rId10">
@@ -181,12 +265,24 @@
       </w:hyperlink>
     </w:p>
     <w:p>
-      <w:r>
+      <w:pPr>
+        <w:spacing w:after="60" w:line="252" w:lineRule="auto"/>
+      </w:pPr>
+      <w:r>
+        <w:rPr>
+          <w:sz w:val="22"/>
+        </w:rPr>
         <w:t>Ano Letivo 2025/2026</w:t>
       </w:r>
     </w:p>
     <w:p>
-      <w:r>
+      <w:pPr>
+        <w:spacing w:after="60" w:line="252" w:lineRule="auto"/>
+      </w:pPr>
+      <w:r>
+        <w:rPr>
+          <w:sz w:val="22"/>
+        </w:rPr>
         <w:t>Índice</w:t>
       </w:r>
     </w:p>
@@ -533,11 +629,13 @@
         <w:rPr>
           <w:rFonts w:eastAsia="Times New Roman"/>
         </w:rPr>
+        <w:spacing w:before="120" w:after="80"/>
       </w:pPr>
       <w:bookmarkStart w:id="0" w:name="_Toc2039692752"/>
       <w:r>
         <w:rPr>
           <w:rFonts w:eastAsia="Times New Roman"/>
+          <w:sz w:val="36"/>
         </w:rPr>
         <w:lastRenderedPageBreak/>
         <w:t>Contexto</w:t>
@@ -545,27 +643,49 @@
       <w:bookmarkEnd w:id="0"/>
     </w:p>
     <w:p>
-      <w:r>
+      <w:pPr>
+        <w:spacing w:after="60" w:line="252" w:lineRule="auto"/>
+      </w:pPr>
+      <w:r>
+        <w:rPr>
+          <w:sz w:val="22"/>
+        </w:rPr>
         <w:t>As cidades enfrentam desafios crescentes relacionados com a mobilidade urbana, qualidade do ar, eventos climáticos extremos e comunicação eficaz com cidadãos e decisores.</w:t>
       </w:r>
       <w:r>
+        <w:rPr>
+          <w:sz w:val="22"/>
+        </w:rPr>
         <w:t xml:space="preserve"> Neste contexto, a Inteligência Artificial pode funcionar como ferramenta de apoio à decisão pública, permitindo combinar regras explícitas, modelos preditivos e geração automática de re</w:t>
       </w:r>
       <w:r>
+        <w:rPr>
+          <w:sz w:val="22"/>
+        </w:rPr>
         <w:t>l</w:t>
       </w:r>
       <w:r>
+        <w:rPr>
+          <w:sz w:val="22"/>
+        </w:rPr>
         <w:t>atórios.</w:t>
       </w:r>
     </w:p>
     <w:p>
-      <w:r>
+      <w:pPr>
+        <w:spacing w:after="60" w:line="252" w:lineRule="auto"/>
+      </w:pPr>
+      <w:r>
+        <w:rPr>
+          <w:sz w:val="22"/>
+        </w:rPr>
         <w:t xml:space="preserve">O presente projeto explora três abordagens complementares de IA aplicadas ao contexto das cidades sustentáveis. No </w:t>
       </w:r>
       <w:r>
         <w:rPr>
           <w:b/>
           <w:bCs/>
+          <w:sz w:val="22"/>
         </w:rPr>
         <w:t>m</w:t>
       </w:r>
@@ -573,38 +693,59 @@
         <w:rPr>
           <w:b/>
           <w:bCs/>
+          <w:sz w:val="22"/>
         </w:rPr>
         <w:t>ódulo 1</w:t>
       </w:r>
       <w:r>
+        <w:rPr>
+          <w:sz w:val="22"/>
+        </w:rPr>
         <w:t>, foi desenvolvido</w:t>
       </w:r>
       <w:r>
+        <w:rPr>
+          <w:sz w:val="22"/>
+        </w:rPr>
         <w:t xml:space="preserve"> um sistema baseado em conhecimento para deteção de riscos ambientais e apoio à Proteção Civil. No</w:t>
       </w:r>
       <w:r>
         <w:rPr>
           <w:b/>
           <w:bCs/>
+          <w:sz w:val="22"/>
         </w:rPr>
         <w:t xml:space="preserve"> módulo 2</w:t>
       </w:r>
       <w:r>
+        <w:rPr>
+          <w:sz w:val="22"/>
+        </w:rPr>
         <w:t>, serão aplicados model</w:t>
       </w:r>
       <w:r>
+        <w:rPr>
+          <w:sz w:val="22"/>
+        </w:rPr>
         <w:t>o</w:t>
       </w:r>
       <w:r>
+        <w:rPr>
+          <w:sz w:val="22"/>
+        </w:rPr>
         <w:t>s de aprendizagem automática para prever qualidade do ar e concentraç</w:t>
       </w:r>
       <w:r>
+        <w:rPr>
+          <w:sz w:val="22"/>
+        </w:rPr>
         <w:t xml:space="preserve">ão de poluentes. No </w:t>
       </w:r>
       <w:r>
         <w:rPr>
           <w:b/>
           <w:bCs/>
+          <w:sz w:val="22"/>
         </w:rPr>
         <w:t>m</w:t>
       </w:r>
@@ -612,28 +753,51 @@
         <w:rPr>
           <w:b/>
           <w:bCs/>
+          <w:sz w:val="22"/>
         </w:rPr>
         <w:t>ódulo 3</w:t>
       </w:r>
       <w:r>
+        <w:rPr>
+          <w:sz w:val="22"/>
+        </w:rPr>
         <w:t>, será utilizada IA generativa para sintetizar resultados e produzir recomendações compreensíveis para decisores e cidadãos.</w:t>
       </w:r>
     </w:p>
     <w:p>
-      <w:r>
+      <w:pPr>
+        <w:spacing w:after="60" w:line="252" w:lineRule="auto"/>
+      </w:pPr>
+      <w:r>
+        <w:rPr>
+          <w:sz w:val="22"/>
+        </w:rPr>
         <w:t xml:space="preserve">A lógica global do projeto assenta na complementaridade entre estas abordagens. </w:t>
       </w:r>
       <w:r>
+        <w:rPr>
+          <w:sz w:val="22"/>
+        </w:rPr>
         <w:t>A IA simbólica permite decisões transparentes e alinhadas com regras explícitas; a aprendizagem autom</w:t>
       </w:r>
       <w:r>
+        <w:rPr>
+          <w:sz w:val="22"/>
+        </w:rPr>
         <w:t xml:space="preserve">ática permite previsão baseada em </w:t>
       </w:r>
       <w:r>
+        <w:rPr>
+          <w:sz w:val="22"/>
+        </w:rPr>
         <w:t>padrões dos dados; e a IA generativa facilita a comunicação clara dos resultados obtidos.</w:t>
       </w:r>
     </w:p>
-    <w:p/>
+    <w:p>
+      <w:pPr>
+        <w:spacing w:after="60" w:line="252" w:lineRule="auto"/>
+      </w:pPr>
+    </w:p>
     <w:p>
       <w:pPr>
         <w:pStyle w:val="Ttulo1"/>
@@ -644,120 +808,208 @@
         <w:rPr>
           <w:rFonts w:eastAsia="Times New Roman"/>
         </w:rPr>
+        <w:spacing w:before="120" w:after="80"/>
       </w:pPr>
       <w:bookmarkStart w:id="1" w:name="_Toc246240615"/>
       <w:r>
         <w:rPr>
           <w:rFonts w:eastAsia="Times New Roman"/>
+          <w:sz w:val="36"/>
         </w:rPr>
         <w:t>Dados</w:t>
       </w:r>
       <w:bookmarkEnd w:id="1"/>
     </w:p>
     <w:p>
-      <w:r>
+      <w:pPr>
+        <w:spacing w:after="60" w:line="252" w:lineRule="auto"/>
+      </w:pPr>
+      <w:r>
+        <w:rPr>
+          <w:sz w:val="22"/>
+        </w:rPr>
         <w:t>O projeto utiliza como fonte original de informação o ficheiro proc</w:t>
       </w:r>
       <w:r>
+        <w:rPr>
+          <w:sz w:val="22"/>
+        </w:rPr>
         <w:t>essed_lisboa_porto_air_quality.csv</w:t>
       </w:r>
       <w:r>
+        <w:rPr>
+          <w:sz w:val="22"/>
+        </w:rPr>
         <w:t xml:space="preserve">. Este contém </w:t>
       </w:r>
       <w:r>
+        <w:rPr>
+          <w:sz w:val="22"/>
+        </w:rPr>
         <w:t xml:space="preserve">que contém observações horárias de qualidade do ar e variáveis meteorológicas. Este ficheiro resulta da consolidação de três fontes num formato comum: estações de monitorização de Lisboa (721 registos) e Porto (721 registos), recolhidos em setembro e outubro de 2025, e a partição </w:t>
       </w:r>
       <w:proofErr w:type="spellStart"/>
       <w:r>
+        <w:rPr>
+          <w:sz w:val="22"/>
+        </w:rPr>
         <w:t>UCI_Dataset</w:t>
       </w:r>
       <w:proofErr w:type="spellEnd"/>
       <w:r>
+        <w:rPr>
+          <w:sz w:val="22"/>
+        </w:rPr>
         <w:t xml:space="preserve"> (9.326 registos), correspondente ao UCI ML </w:t>
       </w:r>
       <w:proofErr w:type="spellStart"/>
       <w:r>
+        <w:rPr>
+          <w:sz w:val="22"/>
+        </w:rPr>
         <w:t>Repository</w:t>
       </w:r>
       <w:proofErr w:type="spellEnd"/>
       <w:r>
+        <w:rPr>
+          <w:sz w:val="22"/>
+        </w:rPr>
         <w:t xml:space="preserve"> — </w:t>
       </w:r>
       <w:proofErr w:type="spellStart"/>
       <w:r>
+        <w:rPr>
+          <w:sz w:val="22"/>
+        </w:rPr>
         <w:t>Air</w:t>
       </w:r>
       <w:proofErr w:type="spellEnd"/>
       <w:r>
+        <w:rPr>
+          <w:sz w:val="22"/>
+        </w:rPr>
         <w:t xml:space="preserve"> </w:t>
       </w:r>
       <w:proofErr w:type="spellStart"/>
       <w:r>
+        <w:rPr>
+          <w:sz w:val="22"/>
+        </w:rPr>
         <w:t>Quality</w:t>
       </w:r>
       <w:proofErr w:type="spellEnd"/>
       <w:r>
+        <w:rPr>
+          <w:sz w:val="22"/>
+        </w:rPr>
         <w:t xml:space="preserve"> </w:t>
       </w:r>
       <w:proofErr w:type="spellStart"/>
       <w:r>
+        <w:rPr>
+          <w:sz w:val="22"/>
+        </w:rPr>
         <w:t>Dataset</w:t>
       </w:r>
       <w:proofErr w:type="spellEnd"/>
       <w:r>
+        <w:rPr>
+          <w:sz w:val="22"/>
+        </w:rPr>
         <w:t xml:space="preserve"> recolhido numa cidade italiana entre 2004 e 2005.</w:t>
       </w:r>
     </w:p>
     <w:p>
-      <w:r>
+      <w:pPr>
+        <w:spacing w:after="60" w:line="252" w:lineRule="auto"/>
+      </w:pPr>
+      <w:r>
+        <w:rPr>
+          <w:sz w:val="22"/>
+        </w:rPr>
         <w:t xml:space="preserve">O </w:t>
       </w:r>
       <w:proofErr w:type="spellStart"/>
       <w:r>
+        <w:rPr>
+          <w:sz w:val="22"/>
+        </w:rPr>
         <w:t>dataset</w:t>
       </w:r>
       <w:proofErr w:type="spellEnd"/>
       <w:r>
+        <w:rPr>
+          <w:sz w:val="22"/>
+        </w:rPr>
         <w:t xml:space="preserve"> original tem 20 colunas, agrupadas em três categorias: contextuais, </w:t>
       </w:r>
       <w:proofErr w:type="gramStart"/>
       <w:r>
+        <w:rPr>
+          <w:sz w:val="22"/>
+        </w:rPr>
         <w:t>poluentes atmosféricos e variáveis meteorológicas</w:t>
       </w:r>
       <w:proofErr w:type="gramEnd"/>
       <w:r>
+        <w:rPr>
+          <w:sz w:val="22"/>
+        </w:rPr>
         <w:t>.</w:t>
       </w:r>
     </w:p>
     <w:p>
       <w:pPr>
         <w:pStyle w:val="Legenda"/>
-      </w:pPr>
-      <w:r>
+        <w:spacing w:after="80" w:line="276" w:lineRule="auto"/>
+      </w:pPr>
+      <w:r>
+        <w:rPr>
+          <w:sz w:val="22"/>
+        </w:rPr>
         <w:t xml:space="preserve">Tabela </w:t>
       </w:r>
       <w:r>
+        <w:rPr>
+          <w:sz w:val="22"/>
+        </w:rPr>
         <w:fldChar w:fldCharType="begin"/>
       </w:r>
       <w:r>
+        <w:rPr>
+          <w:sz w:val="22"/>
+        </w:rPr>
         <w:instrText xml:space="preserve"> SEQ Tabela \* ARABIC </w:instrText>
       </w:r>
       <w:r>
+        <w:rPr>
+          <w:sz w:val="22"/>
+        </w:rPr>
         <w:fldChar w:fldCharType="separate"/>
       </w:r>
       <w:r>
         <w:rPr>
           <w:noProof/>
+          <w:sz w:val="22"/>
         </w:rPr>
         <w:t>1</w:t>
       </w:r>
       <w:r>
+        <w:rPr>
+          <w:sz w:val="22"/>
+        </w:rPr>
         <w:fldChar w:fldCharType="end"/>
       </w:r>
       <w:r>
+        <w:rPr>
+          <w:sz w:val="22"/>
+        </w:rPr>
         <w:t xml:space="preserve"> - </w:t>
       </w:r>
       <w:r>
+        <w:rPr>
+          <w:sz w:val="22"/>
+        </w:rPr>
         <w:t>Estrutura do processed_lisboa_porto_air_quality.csv</w:t>
       </w:r>
     </w:p>
@@ -794,6 +1046,7 @@
                 <w:sz w:val="20"/>
                 <w:szCs w:val="20"/>
               </w:rPr>
+              <w:spacing w:after="80" w:line="276" w:lineRule="auto"/>
             </w:pPr>
             <w:r>
               <w:rPr>
@@ -822,6 +1075,7 @@
                 <w:sz w:val="20"/>
                 <w:szCs w:val="20"/>
               </w:rPr>
+              <w:spacing w:after="80" w:line="276" w:lineRule="auto"/>
             </w:pPr>
             <w:r>
               <w:rPr>
@@ -849,6 +1103,7 @@
                 <w:sz w:val="20"/>
                 <w:szCs w:val="20"/>
               </w:rPr>
+              <w:spacing w:after="80" w:line="276" w:lineRule="auto"/>
             </w:pPr>
             <w:r>
               <w:rPr>
@@ -876,6 +1131,7 @@
                 <w:sz w:val="20"/>
                 <w:szCs w:val="20"/>
               </w:rPr>
+              <w:spacing w:after="80" w:line="276" w:lineRule="auto"/>
             </w:pPr>
             <w:r>
               <w:rPr>
@@ -903,6 +1159,7 @@
                 <w:sz w:val="20"/>
                 <w:szCs w:val="20"/>
               </w:rPr>
+              <w:spacing w:after="80" w:line="276" w:lineRule="auto"/>
             </w:pPr>
             <w:r>
               <w:rPr>
@@ -934,6 +1191,7 @@
                 <w:sz w:val="20"/>
                 <w:szCs w:val="20"/>
               </w:rPr>
+              <w:spacing w:after="80" w:line="276" w:lineRule="auto"/>
             </w:pPr>
             <w:r>
               <w:rPr>
@@ -957,6 +1215,7 @@
                 <w:sz w:val="20"/>
                 <w:szCs w:val="20"/>
               </w:rPr>
+              <w:spacing w:after="80" w:line="276" w:lineRule="auto"/>
             </w:pPr>
             <w:proofErr w:type="spellStart"/>
             <w:r>
@@ -982,6 +1241,7 @@
                 <w:sz w:val="20"/>
                 <w:szCs w:val="20"/>
               </w:rPr>
+              <w:spacing w:after="80" w:line="276" w:lineRule="auto"/>
             </w:pPr>
             <w:proofErr w:type="spellStart"/>
             <w:r>
@@ -1007,6 +1267,7 @@
                 <w:sz w:val="20"/>
                 <w:szCs w:val="20"/>
               </w:rPr>
+              <w:spacing w:after="80" w:line="276" w:lineRule="auto"/>
             </w:pPr>
             <w:r>
               <w:rPr>
@@ -1030,6 +1291,7 @@
                 <w:sz w:val="20"/>
                 <w:szCs w:val="20"/>
               </w:rPr>
+              <w:spacing w:after="80" w:line="276" w:lineRule="auto"/>
             </w:pPr>
             <w:r>
               <w:rPr>
@@ -1058,6 +1320,7 @@
                 <w:sz w:val="20"/>
                 <w:szCs w:val="20"/>
               </w:rPr>
+              <w:spacing w:after="80" w:line="276" w:lineRule="auto"/>
             </w:pPr>
             <w:r>
               <w:rPr>
@@ -1081,6 +1344,7 @@
                 <w:sz w:val="20"/>
                 <w:szCs w:val="20"/>
               </w:rPr>
+              <w:spacing w:after="80" w:line="276" w:lineRule="auto"/>
             </w:pPr>
             <w:proofErr w:type="spellStart"/>
             <w:r>
@@ -1106,6 +1370,7 @@
                 <w:sz w:val="20"/>
                 <w:szCs w:val="20"/>
               </w:rPr>
+              <w:spacing w:after="80" w:line="276" w:lineRule="auto"/>
             </w:pPr>
             <w:proofErr w:type="spellStart"/>
             <w:r>
@@ -1131,6 +1396,7 @@
                 <w:sz w:val="20"/>
                 <w:szCs w:val="20"/>
               </w:rPr>
+              <w:spacing w:after="80" w:line="276" w:lineRule="auto"/>
             </w:pPr>
             <w:r>
               <w:rPr>
@@ -1154,6 +1420,7 @@
                 <w:sz w:val="20"/>
                 <w:szCs w:val="20"/>
               </w:rPr>
+              <w:spacing w:after="80" w:line="276" w:lineRule="auto"/>
             </w:pPr>
             <w:r>
               <w:rPr>
@@ -1183,6 +1450,7 @@
                 <w:sz w:val="20"/>
                 <w:szCs w:val="20"/>
               </w:rPr>
+              <w:spacing w:after="80" w:line="276" w:lineRule="auto"/>
             </w:pPr>
             <w:r>
               <w:rPr>
@@ -1206,6 +1474,7 @@
                 <w:sz w:val="20"/>
                 <w:szCs w:val="20"/>
               </w:rPr>
+              <w:spacing w:after="80" w:line="276" w:lineRule="auto"/>
             </w:pPr>
             <w:r>
               <w:rPr>
@@ -1229,6 +1498,7 @@
                 <w:sz w:val="20"/>
                 <w:szCs w:val="20"/>
               </w:rPr>
+              <w:spacing w:after="80" w:line="276" w:lineRule="auto"/>
             </w:pPr>
             <w:proofErr w:type="spellStart"/>
             <w:r>
@@ -1254,6 +1524,7 @@
                 <w:sz w:val="20"/>
                 <w:szCs w:val="20"/>
               </w:rPr>
+              <w:spacing w:after="80" w:line="276" w:lineRule="auto"/>
             </w:pPr>
             <w:r>
               <w:rPr>
@@ -1277,6 +1548,7 @@
                 <w:sz w:val="20"/>
                 <w:szCs w:val="20"/>
               </w:rPr>
+              <w:spacing w:after="80" w:line="276" w:lineRule="auto"/>
             </w:pPr>
             <w:r>
               <w:rPr>
@@ -1305,6 +1577,7 @@
                 <w:sz w:val="20"/>
                 <w:szCs w:val="20"/>
               </w:rPr>
+              <w:spacing w:after="80" w:line="276" w:lineRule="auto"/>
             </w:pPr>
             <w:r>
               <w:rPr>
@@ -1328,6 +1601,7 @@
                 <w:sz w:val="20"/>
                 <w:szCs w:val="20"/>
               </w:rPr>
+              <w:spacing w:after="80" w:line="276" w:lineRule="auto"/>
             </w:pPr>
             <w:r>
               <w:rPr>
@@ -1351,6 +1625,7 @@
                 <w:sz w:val="20"/>
                 <w:szCs w:val="20"/>
               </w:rPr>
+              <w:spacing w:after="80" w:line="276" w:lineRule="auto"/>
             </w:pPr>
             <w:proofErr w:type="spellStart"/>
             <w:r>
@@ -1376,6 +1651,7 @@
                 <w:sz w:val="20"/>
                 <w:szCs w:val="20"/>
               </w:rPr>
+              <w:spacing w:after="80" w:line="276" w:lineRule="auto"/>
             </w:pPr>
             <w:r>
               <w:rPr>
@@ -1399,6 +1675,7 @@
                 <w:sz w:val="20"/>
                 <w:szCs w:val="20"/>
               </w:rPr>
+              <w:spacing w:after="80" w:line="276" w:lineRule="auto"/>
             </w:pPr>
             <w:r>
               <w:rPr>
@@ -1428,6 +1705,7 @@
                 <w:sz w:val="20"/>
                 <w:szCs w:val="20"/>
               </w:rPr>
+              <w:spacing w:after="80" w:line="276" w:lineRule="auto"/>
             </w:pPr>
             <w:r>
               <w:rPr>
@@ -1451,6 +1729,7 @@
                 <w:sz w:val="20"/>
                 <w:szCs w:val="20"/>
               </w:rPr>
+              <w:spacing w:after="80" w:line="276" w:lineRule="auto"/>
             </w:pPr>
             <w:r>
               <w:rPr>
@@ -1474,6 +1753,7 @@
                 <w:sz w:val="20"/>
                 <w:szCs w:val="20"/>
               </w:rPr>
+              <w:spacing w:after="80" w:line="276" w:lineRule="auto"/>
             </w:pPr>
             <w:proofErr w:type="spellStart"/>
             <w:r>
@@ -1499,6 +1779,7 @@
                 <w:sz w:val="20"/>
                 <w:szCs w:val="20"/>
               </w:rPr>
+              <w:spacing w:after="80" w:line="276" w:lineRule="auto"/>
             </w:pPr>
             <w:r>
               <w:rPr>
@@ -1522,6 +1803,7 @@
                 <w:sz w:val="20"/>
                 <w:szCs w:val="20"/>
               </w:rPr>
+              <w:spacing w:after="80" w:line="276" w:lineRule="auto"/>
             </w:pPr>
             <w:r>
               <w:rPr>
@@ -1550,6 +1832,7 @@
                 <w:sz w:val="20"/>
                 <w:szCs w:val="20"/>
               </w:rPr>
+              <w:spacing w:after="80" w:line="276" w:lineRule="auto"/>
             </w:pPr>
             <w:r>
               <w:rPr>
@@ -1573,6 +1856,7 @@
                 <w:sz w:val="20"/>
                 <w:szCs w:val="20"/>
               </w:rPr>
+              <w:spacing w:after="80" w:line="276" w:lineRule="auto"/>
             </w:pPr>
             <w:r>
               <w:rPr>
@@ -1596,6 +1880,7 @@
                 <w:sz w:val="20"/>
                 <w:szCs w:val="20"/>
               </w:rPr>
+              <w:spacing w:after="80" w:line="276" w:lineRule="auto"/>
             </w:pPr>
             <w:proofErr w:type="spellStart"/>
             <w:r>
@@ -1621,6 +1906,7 @@
                 <w:sz w:val="20"/>
                 <w:szCs w:val="20"/>
               </w:rPr>
+              <w:spacing w:after="80" w:line="276" w:lineRule="auto"/>
             </w:pPr>
             <w:r>
               <w:rPr>
@@ -1644,6 +1930,7 @@
                 <w:sz w:val="20"/>
                 <w:szCs w:val="20"/>
               </w:rPr>
+              <w:spacing w:after="80" w:line="276" w:lineRule="auto"/>
             </w:pPr>
             <w:r>
               <w:rPr>
@@ -1673,6 +1960,7 @@
                 <w:sz w:val="20"/>
                 <w:szCs w:val="20"/>
               </w:rPr>
+              <w:spacing w:after="80" w:line="276" w:lineRule="auto"/>
             </w:pPr>
             <w:r>
               <w:rPr>
@@ -1696,6 +1984,7 @@
                 <w:sz w:val="20"/>
                 <w:szCs w:val="20"/>
               </w:rPr>
+              <w:spacing w:after="80" w:line="276" w:lineRule="auto"/>
             </w:pPr>
             <w:r>
               <w:rPr>
@@ -1719,6 +2008,7 @@
                 <w:sz w:val="20"/>
                 <w:szCs w:val="20"/>
               </w:rPr>
+              <w:spacing w:after="80" w:line="276" w:lineRule="auto"/>
             </w:pPr>
             <w:proofErr w:type="spellStart"/>
             <w:r>
@@ -1744,6 +2034,7 @@
                 <w:sz w:val="20"/>
                 <w:szCs w:val="20"/>
               </w:rPr>
+              <w:spacing w:after="80" w:line="276" w:lineRule="auto"/>
             </w:pPr>
             <w:r>
               <w:rPr>
@@ -1767,6 +2058,7 @@
                 <w:sz w:val="20"/>
                 <w:szCs w:val="20"/>
               </w:rPr>
+              <w:spacing w:after="80" w:line="276" w:lineRule="auto"/>
             </w:pPr>
             <w:r>
               <w:rPr>
@@ -1795,6 +2087,7 @@
                 <w:sz w:val="20"/>
                 <w:szCs w:val="20"/>
               </w:rPr>
+              <w:spacing w:after="80" w:line="276" w:lineRule="auto"/>
             </w:pPr>
             <w:r>
               <w:rPr>
@@ -1818,6 +2111,7 @@
                 <w:sz w:val="20"/>
                 <w:szCs w:val="20"/>
               </w:rPr>
+              <w:spacing w:after="80" w:line="276" w:lineRule="auto"/>
             </w:pPr>
             <w:r>
               <w:rPr>
@@ -1841,6 +2135,7 @@
                 <w:sz w:val="20"/>
                 <w:szCs w:val="20"/>
               </w:rPr>
+              <w:spacing w:after="80" w:line="276" w:lineRule="auto"/>
             </w:pPr>
             <w:proofErr w:type="spellStart"/>
             <w:r>
@@ -1866,6 +2161,7 @@
                 <w:sz w:val="20"/>
                 <w:szCs w:val="20"/>
               </w:rPr>
+              <w:spacing w:after="80" w:line="276" w:lineRule="auto"/>
             </w:pPr>
             <w:r>
               <w:rPr>
@@ -1889,6 +2185,7 @@
                 <w:sz w:val="20"/>
                 <w:szCs w:val="20"/>
               </w:rPr>
+              <w:spacing w:after="80" w:line="276" w:lineRule="auto"/>
             </w:pPr>
             <w:r>
               <w:rPr>
@@ -1918,6 +2215,7 @@
                 <w:sz w:val="20"/>
                 <w:szCs w:val="20"/>
               </w:rPr>
+              <w:spacing w:after="80" w:line="276" w:lineRule="auto"/>
             </w:pPr>
             <w:r>
               <w:rPr>
@@ -1941,6 +2239,7 @@
                 <w:sz w:val="20"/>
                 <w:szCs w:val="20"/>
               </w:rPr>
+              <w:spacing w:after="80" w:line="276" w:lineRule="auto"/>
             </w:pPr>
             <w:proofErr w:type="spellStart"/>
             <w:r>
@@ -1966,6 +2265,7 @@
                 <w:sz w:val="20"/>
                 <w:szCs w:val="20"/>
               </w:rPr>
+              <w:spacing w:after="80" w:line="276" w:lineRule="auto"/>
             </w:pPr>
             <w:proofErr w:type="spellStart"/>
             <w:r>
@@ -1991,6 +2291,7 @@
                 <w:sz w:val="20"/>
                 <w:szCs w:val="20"/>
               </w:rPr>
+              <w:spacing w:after="80" w:line="276" w:lineRule="auto"/>
             </w:pPr>
             <w:r>
               <w:rPr>
@@ -2014,6 +2315,7 @@
                 <w:sz w:val="20"/>
                 <w:szCs w:val="20"/>
               </w:rPr>
+              <w:spacing w:after="80" w:line="276" w:lineRule="auto"/>
             </w:pPr>
             <w:r>
               <w:rPr>
@@ -2042,6 +2344,7 @@
                 <w:sz w:val="20"/>
                 <w:szCs w:val="20"/>
               </w:rPr>
+              <w:spacing w:after="80" w:line="276" w:lineRule="auto"/>
             </w:pPr>
             <w:r>
               <w:rPr>
@@ -2065,6 +2368,7 @@
                 <w:sz w:val="20"/>
                 <w:szCs w:val="20"/>
               </w:rPr>
+              <w:spacing w:after="80" w:line="276" w:lineRule="auto"/>
             </w:pPr>
             <w:proofErr w:type="spellStart"/>
             <w:r>
@@ -2090,6 +2394,7 @@
                 <w:sz w:val="20"/>
                 <w:szCs w:val="20"/>
               </w:rPr>
+              <w:spacing w:after="80" w:line="276" w:lineRule="auto"/>
             </w:pPr>
             <w:proofErr w:type="spellStart"/>
             <w:r>
@@ -2115,6 +2420,7 @@
                 <w:sz w:val="20"/>
                 <w:szCs w:val="20"/>
               </w:rPr>
+              <w:spacing w:after="80" w:line="276" w:lineRule="auto"/>
             </w:pPr>
             <w:r>
               <w:rPr>
@@ -2138,6 +2444,7 @@
                 <w:sz w:val="20"/>
                 <w:szCs w:val="20"/>
               </w:rPr>
+              <w:spacing w:after="80" w:line="276" w:lineRule="auto"/>
             </w:pPr>
             <w:r>
               <w:rPr>
@@ -2167,6 +2474,7 @@
                 <w:sz w:val="20"/>
                 <w:szCs w:val="20"/>
               </w:rPr>
+              <w:spacing w:after="80" w:line="276" w:lineRule="auto"/>
             </w:pPr>
             <w:r>
               <w:rPr>
@@ -2190,6 +2498,7 @@
                 <w:sz w:val="20"/>
                 <w:szCs w:val="20"/>
               </w:rPr>
+              <w:spacing w:after="80" w:line="276" w:lineRule="auto"/>
             </w:pPr>
             <w:proofErr w:type="spellStart"/>
             <w:r>
@@ -2215,6 +2524,7 @@
                 <w:sz w:val="20"/>
                 <w:szCs w:val="20"/>
               </w:rPr>
+              <w:spacing w:after="80" w:line="276" w:lineRule="auto"/>
             </w:pPr>
             <w:proofErr w:type="spellStart"/>
             <w:r>
@@ -2240,6 +2550,7 @@
                 <w:sz w:val="20"/>
                 <w:szCs w:val="20"/>
               </w:rPr>
+              <w:spacing w:after="80" w:line="276" w:lineRule="auto"/>
             </w:pPr>
             <w:proofErr w:type="spellStart"/>
             <w:r>
@@ -2265,6 +2576,7 @@
                 <w:sz w:val="20"/>
                 <w:szCs w:val="20"/>
               </w:rPr>
+              <w:spacing w:after="80" w:line="276" w:lineRule="auto"/>
             </w:pPr>
             <w:r>
               <w:rPr>
@@ -2293,6 +2605,7 @@
                 <w:sz w:val="20"/>
                 <w:szCs w:val="20"/>
               </w:rPr>
+              <w:spacing w:after="80" w:line="276" w:lineRule="auto"/>
             </w:pPr>
             <w:r>
               <w:rPr>
@@ -2316,6 +2629,7 @@
                 <w:sz w:val="20"/>
                 <w:szCs w:val="20"/>
               </w:rPr>
+              <w:spacing w:after="80" w:line="276" w:lineRule="auto"/>
             </w:pPr>
             <w:proofErr w:type="spellStart"/>
             <w:r>
@@ -2341,6 +2655,7 @@
                 <w:sz w:val="20"/>
                 <w:szCs w:val="20"/>
               </w:rPr>
+              <w:spacing w:after="80" w:line="276" w:lineRule="auto"/>
             </w:pPr>
             <w:proofErr w:type="spellStart"/>
             <w:r>
@@ -2366,6 +2681,7 @@
                 <w:sz w:val="20"/>
                 <w:szCs w:val="20"/>
               </w:rPr>
+              <w:spacing w:after="80" w:line="276" w:lineRule="auto"/>
             </w:pPr>
             <w:r>
               <w:rPr>
@@ -2389,6 +2705,7 @@
                 <w:sz w:val="20"/>
                 <w:szCs w:val="20"/>
               </w:rPr>
+              <w:spacing w:after="80" w:line="276" w:lineRule="auto"/>
             </w:pPr>
             <w:r>
               <w:rPr>
@@ -2418,6 +2735,7 @@
                 <w:sz w:val="20"/>
                 <w:szCs w:val="20"/>
               </w:rPr>
+              <w:spacing w:after="80" w:line="276" w:lineRule="auto"/>
             </w:pPr>
             <w:r>
               <w:rPr>
@@ -2441,6 +2759,7 @@
                 <w:sz w:val="20"/>
                 <w:szCs w:val="20"/>
               </w:rPr>
+              <w:spacing w:after="80" w:line="276" w:lineRule="auto"/>
             </w:pPr>
             <w:proofErr w:type="spellStart"/>
             <w:r>
@@ -2466,6 +2785,7 @@
                 <w:sz w:val="20"/>
                 <w:szCs w:val="20"/>
               </w:rPr>
+              <w:spacing w:after="80" w:line="276" w:lineRule="auto"/>
             </w:pPr>
             <w:proofErr w:type="spellStart"/>
             <w:r>
@@ -2491,6 +2811,7 @@
                 <w:sz w:val="20"/>
                 <w:szCs w:val="20"/>
               </w:rPr>
+              <w:spacing w:after="80" w:line="276" w:lineRule="auto"/>
             </w:pPr>
             <w:r>
               <w:rPr>
@@ -2514,6 +2835,7 @@
                 <w:sz w:val="20"/>
                 <w:szCs w:val="20"/>
               </w:rPr>
+              <w:spacing w:after="80" w:line="276" w:lineRule="auto"/>
             </w:pPr>
             <w:r>
               <w:rPr>
@@ -2542,6 +2864,7 @@
                 <w:sz w:val="20"/>
                 <w:szCs w:val="20"/>
               </w:rPr>
+              <w:spacing w:after="80" w:line="276" w:lineRule="auto"/>
             </w:pPr>
             <w:r>
               <w:rPr>
@@ -2565,6 +2888,7 @@
                 <w:sz w:val="20"/>
                 <w:szCs w:val="20"/>
               </w:rPr>
+              <w:spacing w:after="80" w:line="276" w:lineRule="auto"/>
             </w:pPr>
             <w:proofErr w:type="spellStart"/>
             <w:r>
@@ -2590,6 +2914,7 @@
                 <w:sz w:val="20"/>
                 <w:szCs w:val="20"/>
               </w:rPr>
+              <w:spacing w:after="80" w:line="276" w:lineRule="auto"/>
             </w:pPr>
             <w:proofErr w:type="spellStart"/>
             <w:r>
@@ -2615,6 +2940,7 @@
                 <w:sz w:val="20"/>
                 <w:szCs w:val="20"/>
               </w:rPr>
+              <w:spacing w:after="80" w:line="276" w:lineRule="auto"/>
             </w:pPr>
             <w:r>
               <w:rPr>
@@ -2638,6 +2964,7 @@
                 <w:sz w:val="20"/>
                 <w:szCs w:val="20"/>
               </w:rPr>
+              <w:spacing w:after="80" w:line="276" w:lineRule="auto"/>
             </w:pPr>
             <w:r>
               <w:rPr>
@@ -2667,6 +2994,7 @@
                 <w:sz w:val="20"/>
                 <w:szCs w:val="20"/>
               </w:rPr>
+              <w:spacing w:after="80" w:line="276" w:lineRule="auto"/>
             </w:pPr>
             <w:r>
               <w:rPr>
@@ -2690,6 +3018,7 @@
                 <w:sz w:val="20"/>
                 <w:szCs w:val="20"/>
               </w:rPr>
+              <w:spacing w:after="80" w:line="276" w:lineRule="auto"/>
             </w:pPr>
             <w:r>
               <w:rPr>
@@ -2713,6 +3042,7 @@
                 <w:sz w:val="20"/>
                 <w:szCs w:val="20"/>
               </w:rPr>
+              <w:spacing w:after="80" w:line="276" w:lineRule="auto"/>
             </w:pPr>
             <w:proofErr w:type="spellStart"/>
             <w:r>
@@ -2738,6 +3068,7 @@
                 <w:sz w:val="20"/>
                 <w:szCs w:val="20"/>
               </w:rPr>
+              <w:spacing w:after="80" w:line="276" w:lineRule="auto"/>
             </w:pPr>
             <w:r>
               <w:rPr>
@@ -2761,6 +3092,7 @@
                 <w:sz w:val="20"/>
                 <w:szCs w:val="20"/>
               </w:rPr>
+              <w:spacing w:after="80" w:line="276" w:lineRule="auto"/>
             </w:pPr>
             <w:r>
               <w:rPr>
@@ -2789,6 +3121,7 @@
                 <w:sz w:val="20"/>
                 <w:szCs w:val="20"/>
               </w:rPr>
+              <w:spacing w:after="80" w:line="276" w:lineRule="auto"/>
             </w:pPr>
             <w:r>
               <w:rPr>
@@ -2812,6 +3145,7 @@
                 <w:sz w:val="20"/>
                 <w:szCs w:val="20"/>
               </w:rPr>
+              <w:spacing w:after="80" w:line="276" w:lineRule="auto"/>
             </w:pPr>
             <w:r>
               <w:rPr>
@@ -2835,6 +3169,7 @@
                 <w:sz w:val="20"/>
                 <w:szCs w:val="20"/>
               </w:rPr>
+              <w:spacing w:after="80" w:line="276" w:lineRule="auto"/>
             </w:pPr>
             <w:proofErr w:type="spellStart"/>
             <w:r>
@@ -2860,6 +3195,7 @@
                 <w:sz w:val="20"/>
                 <w:szCs w:val="20"/>
               </w:rPr>
+              <w:spacing w:after="80" w:line="276" w:lineRule="auto"/>
             </w:pPr>
             <w:r>
               <w:rPr>
@@ -2883,6 +3219,7 @@
                 <w:sz w:val="20"/>
                 <w:szCs w:val="20"/>
               </w:rPr>
+              <w:spacing w:after="80" w:line="276" w:lineRule="auto"/>
             </w:pPr>
             <w:r>
               <w:rPr>
@@ -2912,6 +3249,7 @@
                 <w:sz w:val="20"/>
                 <w:szCs w:val="20"/>
               </w:rPr>
+              <w:spacing w:after="80" w:line="276" w:lineRule="auto"/>
             </w:pPr>
             <w:r>
               <w:rPr>
@@ -2935,6 +3273,7 @@
                 <w:sz w:val="20"/>
                 <w:szCs w:val="20"/>
               </w:rPr>
+              <w:spacing w:after="80" w:line="276" w:lineRule="auto"/>
             </w:pPr>
             <w:proofErr w:type="spellStart"/>
             <w:r>
@@ -2960,6 +3299,7 @@
                 <w:sz w:val="20"/>
                 <w:szCs w:val="20"/>
               </w:rPr>
+              <w:spacing w:after="80" w:line="276" w:lineRule="auto"/>
             </w:pPr>
             <w:proofErr w:type="spellStart"/>
             <w:r>
@@ -2985,6 +3325,7 @@
                 <w:sz w:val="20"/>
                 <w:szCs w:val="20"/>
               </w:rPr>
+              <w:spacing w:after="80" w:line="276" w:lineRule="auto"/>
             </w:pPr>
             <w:r>
               <w:rPr>
@@ -3008,6 +3349,7 @@
                 <w:sz w:val="20"/>
                 <w:szCs w:val="20"/>
               </w:rPr>
+              <w:spacing w:after="80" w:line="276" w:lineRule="auto"/>
             </w:pPr>
             <w:r>
               <w:rPr>
@@ -3036,6 +3378,7 @@
                 <w:sz w:val="20"/>
                 <w:szCs w:val="20"/>
               </w:rPr>
+              <w:spacing w:after="80" w:line="276" w:lineRule="auto"/>
             </w:pPr>
             <w:r>
               <w:rPr>
@@ -3059,6 +3402,7 @@
                 <w:sz w:val="20"/>
                 <w:szCs w:val="20"/>
               </w:rPr>
+              <w:spacing w:after="80" w:line="276" w:lineRule="auto"/>
             </w:pPr>
             <w:proofErr w:type="spellStart"/>
             <w:r>
@@ -3084,6 +3428,7 @@
                 <w:sz w:val="20"/>
                 <w:szCs w:val="20"/>
               </w:rPr>
+              <w:spacing w:after="80" w:line="276" w:lineRule="auto"/>
             </w:pPr>
             <w:proofErr w:type="spellStart"/>
             <w:r>
@@ -3109,6 +3454,7 @@
                 <w:sz w:val="20"/>
                 <w:szCs w:val="20"/>
               </w:rPr>
+              <w:spacing w:after="80" w:line="276" w:lineRule="auto"/>
             </w:pPr>
             <w:r>
               <w:rPr>
@@ -3132,6 +3478,7 @@
                 <w:sz w:val="20"/>
                 <w:szCs w:val="20"/>
               </w:rPr>
+              <w:spacing w:after="80" w:line="276" w:lineRule="auto"/>
             </w:pPr>
             <w:r>
               <w:rPr>
@@ -3161,6 +3508,7 @@
                 <w:sz w:val="20"/>
                 <w:szCs w:val="20"/>
               </w:rPr>
+              <w:spacing w:after="80" w:line="276" w:lineRule="auto"/>
             </w:pPr>
             <w:r>
               <w:rPr>
@@ -3184,6 +3532,7 @@
                 <w:sz w:val="20"/>
                 <w:szCs w:val="20"/>
               </w:rPr>
+              <w:spacing w:after="80" w:line="276" w:lineRule="auto"/>
             </w:pPr>
             <w:proofErr w:type="spellStart"/>
             <w:r>
@@ -3209,6 +3558,7 @@
                 <w:sz w:val="20"/>
                 <w:szCs w:val="20"/>
               </w:rPr>
+              <w:spacing w:after="80" w:line="276" w:lineRule="auto"/>
             </w:pPr>
             <w:proofErr w:type="spellStart"/>
             <w:r>
@@ -3234,6 +3584,7 @@
                 <w:sz w:val="20"/>
                 <w:szCs w:val="20"/>
               </w:rPr>
+              <w:spacing w:after="80" w:line="276" w:lineRule="auto"/>
             </w:pPr>
             <w:r>
               <w:rPr>
@@ -3257,6 +3608,7 @@
                 <w:sz w:val="20"/>
                 <w:szCs w:val="20"/>
               </w:rPr>
+              <w:spacing w:after="80" w:line="276" w:lineRule="auto"/>
             </w:pPr>
             <w:r>
               <w:rPr>
@@ -3285,6 +3637,7 @@
                 <w:sz w:val="20"/>
                 <w:szCs w:val="20"/>
               </w:rPr>
+              <w:spacing w:after="80" w:line="276" w:lineRule="auto"/>
             </w:pPr>
             <w:r>
               <w:rPr>
@@ -3308,6 +3661,7 @@
                 <w:sz w:val="20"/>
                 <w:szCs w:val="20"/>
               </w:rPr>
+              <w:spacing w:after="80" w:line="276" w:lineRule="auto"/>
             </w:pPr>
             <w:proofErr w:type="spellStart"/>
             <w:r>
@@ -3333,6 +3687,7 @@
                 <w:sz w:val="20"/>
                 <w:szCs w:val="20"/>
               </w:rPr>
+              <w:spacing w:after="80" w:line="276" w:lineRule="auto"/>
             </w:pPr>
             <w:proofErr w:type="spellStart"/>
             <w:r>
@@ -3358,6 +3713,7 @@
                 <w:sz w:val="20"/>
                 <w:szCs w:val="20"/>
               </w:rPr>
+              <w:spacing w:after="80" w:line="276" w:lineRule="auto"/>
             </w:pPr>
             <w:r>
               <w:rPr>
@@ -3381,6 +3737,7 @@
                 <w:sz w:val="20"/>
                 <w:szCs w:val="20"/>
               </w:rPr>
+              <w:spacing w:after="80" w:line="276" w:lineRule="auto"/>
             </w:pPr>
             <w:r>
               <w:rPr>
@@ -3393,159 +3750,2321 @@
         </w:tc>
       </w:tr>
     </w:tbl>
-    <w:p/>
-    <w:p/>
     <w:p>
       <w:pPr>
+        <w:spacing w:after="60" w:line="252" w:lineRule="auto"/>
+      </w:pPr>
+    </w:p>
+    <w:p>
+      <w:pPr>
+        <w:spacing w:after="60" w:line="252" w:lineRule="auto"/>
+      </w:pPr>
+    </w:p>
+    <w:p>
+      <w:pPr>
         <w:pStyle w:val="Ttulo3"/>
         <w:rPr>
           <w:rFonts w:eastAsia="Times New Roman"/>
         </w:rPr>
+        <w:spacing w:before="120" w:after="80"/>
       </w:pPr>
       <w:bookmarkStart w:id="2" w:name="_Toc618499864"/>
       <w:r>
         <w:rPr>
           <w:rFonts w:eastAsia="Times New Roman"/>
+          <w:sz w:val="24"/>
         </w:rPr>
         <w:t>Módulo 1</w:t>
       </w:r>
       <w:bookmarkEnd w:id="2"/>
     </w:p>
     <w:p>
-      <w:r>
+      <w:pPr>
+        <w:spacing w:after="60" w:line="252" w:lineRule="auto"/>
+      </w:pPr>
+      <w:r>
+        <w:rPr>
+          <w:sz w:val="22"/>
+        </w:rPr>
         <w:t xml:space="preserve">No módulo 1, foi utilizada uma versão filtrada do </w:t>
       </w:r>
       <w:proofErr w:type="spellStart"/>
       <w:r>
         <w:rPr>
           <w:i/>
+          <w:sz w:val="22"/>
         </w:rPr>
         <w:t>dataset</w:t>
       </w:r>
       <w:proofErr w:type="spellEnd"/>
       <w:r>
+        <w:rPr>
+          <w:sz w:val="22"/>
+        </w:rPr>
         <w:t>, centrada nas cidades de Lisboa e Porto com 1.442 registos horários</w:t>
       </w:r>
       <w:r>
+        <w:rPr>
+          <w:sz w:val="22"/>
+        </w:rPr>
         <w:t xml:space="preserve"> no período de setembro a outubro</w:t>
       </w:r>
       <w:r>
+        <w:rPr>
+          <w:sz w:val="22"/>
+        </w:rPr>
         <w:t xml:space="preserve"> de 2025. </w:t>
       </w:r>
       <w:r>
+        <w:rPr>
+          <w:sz w:val="22"/>
+        </w:rPr>
         <w:t>Após a limpeza e filtragem, foram mantidas 16 vari</w:t>
       </w:r>
       <w:r>
+        <w:rPr>
+          <w:sz w:val="22"/>
+        </w:rPr>
         <w:t xml:space="preserve">áveis, </w:t>
       </w:r>
       <w:r>
+        <w:rPr>
+          <w:sz w:val="22"/>
+        </w:rPr>
         <w:t>distribu</w:t>
       </w:r>
       <w:r>
+        <w:rPr>
+          <w:sz w:val="22"/>
+        </w:rPr>
         <w:t>í</w:t>
       </w:r>
       <w:r>
+        <w:rPr>
+          <w:sz w:val="22"/>
+        </w:rPr>
         <w:t>das</w:t>
       </w:r>
       <w:r>
+        <w:rPr>
+          <w:sz w:val="22"/>
+        </w:rPr>
         <w:t xml:space="preserve"> entre variáveis atmosféricas, </w:t>
       </w:r>
       <w:r>
+        <w:rPr>
+          <w:sz w:val="22"/>
+        </w:rPr>
         <w:t>meteorológicas</w:t>
       </w:r>
       <w:r>
+        <w:rPr>
+          <w:sz w:val="22"/>
+        </w:rPr>
         <w:t xml:space="preserve"> e contextuais. Colunas com elevada percentagem de valores em falta, como </w:t>
       </w:r>
       <w:r>
         <w:rPr>
           <w:rFonts w:eastAsiaTheme="minorEastAsia"/>
+          <w:sz w:val="22"/>
         </w:rPr>
         <w:t>C6H6 e NMHC, foram removidas</w:t>
       </w:r>
       <w:r>
         <w:rPr>
           <w:rFonts w:eastAsiaTheme="minorEastAsia"/>
+          <w:sz w:val="22"/>
         </w:rPr>
         <w:t>.</w:t>
       </w:r>
     </w:p>
     <w:p>
-      <w:r>
+      <w:pPr>
+        <w:spacing w:after="60" w:line="252" w:lineRule="auto"/>
+      </w:pPr>
+      <w:r>
+        <w:rPr>
+          <w:sz w:val="22"/>
+        </w:rPr>
         <w:t xml:space="preserve">Uma decisão metodológica importante no módulo 1 foi a redefinição da variável </w:t>
       </w:r>
       <w:proofErr w:type="spellStart"/>
       <w:r>
+        <w:rPr>
+          <w:sz w:val="22"/>
+        </w:rPr>
         <w:t>air_quality_good</w:t>
       </w:r>
       <w:proofErr w:type="spellEnd"/>
       <w:r>
+        <w:rPr>
+          <w:sz w:val="22"/>
+        </w:rPr>
         <w:t>. Como a variável original se encontrava praticamente constante para Lisboa e Porto, foi redefinida como situação de má qualidade do ar quando se verificavam simultaneamente NO₂ ≥ 30 µg/m³ e humidade ≥ 80%. Esta reformulação permitiu obter variabilidade suficiente para treinar a componente probabilística.</w:t>
       </w:r>
     </w:p>
     <w:p>
-      <w:r>
+      <w:pPr>
+        <w:spacing w:after="60" w:line="252" w:lineRule="auto"/>
+      </w:pPr>
+      <w:r>
+        <w:rPr>
+          <w:sz w:val="22"/>
+        </w:rPr>
         <w:t xml:space="preserve">Nos módulos seguintes, o mesmo </w:t>
       </w:r>
       <w:proofErr w:type="spellStart"/>
       <w:r>
         <w:rPr>
           <w:i/>
+          <w:sz w:val="22"/>
         </w:rPr>
         <w:t>dataset</w:t>
       </w:r>
       <w:proofErr w:type="spellEnd"/>
       <w:r>
+        <w:rPr>
+          <w:sz w:val="22"/>
+        </w:rPr>
         <w:t xml:space="preserve"> servirá de base para tarefas de classificação, regressão e geração de relatórios, garantindo coerência entre as diferentes componentes do projeto</w:t>
       </w:r>
       <w:r>
+        <w:rPr>
+          <w:sz w:val="22"/>
+        </w:rPr>
         <w:t>, passando a ter o nome clean_air</w:t>
       </w:r>
       <w:r>
+        <w:rPr>
+          <w:sz w:val="22"/>
+        </w:rPr>
         <w:t>_quality.csv</w:t>
       </w:r>
       <w:r>
+        <w:rPr>
+          <w:sz w:val="22"/>
+        </w:rPr>
         <w:t>.</w:t>
-      </w:r>
-    </w:p>
-    <w:p/>
-    <w:p>
-      <w:pPr>
-        <w:pStyle w:val="Ttulo3"/>
-      </w:pPr>
-      <w:r>
-        <w:t>Módulo 2</w:t>
       </w:r>
     </w:p>
     <w:p>
-      <w:r>
-        <w:rPr>
-          <w:b w:val="0"/>
-        </w:rPr>
-        <w:t>A partir do clean_air_quality.csv foram derivados, no notebook eda.ipynb, dois ficheiros adaptados às tarefas de aprendizagem supervisionada:</w:t>
-      </w:r>
+      <w:pPr>
+        <w:spacing w:after="60" w:line="252" w:lineRule="auto"/>
+      </w:pPr>
     </w:p>
     <w:p>
-      <w:r>
-        <w:rPr>
-          <w:b w:val="0"/>
-        </w:rPr>
-        <w:t>classification_data_clean.csv — target air_quality_good. Foram removidas as colunas city, datetime, year e month (não preditivas) e ainda NO2 e humidity_percent para evitar data leakage (já entram na definição da target). Foram adicionadas as colunas derivadas hora e dia_semana, totalizando 13 colunas.</w:t>
+      <w:pPr>
+        <w:pStyle w:val="Ttulo3"/>
+        <w:spacing w:before="120" w:after="80"/>
+      </w:pPr>
+      <w:r>
+        <w:rPr>
+          <w:sz w:val="24"/>
+        </w:rPr>
+        <w:t>Módulo 2</w:t>
       </w:r>
     </w:p>
     <w:p>
+      <w:pPr>
+        <w:spacing w:after="60" w:line="252" w:lineRule="auto"/>
+      </w:pPr>
       <w:r>
         <w:rPr>
           <w:b w:val="0"/>
-        </w:rPr>
-        <w:t>regression_data_clean.csv — target NO2. Foram removidas city, datetime, year, month e air_quality_good, e adicionadas hora e dia_semana, totalizando 14 colunas.</w:t>
+          <w:sz w:val="22"/>
+        </w:rPr>
+        <w:t>A partir do clean_air_quality.csv foram derivados, no notebook eda.ipynb, dois ficheiros adaptados às tarefas de aprendizagem supervisionada:</w:t>
       </w:r>
     </w:p>
     <w:p>
+      <w:pPr>
+        <w:spacing w:after="60" w:line="252" w:lineRule="auto"/>
+      </w:pPr>
       <w:r>
         <w:rPr>
           <w:b w:val="0"/>
+          <w:sz w:val="22"/>
+        </w:rPr>
+        <w:t>classification_data_clean.csv — target air_quality_good. Foram removidas as colunas city, datetime, year e month (não preditivas) e ainda NO2 e humidity_percent para evitar data leakage (já entram na definição da target). Foram adicionadas as colunas derivadas hora e dia_semana, totalizando 13 colunas.</w:t>
+      </w:r>
+    </w:p>
+    <w:p>
+      <w:pPr>
+        <w:spacing w:after="60" w:line="252" w:lineRule="auto"/>
+      </w:pPr>
+      <w:r>
+        <w:rPr>
+          <w:b w:val="0"/>
+          <w:sz w:val="22"/>
+        </w:rPr>
+        <w:t>regression_data_clean.csv — target NO2. Foram removidas city, datetime, year, month e air_quality_good, e adicionadas hora e dia_semana, totalizando 14 colunas.</w:t>
+      </w:r>
+    </w:p>
+    <w:p>
+      <w:pPr>
+        <w:spacing w:after="60" w:line="252" w:lineRule="auto"/>
+      </w:pPr>
+      <w:r>
+        <w:rPr>
+          <w:b w:val="0"/>
+          <w:sz w:val="22"/>
         </w:rPr>
         <w:t>A variável dia_semana é codificada como inteiro (0 = segunda-feira). Não foi aplicado one-hot encoding nem normalização dos features nesta fase: o scaling é tratado dentro do pipeline dos modelos que dele beneficiam (Logistic Regression e KNN).</w:t>
+      </w:r>
+    </w:p>
+    <w:p>
+      <w:pPr>
+        <w:pStyle w:val="Ttulo3"/>
+        <w:spacing w:before="120" w:after="80"/>
+      </w:pPr>
+      <w:r>
+        <w:rPr>
+          <w:sz w:val="24"/>
+        </w:rPr>
+        <w:t>Análise exploratória</w:t>
+      </w:r>
+    </w:p>
+    <w:p>
+      <w:pPr>
+        <w:spacing w:after="60" w:line="252" w:lineRule="auto"/>
+      </w:pPr>
+      <w:r>
+        <w:rPr>
+          <w:b w:val="0"/>
+          <w:i w:val="0"/>
+          <w:sz w:val="22"/>
+        </w:rPr>
+        <w:t>A análise exploratória do clean_air_quality.csv (Tabela 4) mostra que, no período observado, nenhuma medição horária de NO₂, PM10 ou SO₂ excedeu os limites legais horários (Diretiva 2008/50/CE), e o máximo de PM2.5 (38,75 µg/m³) e O₃ (114,68 µg/m³) ficou abaixo dos limiares de informação ao público. As excedências detetadas pelo motor de regras concentram-se nos limites de 24 h e anuais, aplicados conservadoramente a dados horários (ver §3.1 e §5). Existem também 1.442 registos com a variável air_quality_good redefinida (NO₂ ≥ 30 ∧ humidade ≥ 80 %), dos quais 147 (10,2 %) foram classificados como 'má' — esta é a target de classificação no Módulo 2.</w:t>
+      </w:r>
+    </w:p>
+    <w:tbl>
+      <w:tblPr>
+        <w:tblW w:type="auto" w:w="0"/>
+        <w:jc w:val="center"/>
+        <w:tblLook w:firstColumn="1" w:firstRow="1" w:lastColumn="0" w:lastRow="0" w:noHBand="0" w:noVBand="1" w:val="04A0"/>
+        <w:tblBorders>
+          <w:top w:val="single" w:sz="4" w:color="888888"/>
+          <w:left w:val="single" w:sz="4" w:color="888888"/>
+          <w:bottom w:val="single" w:sz="4" w:color="888888"/>
+          <w:right w:val="single" w:sz="4" w:color="888888"/>
+          <w:insideH w:val="single" w:sz="4" w:color="888888"/>
+          <w:insideV w:val="single" w:sz="4" w:color="888888"/>
+        </w:tblBorders>
+      </w:tblPr>
+      <w:tblGrid>
+        <w:gridCol w:w="1289"/>
+        <w:gridCol w:w="1289"/>
+        <w:gridCol w:w="1289"/>
+        <w:gridCol w:w="1289"/>
+        <w:gridCol w:w="1289"/>
+        <w:gridCol w:w="1289"/>
+        <w:gridCol w:w="1289"/>
+      </w:tblGrid>
+      <w:tr>
+        <w:tc>
+          <w:tcPr>
+            <w:tcW w:type="dxa" w:w="1289"/>
+            <w:shd w:val="clear" w:color="auto" w:fill="D9E2F3"/>
+          </w:tcPr>
+          <w:p>
+            <w:pPr>
+              <w:jc w:val="center"/>
+              <w:spacing w:after="80" w:line="276" w:lineRule="auto"/>
+            </w:pPr>
+            <w:r>
+              <w:rPr>
+                <w:sz w:val="22"/>
+              </w:rPr>
+            </w:r>
+            <w:r>
+              <w:rPr>
+                <w:b/>
+                <w:sz w:val="20"/>
+              </w:rPr>
+              <w:t>Variável</w:t>
+            </w:r>
+          </w:p>
+        </w:tc>
+        <w:tc>
+          <w:tcPr>
+            <w:tcW w:type="dxa" w:w="1289"/>
+            <w:shd w:val="clear" w:color="auto" w:fill="D9E2F3"/>
+          </w:tcPr>
+          <w:p>
+            <w:pPr>
+              <w:jc w:val="center"/>
+              <w:spacing w:after="80" w:line="276" w:lineRule="auto"/>
+            </w:pPr>
+            <w:r>
+              <w:rPr>
+                <w:sz w:val="22"/>
+              </w:rPr>
+            </w:r>
+            <w:r>
+              <w:rPr>
+                <w:b/>
+                <w:sz w:val="20"/>
+              </w:rPr>
+              <w:t>Média</w:t>
+            </w:r>
+          </w:p>
+        </w:tc>
+        <w:tc>
+          <w:tcPr>
+            <w:tcW w:type="dxa" w:w="1289"/>
+            <w:shd w:val="clear" w:color="auto" w:fill="D9E2F3"/>
+          </w:tcPr>
+          <w:p>
+            <w:pPr>
+              <w:jc w:val="center"/>
+              <w:spacing w:after="80" w:line="276" w:lineRule="auto"/>
+            </w:pPr>
+            <w:r>
+              <w:rPr>
+                <w:sz w:val="22"/>
+              </w:rPr>
+            </w:r>
+            <w:r>
+              <w:rPr>
+                <w:b/>
+                <w:sz w:val="20"/>
+              </w:rPr>
+              <w:t>DP</w:t>
+            </w:r>
+          </w:p>
+        </w:tc>
+        <w:tc>
+          <w:tcPr>
+            <w:tcW w:type="dxa" w:w="1289"/>
+            <w:shd w:val="clear" w:color="auto" w:fill="D9E2F3"/>
+          </w:tcPr>
+          <w:p>
+            <w:pPr>
+              <w:jc w:val="center"/>
+              <w:spacing w:after="80" w:line="276" w:lineRule="auto"/>
+            </w:pPr>
+            <w:r>
+              <w:rPr>
+                <w:sz w:val="22"/>
+              </w:rPr>
+            </w:r>
+            <w:r>
+              <w:rPr>
+                <w:b/>
+                <w:sz w:val="20"/>
+              </w:rPr>
+              <w:t>Mín.</w:t>
+            </w:r>
+          </w:p>
+        </w:tc>
+        <w:tc>
+          <w:tcPr>
+            <w:tcW w:type="dxa" w:w="1289"/>
+            <w:shd w:val="clear" w:color="auto" w:fill="D9E2F3"/>
+          </w:tcPr>
+          <w:p>
+            <w:pPr>
+              <w:jc w:val="center"/>
+              <w:spacing w:after="80" w:line="276" w:lineRule="auto"/>
+            </w:pPr>
+            <w:r>
+              <w:rPr>
+                <w:sz w:val="22"/>
+              </w:rPr>
+            </w:r>
+            <w:r>
+              <w:rPr>
+                <w:b/>
+                <w:sz w:val="20"/>
+              </w:rPr>
+              <w:t>Mediana</w:t>
+            </w:r>
+          </w:p>
+        </w:tc>
+        <w:tc>
+          <w:tcPr>
+            <w:tcW w:type="dxa" w:w="1289"/>
+            <w:shd w:val="clear" w:color="auto" w:fill="D9E2F3"/>
+          </w:tcPr>
+          <w:p>
+            <w:pPr>
+              <w:jc w:val="center"/>
+              <w:spacing w:after="80" w:line="276" w:lineRule="auto"/>
+            </w:pPr>
+            <w:r>
+              <w:rPr>
+                <w:sz w:val="22"/>
+              </w:rPr>
+            </w:r>
+            <w:r>
+              <w:rPr>
+                <w:b/>
+                <w:sz w:val="20"/>
+              </w:rPr>
+              <w:t>Máx.</w:t>
+            </w:r>
+          </w:p>
+        </w:tc>
+        <w:tc>
+          <w:tcPr>
+            <w:tcW w:type="dxa" w:w="1289"/>
+            <w:shd w:val="clear" w:color="auto" w:fill="D9E2F3"/>
+          </w:tcPr>
+          <w:p>
+            <w:pPr>
+              <w:jc w:val="center"/>
+              <w:spacing w:after="80" w:line="276" w:lineRule="auto"/>
+            </w:pPr>
+            <w:r>
+              <w:rPr>
+                <w:sz w:val="22"/>
+              </w:rPr>
+            </w:r>
+            <w:r>
+              <w:rPr>
+                <w:b/>
+                <w:sz w:val="20"/>
+              </w:rPr>
+              <w:t>Limite UE/OMS</w:t>
+            </w:r>
+          </w:p>
+        </w:tc>
+      </w:tr>
+      <w:tr>
+        <w:tc>
+          <w:tcPr>
+            <w:tcW w:type="dxa" w:w="1289"/>
+          </w:tcPr>
+          <w:p>
+            <w:pPr>
+              <w:jc w:val="left"/>
+              <w:spacing w:after="80" w:line="276" w:lineRule="auto"/>
+            </w:pPr>
+            <w:r>
+              <w:rPr>
+                <w:sz w:val="22"/>
+              </w:rPr>
+            </w:r>
+            <w:r>
+              <w:rPr>
+                <w:sz w:val="20"/>
+              </w:rPr>
+              <w:t>NO₂ (µg/m³)</w:t>
+            </w:r>
+          </w:p>
+        </w:tc>
+        <w:tc>
+          <w:tcPr>
+            <w:tcW w:type="dxa" w:w="1289"/>
+          </w:tcPr>
+          <w:p>
+            <w:pPr>
+              <w:jc w:val="center"/>
+              <w:spacing w:after="80" w:line="276" w:lineRule="auto"/>
+            </w:pPr>
+            <w:r>
+              <w:rPr>
+                <w:sz w:val="22"/>
+              </w:rPr>
+            </w:r>
+            <w:r>
+              <w:rPr>
+                <w:sz w:val="20"/>
+              </w:rPr>
+              <w:t>29,70</w:t>
+            </w:r>
+          </w:p>
+        </w:tc>
+        <w:tc>
+          <w:tcPr>
+            <w:tcW w:type="dxa" w:w="1289"/>
+          </w:tcPr>
+          <w:p>
+            <w:pPr>
+              <w:jc w:val="center"/>
+              <w:spacing w:after="80" w:line="276" w:lineRule="auto"/>
+            </w:pPr>
+            <w:r>
+              <w:rPr>
+                <w:sz w:val="22"/>
+              </w:rPr>
+            </w:r>
+            <w:r>
+              <w:rPr>
+                <w:sz w:val="20"/>
+              </w:rPr>
+              <w:t>13,28</w:t>
+            </w:r>
+          </w:p>
+        </w:tc>
+        <w:tc>
+          <w:tcPr>
+            <w:tcW w:type="dxa" w:w="1289"/>
+          </w:tcPr>
+          <w:p>
+            <w:pPr>
+              <w:jc w:val="center"/>
+              <w:spacing w:after="80" w:line="276" w:lineRule="auto"/>
+            </w:pPr>
+            <w:r>
+              <w:rPr>
+                <w:sz w:val="22"/>
+              </w:rPr>
+            </w:r>
+            <w:r>
+              <w:rPr>
+                <w:sz w:val="20"/>
+              </w:rPr>
+              <w:t>2,42</w:t>
+            </w:r>
+          </w:p>
+        </w:tc>
+        <w:tc>
+          <w:tcPr>
+            <w:tcW w:type="dxa" w:w="1289"/>
+          </w:tcPr>
+          <w:p>
+            <w:pPr>
+              <w:jc w:val="center"/>
+              <w:spacing w:after="80" w:line="276" w:lineRule="auto"/>
+            </w:pPr>
+            <w:r>
+              <w:rPr>
+                <w:sz w:val="22"/>
+              </w:rPr>
+            </w:r>
+            <w:r>
+              <w:rPr>
+                <w:sz w:val="20"/>
+              </w:rPr>
+              <w:t>28,16</w:t>
+            </w:r>
+          </w:p>
+        </w:tc>
+        <w:tc>
+          <w:tcPr>
+            <w:tcW w:type="dxa" w:w="1289"/>
+          </w:tcPr>
+          <w:p>
+            <w:pPr>
+              <w:jc w:val="center"/>
+              <w:spacing w:after="80" w:line="276" w:lineRule="auto"/>
+            </w:pPr>
+            <w:r>
+              <w:rPr>
+                <w:sz w:val="22"/>
+              </w:rPr>
+            </w:r>
+            <w:r>
+              <w:rPr>
+                <w:sz w:val="20"/>
+              </w:rPr>
+              <w:t>76,47</w:t>
+            </w:r>
+          </w:p>
+        </w:tc>
+        <w:tc>
+          <w:tcPr>
+            <w:tcW w:type="dxa" w:w="1289"/>
+          </w:tcPr>
+          <w:p>
+            <w:pPr>
+              <w:jc w:val="center"/>
+              <w:spacing w:after="80" w:line="276" w:lineRule="auto"/>
+            </w:pPr>
+            <w:r>
+              <w:rPr>
+                <w:sz w:val="22"/>
+              </w:rPr>
+            </w:r>
+            <w:r>
+              <w:rPr>
+                <w:sz w:val="20"/>
+              </w:rPr>
+              <w:t>200 (1h)</w:t>
+            </w:r>
+          </w:p>
+        </w:tc>
+      </w:tr>
+      <w:tr>
+        <w:tc>
+          <w:tcPr>
+            <w:tcW w:type="dxa" w:w="1289"/>
+          </w:tcPr>
+          <w:p>
+            <w:pPr>
+              <w:jc w:val="left"/>
+              <w:spacing w:after="80" w:line="276" w:lineRule="auto"/>
+            </w:pPr>
+            <w:r>
+              <w:rPr>
+                <w:sz w:val="22"/>
+              </w:rPr>
+            </w:r>
+            <w:r>
+              <w:rPr>
+                <w:sz w:val="20"/>
+              </w:rPr>
+              <w:t>PM10 (µg/m³)</w:t>
+            </w:r>
+          </w:p>
+        </w:tc>
+        <w:tc>
+          <w:tcPr>
+            <w:tcW w:type="dxa" w:w="1289"/>
+          </w:tcPr>
+          <w:p>
+            <w:pPr>
+              <w:jc w:val="center"/>
+              <w:spacing w:after="80" w:line="276" w:lineRule="auto"/>
+            </w:pPr>
+            <w:r>
+              <w:rPr>
+                <w:sz w:val="22"/>
+              </w:rPr>
+            </w:r>
+            <w:r>
+              <w:rPr>
+                <w:sz w:val="20"/>
+              </w:rPr>
+              <w:t>21,61</w:t>
+            </w:r>
+          </w:p>
+        </w:tc>
+        <w:tc>
+          <w:tcPr>
+            <w:tcW w:type="dxa" w:w="1289"/>
+          </w:tcPr>
+          <w:p>
+            <w:pPr>
+              <w:jc w:val="center"/>
+              <w:spacing w:after="80" w:line="276" w:lineRule="auto"/>
+            </w:pPr>
+            <w:r>
+              <w:rPr>
+                <w:sz w:val="22"/>
+              </w:rPr>
+            </w:r>
+            <w:r>
+              <w:rPr>
+                <w:sz w:val="20"/>
+              </w:rPr>
+              <w:t>9,43</w:t>
+            </w:r>
+          </w:p>
+        </w:tc>
+        <w:tc>
+          <w:tcPr>
+            <w:tcW w:type="dxa" w:w="1289"/>
+          </w:tcPr>
+          <w:p>
+            <w:pPr>
+              <w:jc w:val="center"/>
+              <w:spacing w:after="80" w:line="276" w:lineRule="auto"/>
+            </w:pPr>
+            <w:r>
+              <w:rPr>
+                <w:sz w:val="22"/>
+              </w:rPr>
+            </w:r>
+            <w:r>
+              <w:rPr>
+                <w:sz w:val="20"/>
+              </w:rPr>
+              <w:t>1,84</w:t>
+            </w:r>
+          </w:p>
+        </w:tc>
+        <w:tc>
+          <w:tcPr>
+            <w:tcW w:type="dxa" w:w="1289"/>
+          </w:tcPr>
+          <w:p>
+            <w:pPr>
+              <w:jc w:val="center"/>
+              <w:spacing w:after="80" w:line="276" w:lineRule="auto"/>
+            </w:pPr>
+            <w:r>
+              <w:rPr>
+                <w:sz w:val="22"/>
+              </w:rPr>
+            </w:r>
+            <w:r>
+              <w:rPr>
+                <w:sz w:val="20"/>
+              </w:rPr>
+              <w:t>20,11</w:t>
+            </w:r>
+          </w:p>
+        </w:tc>
+        <w:tc>
+          <w:tcPr>
+            <w:tcW w:type="dxa" w:w="1289"/>
+          </w:tcPr>
+          <w:p>
+            <w:pPr>
+              <w:jc w:val="center"/>
+              <w:spacing w:after="80" w:line="276" w:lineRule="auto"/>
+            </w:pPr>
+            <w:r>
+              <w:rPr>
+                <w:sz w:val="22"/>
+              </w:rPr>
+            </w:r>
+            <w:r>
+              <w:rPr>
+                <w:sz w:val="20"/>
+              </w:rPr>
+              <w:t>58,57</w:t>
+            </w:r>
+          </w:p>
+        </w:tc>
+        <w:tc>
+          <w:tcPr>
+            <w:tcW w:type="dxa" w:w="1289"/>
+          </w:tcPr>
+          <w:p>
+            <w:pPr>
+              <w:jc w:val="center"/>
+              <w:spacing w:after="80" w:line="276" w:lineRule="auto"/>
+            </w:pPr>
+            <w:r>
+              <w:rPr>
+                <w:sz w:val="22"/>
+              </w:rPr>
+            </w:r>
+            <w:r>
+              <w:rPr>
+                <w:sz w:val="20"/>
+              </w:rPr>
+              <w:t>50 (24h)</w:t>
+            </w:r>
+          </w:p>
+        </w:tc>
+      </w:tr>
+      <w:tr>
+        <w:tc>
+          <w:tcPr>
+            <w:tcW w:type="dxa" w:w="1289"/>
+          </w:tcPr>
+          <w:p>
+            <w:pPr>
+              <w:jc w:val="left"/>
+              <w:spacing w:after="80" w:line="276" w:lineRule="auto"/>
+            </w:pPr>
+            <w:r>
+              <w:rPr>
+                <w:sz w:val="22"/>
+              </w:rPr>
+            </w:r>
+            <w:r>
+              <w:rPr>
+                <w:sz w:val="20"/>
+              </w:rPr>
+              <w:t>PM2.5 (µg/m³)</w:t>
+            </w:r>
+          </w:p>
+        </w:tc>
+        <w:tc>
+          <w:tcPr>
+            <w:tcW w:type="dxa" w:w="1289"/>
+          </w:tcPr>
+          <w:p>
+            <w:pPr>
+              <w:jc w:val="center"/>
+              <w:spacing w:after="80" w:line="276" w:lineRule="auto"/>
+            </w:pPr>
+            <w:r>
+              <w:rPr>
+                <w:sz w:val="22"/>
+              </w:rPr>
+            </w:r>
+            <w:r>
+              <w:rPr>
+                <w:sz w:val="20"/>
+              </w:rPr>
+              <w:t>15,14</w:t>
+            </w:r>
+          </w:p>
+        </w:tc>
+        <w:tc>
+          <w:tcPr>
+            <w:tcW w:type="dxa" w:w="1289"/>
+          </w:tcPr>
+          <w:p>
+            <w:pPr>
+              <w:jc w:val="center"/>
+              <w:spacing w:after="80" w:line="276" w:lineRule="auto"/>
+            </w:pPr>
+            <w:r>
+              <w:rPr>
+                <w:sz w:val="22"/>
+              </w:rPr>
+            </w:r>
+            <w:r>
+              <w:rPr>
+                <w:sz w:val="20"/>
+              </w:rPr>
+              <w:t>6,89</w:t>
+            </w:r>
+          </w:p>
+        </w:tc>
+        <w:tc>
+          <w:tcPr>
+            <w:tcW w:type="dxa" w:w="1289"/>
+          </w:tcPr>
+          <w:p>
+            <w:pPr>
+              <w:jc w:val="center"/>
+              <w:spacing w:after="80" w:line="276" w:lineRule="auto"/>
+            </w:pPr>
+            <w:r>
+              <w:rPr>
+                <w:sz w:val="22"/>
+              </w:rPr>
+            </w:r>
+            <w:r>
+              <w:rPr>
+                <w:sz w:val="20"/>
+              </w:rPr>
+              <w:t>0,10</w:t>
+            </w:r>
+          </w:p>
+        </w:tc>
+        <w:tc>
+          <w:tcPr>
+            <w:tcW w:type="dxa" w:w="1289"/>
+          </w:tcPr>
+          <w:p>
+            <w:pPr>
+              <w:jc w:val="center"/>
+              <w:spacing w:after="80" w:line="276" w:lineRule="auto"/>
+            </w:pPr>
+            <w:r>
+              <w:rPr>
+                <w:sz w:val="22"/>
+              </w:rPr>
+            </w:r>
+            <w:r>
+              <w:rPr>
+                <w:sz w:val="20"/>
+              </w:rPr>
+              <w:t>14,08</w:t>
+            </w:r>
+          </w:p>
+        </w:tc>
+        <w:tc>
+          <w:tcPr>
+            <w:tcW w:type="dxa" w:w="1289"/>
+          </w:tcPr>
+          <w:p>
+            <w:pPr>
+              <w:jc w:val="center"/>
+              <w:spacing w:after="80" w:line="276" w:lineRule="auto"/>
+            </w:pPr>
+            <w:r>
+              <w:rPr>
+                <w:sz w:val="22"/>
+              </w:rPr>
+            </w:r>
+            <w:r>
+              <w:rPr>
+                <w:sz w:val="20"/>
+              </w:rPr>
+              <w:t>38,75</w:t>
+            </w:r>
+          </w:p>
+        </w:tc>
+        <w:tc>
+          <w:tcPr>
+            <w:tcW w:type="dxa" w:w="1289"/>
+          </w:tcPr>
+          <w:p>
+            <w:pPr>
+              <w:jc w:val="center"/>
+              <w:spacing w:after="80" w:line="276" w:lineRule="auto"/>
+            </w:pPr>
+            <w:r>
+              <w:rPr>
+                <w:sz w:val="22"/>
+              </w:rPr>
+            </w:r>
+            <w:r>
+              <w:rPr>
+                <w:sz w:val="20"/>
+              </w:rPr>
+              <w:t>25 (anual)</w:t>
+            </w:r>
+          </w:p>
+        </w:tc>
+      </w:tr>
+      <w:tr>
+        <w:tc>
+          <w:tcPr>
+            <w:tcW w:type="dxa" w:w="1289"/>
+          </w:tcPr>
+          <w:p>
+            <w:pPr>
+              <w:jc w:val="left"/>
+              <w:spacing w:after="80" w:line="276" w:lineRule="auto"/>
+            </w:pPr>
+            <w:r>
+              <w:rPr>
+                <w:sz w:val="22"/>
+              </w:rPr>
+            </w:r>
+            <w:r>
+              <w:rPr>
+                <w:sz w:val="20"/>
+              </w:rPr>
+              <w:t>O₃ (µg/m³)</w:t>
+            </w:r>
+          </w:p>
+        </w:tc>
+        <w:tc>
+          <w:tcPr>
+            <w:tcW w:type="dxa" w:w="1289"/>
+          </w:tcPr>
+          <w:p>
+            <w:pPr>
+              <w:jc w:val="center"/>
+              <w:spacing w:after="80" w:line="276" w:lineRule="auto"/>
+            </w:pPr>
+            <w:r>
+              <w:rPr>
+                <w:sz w:val="22"/>
+              </w:rPr>
+            </w:r>
+            <w:r>
+              <w:rPr>
+                <w:sz w:val="20"/>
+              </w:rPr>
+              <w:t>69,30</w:t>
+            </w:r>
+          </w:p>
+        </w:tc>
+        <w:tc>
+          <w:tcPr>
+            <w:tcW w:type="dxa" w:w="1289"/>
+          </w:tcPr>
+          <w:p>
+            <w:pPr>
+              <w:jc w:val="center"/>
+              <w:spacing w:after="80" w:line="276" w:lineRule="auto"/>
+            </w:pPr>
+            <w:r>
+              <w:rPr>
+                <w:sz w:val="22"/>
+              </w:rPr>
+            </w:r>
+            <w:r>
+              <w:rPr>
+                <w:sz w:val="20"/>
+              </w:rPr>
+              <w:t>16,78</w:t>
+            </w:r>
+          </w:p>
+        </w:tc>
+        <w:tc>
+          <w:tcPr>
+            <w:tcW w:type="dxa" w:w="1289"/>
+          </w:tcPr>
+          <w:p>
+            <w:pPr>
+              <w:jc w:val="center"/>
+              <w:spacing w:after="80" w:line="276" w:lineRule="auto"/>
+            </w:pPr>
+            <w:r>
+              <w:rPr>
+                <w:sz w:val="22"/>
+              </w:rPr>
+            </w:r>
+            <w:r>
+              <w:rPr>
+                <w:sz w:val="20"/>
+              </w:rPr>
+              <w:t>28,22</w:t>
+            </w:r>
+          </w:p>
+        </w:tc>
+        <w:tc>
+          <w:tcPr>
+            <w:tcW w:type="dxa" w:w="1289"/>
+          </w:tcPr>
+          <w:p>
+            <w:pPr>
+              <w:jc w:val="center"/>
+              <w:spacing w:after="80" w:line="276" w:lineRule="auto"/>
+            </w:pPr>
+            <w:r>
+              <w:rPr>
+                <w:sz w:val="22"/>
+              </w:rPr>
+            </w:r>
+            <w:r>
+              <w:rPr>
+                <w:sz w:val="20"/>
+              </w:rPr>
+              <w:t>69,20</w:t>
+            </w:r>
+          </w:p>
+        </w:tc>
+        <w:tc>
+          <w:tcPr>
+            <w:tcW w:type="dxa" w:w="1289"/>
+          </w:tcPr>
+          <w:p>
+            <w:pPr>
+              <w:jc w:val="center"/>
+              <w:spacing w:after="80" w:line="276" w:lineRule="auto"/>
+            </w:pPr>
+            <w:r>
+              <w:rPr>
+                <w:sz w:val="22"/>
+              </w:rPr>
+            </w:r>
+            <w:r>
+              <w:rPr>
+                <w:sz w:val="20"/>
+              </w:rPr>
+              <w:t>114,68</w:t>
+            </w:r>
+          </w:p>
+        </w:tc>
+        <w:tc>
+          <w:tcPr>
+            <w:tcW w:type="dxa" w:w="1289"/>
+          </w:tcPr>
+          <w:p>
+            <w:pPr>
+              <w:jc w:val="center"/>
+              <w:spacing w:after="80" w:line="276" w:lineRule="auto"/>
+            </w:pPr>
+            <w:r>
+              <w:rPr>
+                <w:sz w:val="22"/>
+              </w:rPr>
+            </w:r>
+            <w:r>
+              <w:rPr>
+                <w:sz w:val="20"/>
+              </w:rPr>
+              <w:t>180 (info)</w:t>
+            </w:r>
+          </w:p>
+        </w:tc>
+      </w:tr>
+      <w:tr>
+        <w:tc>
+          <w:tcPr>
+            <w:tcW w:type="dxa" w:w="1289"/>
+          </w:tcPr>
+          <w:p>
+            <w:pPr>
+              <w:jc w:val="left"/>
+              <w:spacing w:after="80" w:line="276" w:lineRule="auto"/>
+            </w:pPr>
+            <w:r>
+              <w:rPr>
+                <w:sz w:val="22"/>
+              </w:rPr>
+            </w:r>
+            <w:r>
+              <w:rPr>
+                <w:sz w:val="20"/>
+              </w:rPr>
+              <w:t>SO₂ (µg/m³)</w:t>
+            </w:r>
+          </w:p>
+        </w:tc>
+        <w:tc>
+          <w:tcPr>
+            <w:tcW w:type="dxa" w:w="1289"/>
+          </w:tcPr>
+          <w:p>
+            <w:pPr>
+              <w:jc w:val="center"/>
+              <w:spacing w:after="80" w:line="276" w:lineRule="auto"/>
+            </w:pPr>
+            <w:r>
+              <w:rPr>
+                <w:sz w:val="22"/>
+              </w:rPr>
+            </w:r>
+            <w:r>
+              <w:rPr>
+                <w:sz w:val="20"/>
+              </w:rPr>
+              <w:t>6,45</w:t>
+            </w:r>
+          </w:p>
+        </w:tc>
+        <w:tc>
+          <w:tcPr>
+            <w:tcW w:type="dxa" w:w="1289"/>
+          </w:tcPr>
+          <w:p>
+            <w:pPr>
+              <w:jc w:val="center"/>
+              <w:spacing w:after="80" w:line="276" w:lineRule="auto"/>
+            </w:pPr>
+            <w:r>
+              <w:rPr>
+                <w:sz w:val="22"/>
+              </w:rPr>
+            </w:r>
+            <w:r>
+              <w:rPr>
+                <w:sz w:val="20"/>
+              </w:rPr>
+              <w:t>3,05</w:t>
+            </w:r>
+          </w:p>
+        </w:tc>
+        <w:tc>
+          <w:tcPr>
+            <w:tcW w:type="dxa" w:w="1289"/>
+          </w:tcPr>
+          <w:p>
+            <w:pPr>
+              <w:jc w:val="center"/>
+              <w:spacing w:after="80" w:line="276" w:lineRule="auto"/>
+            </w:pPr>
+            <w:r>
+              <w:rPr>
+                <w:sz w:val="22"/>
+              </w:rPr>
+            </w:r>
+            <w:r>
+              <w:rPr>
+                <w:sz w:val="20"/>
+              </w:rPr>
+              <w:t>0,10</w:t>
+            </w:r>
+          </w:p>
+        </w:tc>
+        <w:tc>
+          <w:tcPr>
+            <w:tcW w:type="dxa" w:w="1289"/>
+          </w:tcPr>
+          <w:p>
+            <w:pPr>
+              <w:jc w:val="center"/>
+              <w:spacing w:after="80" w:line="276" w:lineRule="auto"/>
+            </w:pPr>
+            <w:r>
+              <w:rPr>
+                <w:sz w:val="22"/>
+              </w:rPr>
+            </w:r>
+            <w:r>
+              <w:rPr>
+                <w:sz w:val="20"/>
+              </w:rPr>
+              <w:t>6,01</w:t>
+            </w:r>
+          </w:p>
+        </w:tc>
+        <w:tc>
+          <w:tcPr>
+            <w:tcW w:type="dxa" w:w="1289"/>
+          </w:tcPr>
+          <w:p>
+            <w:pPr>
+              <w:jc w:val="center"/>
+              <w:spacing w:after="80" w:line="276" w:lineRule="auto"/>
+            </w:pPr>
+            <w:r>
+              <w:rPr>
+                <w:sz w:val="22"/>
+              </w:rPr>
+            </w:r>
+            <w:r>
+              <w:rPr>
+                <w:sz w:val="20"/>
+              </w:rPr>
+              <w:t>18,36</w:t>
+            </w:r>
+          </w:p>
+        </w:tc>
+        <w:tc>
+          <w:tcPr>
+            <w:tcW w:type="dxa" w:w="1289"/>
+          </w:tcPr>
+          <w:p>
+            <w:pPr>
+              <w:jc w:val="center"/>
+              <w:spacing w:after="80" w:line="276" w:lineRule="auto"/>
+            </w:pPr>
+            <w:r>
+              <w:rPr>
+                <w:sz w:val="22"/>
+              </w:rPr>
+            </w:r>
+            <w:r>
+              <w:rPr>
+                <w:sz w:val="20"/>
+              </w:rPr>
+              <w:t>350 (1h)</w:t>
+            </w:r>
+          </w:p>
+        </w:tc>
+      </w:tr>
+      <w:tr>
+        <w:tc>
+          <w:tcPr>
+            <w:tcW w:type="dxa" w:w="1289"/>
+          </w:tcPr>
+          <w:p>
+            <w:pPr>
+              <w:jc w:val="left"/>
+              <w:spacing w:after="80" w:line="276" w:lineRule="auto"/>
+            </w:pPr>
+            <w:r>
+              <w:rPr>
+                <w:sz w:val="22"/>
+              </w:rPr>
+            </w:r>
+            <w:r>
+              <w:rPr>
+                <w:sz w:val="20"/>
+              </w:rPr>
+              <w:t>CO (mg/m³)</w:t>
+            </w:r>
+          </w:p>
+        </w:tc>
+        <w:tc>
+          <w:tcPr>
+            <w:tcW w:type="dxa" w:w="1289"/>
+          </w:tcPr>
+          <w:p>
+            <w:pPr>
+              <w:jc w:val="center"/>
+              <w:spacing w:after="80" w:line="276" w:lineRule="auto"/>
+            </w:pPr>
+            <w:r>
+              <w:rPr>
+                <w:sz w:val="22"/>
+              </w:rPr>
+            </w:r>
+            <w:r>
+              <w:rPr>
+                <w:sz w:val="20"/>
+              </w:rPr>
+              <w:t>1,01</w:t>
+            </w:r>
+          </w:p>
+        </w:tc>
+        <w:tc>
+          <w:tcPr>
+            <w:tcW w:type="dxa" w:w="1289"/>
+          </w:tcPr>
+          <w:p>
+            <w:pPr>
+              <w:jc w:val="center"/>
+              <w:spacing w:after="80" w:line="276" w:lineRule="auto"/>
+            </w:pPr>
+            <w:r>
+              <w:rPr>
+                <w:sz w:val="22"/>
+              </w:rPr>
+            </w:r>
+            <w:r>
+              <w:rPr>
+                <w:sz w:val="20"/>
+              </w:rPr>
+              <w:t>0,44</w:t>
+            </w:r>
+          </w:p>
+        </w:tc>
+        <w:tc>
+          <w:tcPr>
+            <w:tcW w:type="dxa" w:w="1289"/>
+          </w:tcPr>
+          <w:p>
+            <w:pPr>
+              <w:jc w:val="center"/>
+              <w:spacing w:after="80" w:line="276" w:lineRule="auto"/>
+            </w:pPr>
+            <w:r>
+              <w:rPr>
+                <w:sz w:val="22"/>
+              </w:rPr>
+            </w:r>
+            <w:r>
+              <w:rPr>
+                <w:sz w:val="20"/>
+              </w:rPr>
+              <w:t>0,12</w:t>
+            </w:r>
+          </w:p>
+        </w:tc>
+        <w:tc>
+          <w:tcPr>
+            <w:tcW w:type="dxa" w:w="1289"/>
+          </w:tcPr>
+          <w:p>
+            <w:pPr>
+              <w:jc w:val="center"/>
+              <w:spacing w:after="80" w:line="276" w:lineRule="auto"/>
+            </w:pPr>
+            <w:r>
+              <w:rPr>
+                <w:sz w:val="22"/>
+              </w:rPr>
+            </w:r>
+            <w:r>
+              <w:rPr>
+                <w:sz w:val="20"/>
+              </w:rPr>
+              <w:t>0,94</w:t>
+            </w:r>
+          </w:p>
+        </w:tc>
+        <w:tc>
+          <w:tcPr>
+            <w:tcW w:type="dxa" w:w="1289"/>
+          </w:tcPr>
+          <w:p>
+            <w:pPr>
+              <w:jc w:val="center"/>
+              <w:spacing w:after="80" w:line="276" w:lineRule="auto"/>
+            </w:pPr>
+            <w:r>
+              <w:rPr>
+                <w:sz w:val="22"/>
+              </w:rPr>
+            </w:r>
+            <w:r>
+              <w:rPr>
+                <w:sz w:val="20"/>
+              </w:rPr>
+              <w:t>2,56</w:t>
+            </w:r>
+          </w:p>
+        </w:tc>
+        <w:tc>
+          <w:tcPr>
+            <w:tcW w:type="dxa" w:w="1289"/>
+          </w:tcPr>
+          <w:p>
+            <w:pPr>
+              <w:jc w:val="center"/>
+              <w:spacing w:after="80" w:line="276" w:lineRule="auto"/>
+            </w:pPr>
+            <w:r>
+              <w:rPr>
+                <w:sz w:val="22"/>
+              </w:rPr>
+            </w:r>
+            <w:r>
+              <w:rPr>
+                <w:sz w:val="20"/>
+              </w:rPr>
+              <w:t>10 (8h)</w:t>
+            </w:r>
+          </w:p>
+        </w:tc>
+      </w:tr>
+      <w:tr>
+        <w:tc>
+          <w:tcPr>
+            <w:tcW w:type="dxa" w:w="1289"/>
+          </w:tcPr>
+          <w:p>
+            <w:pPr>
+              <w:jc w:val="left"/>
+              <w:spacing w:after="80" w:line="276" w:lineRule="auto"/>
+            </w:pPr>
+            <w:r>
+              <w:rPr>
+                <w:sz w:val="22"/>
+              </w:rPr>
+            </w:r>
+            <w:r>
+              <w:rPr>
+                <w:sz w:val="20"/>
+              </w:rPr>
+              <w:t>Temperatura (°C)</w:t>
+            </w:r>
+          </w:p>
+        </w:tc>
+        <w:tc>
+          <w:tcPr>
+            <w:tcW w:type="dxa" w:w="1289"/>
+          </w:tcPr>
+          <w:p>
+            <w:pPr>
+              <w:jc w:val="center"/>
+              <w:spacing w:after="80" w:line="276" w:lineRule="auto"/>
+            </w:pPr>
+            <w:r>
+              <w:rPr>
+                <w:sz w:val="22"/>
+              </w:rPr>
+            </w:r>
+            <w:r>
+              <w:rPr>
+                <w:sz w:val="20"/>
+              </w:rPr>
+              <w:t>19,43</w:t>
+            </w:r>
+          </w:p>
+        </w:tc>
+        <w:tc>
+          <w:tcPr>
+            <w:tcW w:type="dxa" w:w="1289"/>
+          </w:tcPr>
+          <w:p>
+            <w:pPr>
+              <w:jc w:val="center"/>
+              <w:spacing w:after="80" w:line="276" w:lineRule="auto"/>
+            </w:pPr>
+            <w:r>
+              <w:rPr>
+                <w:sz w:val="22"/>
+              </w:rPr>
+            </w:r>
+            <w:r>
+              <w:rPr>
+                <w:sz w:val="20"/>
+              </w:rPr>
+              <w:t>3,78</w:t>
+            </w:r>
+          </w:p>
+        </w:tc>
+        <w:tc>
+          <w:tcPr>
+            <w:tcW w:type="dxa" w:w="1289"/>
+          </w:tcPr>
+          <w:p>
+            <w:pPr>
+              <w:jc w:val="center"/>
+              <w:spacing w:after="80" w:line="276" w:lineRule="auto"/>
+            </w:pPr>
+            <w:r>
+              <w:rPr>
+                <w:sz w:val="22"/>
+              </w:rPr>
+            </w:r>
+            <w:r>
+              <w:rPr>
+                <w:sz w:val="20"/>
+              </w:rPr>
+              <w:t>10,00</w:t>
+            </w:r>
+          </w:p>
+        </w:tc>
+        <w:tc>
+          <w:tcPr>
+            <w:tcW w:type="dxa" w:w="1289"/>
+          </w:tcPr>
+          <w:p>
+            <w:pPr>
+              <w:jc w:val="center"/>
+              <w:spacing w:after="80" w:line="276" w:lineRule="auto"/>
+            </w:pPr>
+            <w:r>
+              <w:rPr>
+                <w:sz w:val="22"/>
+              </w:rPr>
+            </w:r>
+            <w:r>
+              <w:rPr>
+                <w:sz w:val="20"/>
+              </w:rPr>
+              <w:t>19,20</w:t>
+            </w:r>
+          </w:p>
+        </w:tc>
+        <w:tc>
+          <w:tcPr>
+            <w:tcW w:type="dxa" w:w="1289"/>
+          </w:tcPr>
+          <w:p>
+            <w:pPr>
+              <w:jc w:val="center"/>
+              <w:spacing w:after="80" w:line="276" w:lineRule="auto"/>
+            </w:pPr>
+            <w:r>
+              <w:rPr>
+                <w:sz w:val="22"/>
+              </w:rPr>
+            </w:r>
+            <w:r>
+              <w:rPr>
+                <w:sz w:val="20"/>
+              </w:rPr>
+              <w:t>32,00</w:t>
+            </w:r>
+          </w:p>
+        </w:tc>
+        <w:tc>
+          <w:tcPr>
+            <w:tcW w:type="dxa" w:w="1289"/>
+          </w:tcPr>
+          <w:p>
+            <w:pPr>
+              <w:jc w:val="center"/>
+              <w:spacing w:after="80" w:line="276" w:lineRule="auto"/>
+            </w:pPr>
+            <w:r>
+              <w:rPr>
+                <w:sz w:val="22"/>
+              </w:rPr>
+            </w:r>
+            <w:r>
+              <w:rPr>
+                <w:sz w:val="20"/>
+              </w:rPr>
+              <w:t>—</w:t>
+            </w:r>
+          </w:p>
+        </w:tc>
+      </w:tr>
+      <w:tr>
+        <w:tc>
+          <w:tcPr>
+            <w:tcW w:type="dxa" w:w="1289"/>
+          </w:tcPr>
+          <w:p>
+            <w:pPr>
+              <w:jc w:val="left"/>
+              <w:spacing w:after="80" w:line="276" w:lineRule="auto"/>
+            </w:pPr>
+            <w:r>
+              <w:rPr>
+                <w:sz w:val="22"/>
+              </w:rPr>
+            </w:r>
+            <w:r>
+              <w:rPr>
+                <w:sz w:val="20"/>
+              </w:rPr>
+              <w:t>Humidade (%)</w:t>
+            </w:r>
+          </w:p>
+        </w:tc>
+        <w:tc>
+          <w:tcPr>
+            <w:tcW w:type="dxa" w:w="1289"/>
+          </w:tcPr>
+          <w:p>
+            <w:pPr>
+              <w:jc w:val="center"/>
+              <w:spacing w:after="80" w:line="276" w:lineRule="auto"/>
+            </w:pPr>
+            <w:r>
+              <w:rPr>
+                <w:sz w:val="22"/>
+              </w:rPr>
+            </w:r>
+            <w:r>
+              <w:rPr>
+                <w:sz w:val="20"/>
+              </w:rPr>
+              <w:t>69,09</w:t>
+            </w:r>
+          </w:p>
+        </w:tc>
+        <w:tc>
+          <w:tcPr>
+            <w:tcW w:type="dxa" w:w="1289"/>
+          </w:tcPr>
+          <w:p>
+            <w:pPr>
+              <w:jc w:val="center"/>
+              <w:spacing w:after="80" w:line="276" w:lineRule="auto"/>
+            </w:pPr>
+            <w:r>
+              <w:rPr>
+                <w:sz w:val="22"/>
+              </w:rPr>
+            </w:r>
+            <w:r>
+              <w:rPr>
+                <w:sz w:val="20"/>
+              </w:rPr>
+              <w:t>19,72</w:t>
+            </w:r>
+          </w:p>
+        </w:tc>
+        <w:tc>
+          <w:tcPr>
+            <w:tcW w:type="dxa" w:w="1289"/>
+          </w:tcPr>
+          <w:p>
+            <w:pPr>
+              <w:jc w:val="center"/>
+              <w:spacing w:after="80" w:line="276" w:lineRule="auto"/>
+            </w:pPr>
+            <w:r>
+              <w:rPr>
+                <w:sz w:val="22"/>
+              </w:rPr>
+            </w:r>
+            <w:r>
+              <w:rPr>
+                <w:sz w:val="20"/>
+              </w:rPr>
+              <w:t>16,00</w:t>
+            </w:r>
+          </w:p>
+        </w:tc>
+        <w:tc>
+          <w:tcPr>
+            <w:tcW w:type="dxa" w:w="1289"/>
+          </w:tcPr>
+          <w:p>
+            <w:pPr>
+              <w:jc w:val="center"/>
+              <w:spacing w:after="80" w:line="276" w:lineRule="auto"/>
+            </w:pPr>
+            <w:r>
+              <w:rPr>
+                <w:sz w:val="22"/>
+              </w:rPr>
+            </w:r>
+            <w:r>
+              <w:rPr>
+                <w:sz w:val="20"/>
+              </w:rPr>
+              <w:t>72,00</w:t>
+            </w:r>
+          </w:p>
+        </w:tc>
+        <w:tc>
+          <w:tcPr>
+            <w:tcW w:type="dxa" w:w="1289"/>
+          </w:tcPr>
+          <w:p>
+            <w:pPr>
+              <w:jc w:val="center"/>
+              <w:spacing w:after="80" w:line="276" w:lineRule="auto"/>
+            </w:pPr>
+            <w:r>
+              <w:rPr>
+                <w:sz w:val="22"/>
+              </w:rPr>
+            </w:r>
+            <w:r>
+              <w:rPr>
+                <w:sz w:val="20"/>
+              </w:rPr>
+              <w:t>100,00</w:t>
+            </w:r>
+          </w:p>
+        </w:tc>
+        <w:tc>
+          <w:tcPr>
+            <w:tcW w:type="dxa" w:w="1289"/>
+          </w:tcPr>
+          <w:p>
+            <w:pPr>
+              <w:jc w:val="center"/>
+              <w:spacing w:after="80" w:line="276" w:lineRule="auto"/>
+            </w:pPr>
+            <w:r>
+              <w:rPr>
+                <w:sz w:val="22"/>
+              </w:rPr>
+            </w:r>
+            <w:r>
+              <w:rPr>
+                <w:sz w:val="20"/>
+              </w:rPr>
+              <w:t>—</w:t>
+            </w:r>
+          </w:p>
+        </w:tc>
+      </w:tr>
+      <w:tr>
+        <w:tc>
+          <w:tcPr>
+            <w:tcW w:type="dxa" w:w="1289"/>
+          </w:tcPr>
+          <w:p>
+            <w:pPr>
+              <w:jc w:val="left"/>
+              <w:spacing w:after="80" w:line="276" w:lineRule="auto"/>
+            </w:pPr>
+            <w:r>
+              <w:rPr>
+                <w:sz w:val="22"/>
+              </w:rPr>
+            </w:r>
+            <w:r>
+              <w:rPr>
+                <w:sz w:val="20"/>
+              </w:rPr>
+              <w:t>Vento (km/h)</w:t>
+            </w:r>
+          </w:p>
+        </w:tc>
+        <w:tc>
+          <w:tcPr>
+            <w:tcW w:type="dxa" w:w="1289"/>
+          </w:tcPr>
+          <w:p>
+            <w:pPr>
+              <w:jc w:val="center"/>
+              <w:spacing w:after="80" w:line="276" w:lineRule="auto"/>
+            </w:pPr>
+            <w:r>
+              <w:rPr>
+                <w:sz w:val="22"/>
+              </w:rPr>
+            </w:r>
+            <w:r>
+              <w:rPr>
+                <w:sz w:val="20"/>
+              </w:rPr>
+              <w:t>8,95</w:t>
+            </w:r>
+          </w:p>
+        </w:tc>
+        <w:tc>
+          <w:tcPr>
+            <w:tcW w:type="dxa" w:w="1289"/>
+          </w:tcPr>
+          <w:p>
+            <w:pPr>
+              <w:jc w:val="center"/>
+              <w:spacing w:after="80" w:line="276" w:lineRule="auto"/>
+            </w:pPr>
+            <w:r>
+              <w:rPr>
+                <w:sz w:val="22"/>
+              </w:rPr>
+            </w:r>
+            <w:r>
+              <w:rPr>
+                <w:sz w:val="20"/>
+              </w:rPr>
+              <w:t>6,14</w:t>
+            </w:r>
+          </w:p>
+        </w:tc>
+        <w:tc>
+          <w:tcPr>
+            <w:tcW w:type="dxa" w:w="1289"/>
+          </w:tcPr>
+          <w:p>
+            <w:pPr>
+              <w:jc w:val="center"/>
+              <w:spacing w:after="80" w:line="276" w:lineRule="auto"/>
+            </w:pPr>
+            <w:r>
+              <w:rPr>
+                <w:sz w:val="22"/>
+              </w:rPr>
+            </w:r>
+            <w:r>
+              <w:rPr>
+                <w:sz w:val="20"/>
+              </w:rPr>
+              <w:t>0,00</w:t>
+            </w:r>
+          </w:p>
+        </w:tc>
+        <w:tc>
+          <w:tcPr>
+            <w:tcW w:type="dxa" w:w="1289"/>
+          </w:tcPr>
+          <w:p>
+            <w:pPr>
+              <w:jc w:val="center"/>
+              <w:spacing w:after="80" w:line="276" w:lineRule="auto"/>
+            </w:pPr>
+            <w:r>
+              <w:rPr>
+                <w:sz w:val="22"/>
+              </w:rPr>
+            </w:r>
+            <w:r>
+              <w:rPr>
+                <w:sz w:val="20"/>
+              </w:rPr>
+              <w:t>7,30</w:t>
+            </w:r>
+          </w:p>
+        </w:tc>
+        <w:tc>
+          <w:tcPr>
+            <w:tcW w:type="dxa" w:w="1289"/>
+          </w:tcPr>
+          <w:p>
+            <w:pPr>
+              <w:jc w:val="center"/>
+              <w:spacing w:after="80" w:line="276" w:lineRule="auto"/>
+            </w:pPr>
+            <w:r>
+              <w:rPr>
+                <w:sz w:val="22"/>
+              </w:rPr>
+            </w:r>
+            <w:r>
+              <w:rPr>
+                <w:sz w:val="20"/>
+              </w:rPr>
+              <w:t>28,00</w:t>
+            </w:r>
+          </w:p>
+        </w:tc>
+        <w:tc>
+          <w:tcPr>
+            <w:tcW w:type="dxa" w:w="1289"/>
+          </w:tcPr>
+          <w:p>
+            <w:pPr>
+              <w:jc w:val="center"/>
+              <w:spacing w:after="80" w:line="276" w:lineRule="auto"/>
+            </w:pPr>
+            <w:r>
+              <w:rPr>
+                <w:sz w:val="22"/>
+              </w:rPr>
+            </w:r>
+            <w:r>
+              <w:rPr>
+                <w:sz w:val="20"/>
+              </w:rPr>
+              <w:t>—</w:t>
+            </w:r>
+          </w:p>
+        </w:tc>
+      </w:tr>
+    </w:tbl>
+    <w:p>
+      <w:pPr>
+        <w:pStyle w:val="Legenda"/>
+        <w:jc w:val="center"/>
+        <w:spacing w:after="80" w:line="276" w:lineRule="auto"/>
+      </w:pPr>
+      <w:r>
+        <w:rPr>
+          <w:i/>
+          <w:sz w:val="18"/>
+        </w:rPr>
+        <w:t>Tabela 4 — Estatísticas descritivas das principais variáveis em Lisboa+Porto (n = 1.442).</w:t>
+      </w:r>
+    </w:p>
+    <w:p>
+      <w:pPr>
+        <w:spacing w:after="60" w:line="252" w:lineRule="auto"/>
+      </w:pPr>
+      <w:r>
+        <w:rPr>
+          <w:b w:val="0"/>
+          <w:i w:val="0"/>
+          <w:sz w:val="22"/>
+        </w:rPr>
+        <w:t>As correlações da Tabela 5 mostram que NO₂ tem associação linear forte com outros poluentes urbanos (CO, PM2.5, SO2, PM10), o que justifica a hipótese de que um modelo linear deve capturar a maior parte do sinal — confirmada pelo R² = 0,72. A correlação negativa com humidade e o efeito não-linear das condições meteorológicas explicam o ganho residual do Random Forest sobre o modelo linear (Géron, 2022, cap. 4).</w:t>
+      </w:r>
+    </w:p>
+    <w:tbl>
+      <w:tblPr>
+        <w:tblW w:type="auto" w:w="0"/>
+        <w:jc w:val="center"/>
+        <w:tblLook w:firstColumn="1" w:firstRow="1" w:lastColumn="0" w:lastRow="0" w:noHBand="0" w:noVBand="1" w:val="04A0"/>
+        <w:tblBorders>
+          <w:top w:val="single" w:sz="4" w:color="888888"/>
+          <w:left w:val="single" w:sz="4" w:color="888888"/>
+          <w:bottom w:val="single" w:sz="4" w:color="888888"/>
+          <w:right w:val="single" w:sz="4" w:color="888888"/>
+          <w:insideH w:val="single" w:sz="4" w:color="888888"/>
+          <w:insideV w:val="single" w:sz="4" w:color="888888"/>
+        </w:tblBorders>
+      </w:tblPr>
+      <w:tblGrid>
+        <w:gridCol w:w="4513"/>
+        <w:gridCol w:w="4513"/>
+      </w:tblGrid>
+      <w:tr>
+        <w:tc>
+          <w:tcPr>
+            <w:tcW w:type="dxa" w:w="4513"/>
+            <w:shd w:val="clear" w:color="auto" w:fill="D9E2F3"/>
+          </w:tcPr>
+          <w:p>
+            <w:pPr>
+              <w:jc w:val="center"/>
+              <w:spacing w:after="80" w:line="276" w:lineRule="auto"/>
+            </w:pPr>
+            <w:r>
+              <w:rPr>
+                <w:sz w:val="22"/>
+              </w:rPr>
+            </w:r>
+            <w:r>
+              <w:rPr>
+                <w:b/>
+                <w:sz w:val="20"/>
+              </w:rPr>
+              <w:t>Variável</w:t>
+            </w:r>
+          </w:p>
+        </w:tc>
+        <w:tc>
+          <w:tcPr>
+            <w:tcW w:type="dxa" w:w="4513"/>
+            <w:shd w:val="clear" w:color="auto" w:fill="D9E2F3"/>
+          </w:tcPr>
+          <w:p>
+            <w:pPr>
+              <w:jc w:val="center"/>
+              <w:spacing w:after="80" w:line="276" w:lineRule="auto"/>
+            </w:pPr>
+            <w:r>
+              <w:rPr>
+                <w:sz w:val="22"/>
+              </w:rPr>
+            </w:r>
+            <w:r>
+              <w:rPr>
+                <w:b/>
+                <w:sz w:val="20"/>
+              </w:rPr>
+              <w:t>Correlação com NO₂</w:t>
+            </w:r>
+          </w:p>
+        </w:tc>
+      </w:tr>
+      <w:tr>
+        <w:tc>
+          <w:tcPr>
+            <w:tcW w:type="dxa" w:w="4513"/>
+          </w:tcPr>
+          <w:p>
+            <w:pPr>
+              <w:jc w:val="left"/>
+              <w:spacing w:after="80" w:line="276" w:lineRule="auto"/>
+            </w:pPr>
+            <w:r>
+              <w:rPr>
+                <w:sz w:val="22"/>
+              </w:rPr>
+            </w:r>
+            <w:r>
+              <w:rPr>
+                <w:sz w:val="20"/>
+              </w:rPr>
+              <w:t>CO</w:t>
+            </w:r>
+          </w:p>
+        </w:tc>
+        <w:tc>
+          <w:tcPr>
+            <w:tcW w:type="dxa" w:w="4513"/>
+          </w:tcPr>
+          <w:p>
+            <w:pPr>
+              <w:jc w:val="center"/>
+              <w:spacing w:after="80" w:line="276" w:lineRule="auto"/>
+            </w:pPr>
+            <w:r>
+              <w:rPr>
+                <w:sz w:val="22"/>
+              </w:rPr>
+            </w:r>
+            <w:r>
+              <w:rPr>
+                <w:sz w:val="20"/>
+              </w:rPr>
+              <w:t>+0,791</w:t>
+            </w:r>
+          </w:p>
+        </w:tc>
+      </w:tr>
+      <w:tr>
+        <w:tc>
+          <w:tcPr>
+            <w:tcW w:type="dxa" w:w="4513"/>
+          </w:tcPr>
+          <w:p>
+            <w:pPr>
+              <w:jc w:val="left"/>
+              <w:spacing w:after="80" w:line="276" w:lineRule="auto"/>
+            </w:pPr>
+            <w:r>
+              <w:rPr>
+                <w:sz w:val="22"/>
+              </w:rPr>
+            </w:r>
+            <w:r>
+              <w:rPr>
+                <w:sz w:val="20"/>
+              </w:rPr>
+              <w:t>PM2.5</w:t>
+            </w:r>
+          </w:p>
+        </w:tc>
+        <w:tc>
+          <w:tcPr>
+            <w:tcW w:type="dxa" w:w="4513"/>
+          </w:tcPr>
+          <w:p>
+            <w:pPr>
+              <w:jc w:val="center"/>
+              <w:spacing w:after="80" w:line="276" w:lineRule="auto"/>
+            </w:pPr>
+            <w:r>
+              <w:rPr>
+                <w:sz w:val="22"/>
+              </w:rPr>
+            </w:r>
+            <w:r>
+              <w:rPr>
+                <w:sz w:val="20"/>
+              </w:rPr>
+              <w:t>+0,781</w:t>
+            </w:r>
+          </w:p>
+        </w:tc>
+      </w:tr>
+      <w:tr>
+        <w:tc>
+          <w:tcPr>
+            <w:tcW w:type="dxa" w:w="4513"/>
+          </w:tcPr>
+          <w:p>
+            <w:pPr>
+              <w:jc w:val="left"/>
+              <w:spacing w:after="80" w:line="276" w:lineRule="auto"/>
+            </w:pPr>
+            <w:r>
+              <w:rPr>
+                <w:sz w:val="22"/>
+              </w:rPr>
+            </w:r>
+            <w:r>
+              <w:rPr>
+                <w:sz w:val="20"/>
+              </w:rPr>
+              <w:t>SO2</w:t>
+            </w:r>
+          </w:p>
+        </w:tc>
+        <w:tc>
+          <w:tcPr>
+            <w:tcW w:type="dxa" w:w="4513"/>
+          </w:tcPr>
+          <w:p>
+            <w:pPr>
+              <w:jc w:val="center"/>
+              <w:spacing w:after="80" w:line="276" w:lineRule="auto"/>
+            </w:pPr>
+            <w:r>
+              <w:rPr>
+                <w:sz w:val="22"/>
+              </w:rPr>
+            </w:r>
+            <w:r>
+              <w:rPr>
+                <w:sz w:val="20"/>
+              </w:rPr>
+              <w:t>+0,771</w:t>
+            </w:r>
+          </w:p>
+        </w:tc>
+      </w:tr>
+      <w:tr>
+        <w:tc>
+          <w:tcPr>
+            <w:tcW w:type="dxa" w:w="4513"/>
+          </w:tcPr>
+          <w:p>
+            <w:pPr>
+              <w:jc w:val="left"/>
+              <w:spacing w:after="80" w:line="276" w:lineRule="auto"/>
+            </w:pPr>
+            <w:r>
+              <w:rPr>
+                <w:sz w:val="22"/>
+              </w:rPr>
+            </w:r>
+            <w:r>
+              <w:rPr>
+                <w:sz w:val="20"/>
+              </w:rPr>
+              <w:t>PM10</w:t>
+            </w:r>
+          </w:p>
+        </w:tc>
+        <w:tc>
+          <w:tcPr>
+            <w:tcW w:type="dxa" w:w="4513"/>
+          </w:tcPr>
+          <w:p>
+            <w:pPr>
+              <w:jc w:val="center"/>
+              <w:spacing w:after="80" w:line="276" w:lineRule="auto"/>
+            </w:pPr>
+            <w:r>
+              <w:rPr>
+                <w:sz w:val="22"/>
+              </w:rPr>
+            </w:r>
+            <w:r>
+              <w:rPr>
+                <w:sz w:val="20"/>
+              </w:rPr>
+              <w:t>+0,768</w:t>
+            </w:r>
+          </w:p>
+        </w:tc>
+      </w:tr>
+      <w:tr>
+        <w:tc>
+          <w:tcPr>
+            <w:tcW w:type="dxa" w:w="4513"/>
+          </w:tcPr>
+          <w:p>
+            <w:pPr>
+              <w:jc w:val="left"/>
+              <w:spacing w:after="80" w:line="276" w:lineRule="auto"/>
+            </w:pPr>
+            <w:r>
+              <w:rPr>
+                <w:sz w:val="22"/>
+              </w:rPr>
+            </w:r>
+            <w:r>
+              <w:rPr>
+                <w:sz w:val="20"/>
+              </w:rPr>
+              <w:t>O3</w:t>
+            </w:r>
+          </w:p>
+        </w:tc>
+        <w:tc>
+          <w:tcPr>
+            <w:tcW w:type="dxa" w:w="4513"/>
+          </w:tcPr>
+          <w:p>
+            <w:pPr>
+              <w:jc w:val="center"/>
+              <w:spacing w:after="80" w:line="276" w:lineRule="auto"/>
+            </w:pPr>
+            <w:r>
+              <w:rPr>
+                <w:sz w:val="22"/>
+              </w:rPr>
+            </w:r>
+            <w:r>
+              <w:rPr>
+                <w:sz w:val="20"/>
+              </w:rPr>
+              <w:t>+0,506</w:t>
+            </w:r>
+          </w:p>
+        </w:tc>
+      </w:tr>
+      <w:tr>
+        <w:tc>
+          <w:tcPr>
+            <w:tcW w:type="dxa" w:w="4513"/>
+          </w:tcPr>
+          <w:p>
+            <w:pPr>
+              <w:jc w:val="left"/>
+              <w:spacing w:after="80" w:line="276" w:lineRule="auto"/>
+            </w:pPr>
+            <w:r>
+              <w:rPr>
+                <w:sz w:val="22"/>
+              </w:rPr>
+            </w:r>
+            <w:r>
+              <w:rPr>
+                <w:sz w:val="20"/>
+              </w:rPr>
+              <w:t>humidity_percent</w:t>
+            </w:r>
+          </w:p>
+        </w:tc>
+        <w:tc>
+          <w:tcPr>
+            <w:tcW w:type="dxa" w:w="4513"/>
+          </w:tcPr>
+          <w:p>
+            <w:pPr>
+              <w:jc w:val="center"/>
+              <w:spacing w:after="80" w:line="276" w:lineRule="auto"/>
+            </w:pPr>
+            <w:r>
+              <w:rPr>
+                <w:sz w:val="22"/>
+              </w:rPr>
+            </w:r>
+            <w:r>
+              <w:rPr>
+                <w:sz w:val="20"/>
+              </w:rPr>
+              <w:t>−0,373</w:t>
+            </w:r>
+          </w:p>
+        </w:tc>
+      </w:tr>
+      <w:tr>
+        <w:tc>
+          <w:tcPr>
+            <w:tcW w:type="dxa" w:w="4513"/>
+          </w:tcPr>
+          <w:p>
+            <w:pPr>
+              <w:jc w:val="left"/>
+              <w:spacing w:after="80" w:line="276" w:lineRule="auto"/>
+            </w:pPr>
+            <w:r>
+              <w:rPr>
+                <w:sz w:val="22"/>
+              </w:rPr>
+            </w:r>
+            <w:r>
+              <w:rPr>
+                <w:sz w:val="20"/>
+              </w:rPr>
+              <w:t>temperature_c</w:t>
+            </w:r>
+          </w:p>
+        </w:tc>
+        <w:tc>
+          <w:tcPr>
+            <w:tcW w:type="dxa" w:w="4513"/>
+          </w:tcPr>
+          <w:p>
+            <w:pPr>
+              <w:jc w:val="center"/>
+              <w:spacing w:after="80" w:line="276" w:lineRule="auto"/>
+            </w:pPr>
+            <w:r>
+              <w:rPr>
+                <w:sz w:val="22"/>
+              </w:rPr>
+            </w:r>
+            <w:r>
+              <w:rPr>
+                <w:sz w:val="20"/>
+              </w:rPr>
+              <w:t>+0,368</w:t>
+            </w:r>
+          </w:p>
+        </w:tc>
+      </w:tr>
+    </w:tbl>
+    <w:p>
+      <w:pPr>
+        <w:pStyle w:val="Legenda"/>
+        <w:jc w:val="center"/>
+        <w:spacing w:after="80" w:line="276" w:lineRule="auto"/>
+      </w:pPr>
+      <w:r>
+        <w:rPr>
+          <w:i/>
+          <w:sz w:val="18"/>
+        </w:rPr>
+        <w:t>Tabela 5 — Correlações de Pearson com NO₂ (top 6) no dataset clean_air_quality.csv.</w:t>
       </w:r>
     </w:p>
     <w:p>
@@ -3558,11 +6077,13 @@
         <w:rPr>
           <w:rFonts w:eastAsia="Times New Roman"/>
         </w:rPr>
+        <w:spacing w:before="120" w:after="80"/>
       </w:pPr>
       <w:bookmarkStart w:id="3" w:name="_Toc1802236153"/>
       <w:r>
         <w:rPr>
           <w:rFonts w:eastAsia="Times New Roman"/>
+          <w:sz w:val="36"/>
         </w:rPr>
         <w:t>Métodos</w:t>
       </w:r>
@@ -3571,21 +6092,35 @@
     <w:p>
       <w:pPr>
         <w:pStyle w:val="Ttulo2"/>
-      </w:pPr>
-      <w:r>
+        <w:spacing w:before="120" w:after="80"/>
+      </w:pPr>
+      <w:r>
+        <w:rPr>
+          <w:sz w:val="28"/>
+        </w:rPr>
         <w:t>3.1 Módulo 1 — Sistema baseado em conhecimento</w:t>
       </w:r>
     </w:p>
     <w:p>
-      <w:r>
+      <w:pPr>
+        <w:spacing w:after="60" w:line="252" w:lineRule="auto"/>
+      </w:pPr>
+      <w:r>
+        <w:rPr>
+          <w:sz w:val="22"/>
+        </w:rPr>
         <w:t>A componente simbólica é constituída por dois sub-sistemas que colaboram entre si.</w:t>
       </w:r>
     </w:p>
     <w:p>
+      <w:pPr>
+        <w:spacing w:after="60" w:line="252" w:lineRule="auto"/>
+      </w:pPr>
       <w:r>
         <w:rPr>
           <w:b/>
           <w:i w:val="0"/>
+          <w:sz w:val="22"/>
         </w:rPr>
         <w:t>Motor de regras</w:t>
       </w:r>
@@ -3593,6 +6128,7 @@
         <w:rPr>
           <w:b w:val="0"/>
           <w:i w:val="0"/>
+          <w:sz w:val="22"/>
         </w:rPr>
         <w:t xml:space="preserve"> (rules_engine.py): conjunto de </w:t>
       </w:r>
@@ -3600,6 +6136,7 @@
         <w:rPr>
           <w:b/>
           <w:i w:val="0"/>
+          <w:sz w:val="22"/>
         </w:rPr>
         <w:t>12 regras</w:t>
       </w:r>
@@ -3607,6 +6144,7 @@
         <w:rPr>
           <w:b w:val="0"/>
           <w:i w:val="0"/>
+          <w:sz w:val="22"/>
         </w:rPr>
         <w:t xml:space="preserve"> codificadas em regras.json, com limites baseados na </w:t>
       </w:r>
@@ -3614,6 +6152,7 @@
         <w:rPr>
           <w:b w:val="0"/>
           <w:i/>
+          <w:sz w:val="22"/>
         </w:rPr>
         <w:t>Diretiva 2008/50/CE</w:t>
       </w:r>
@@ -3621,15 +6160,20 @@
         <w:rPr>
           <w:b w:val="0"/>
           <w:i w:val="0"/>
+          <w:sz w:val="22"/>
         </w:rPr>
         <w:t xml:space="preserve"> (UE), na OMS 2021 e em recomendações do IPMA (União Europeia, 2008; WHO, 2021; IPMA, 2024). Cada regra define uma condição (simple_threshold, range, compound_and ou compound_or), uma prioridade (1–10) e uma consequência (nível de risco, ação recomendada e fonte regulamentar). O motor avalia cada observação, ordena os alertas por prioridade e exporta o resultado para resultados_alertas.csv.</w:t>
       </w:r>
     </w:p>
     <w:p>
+      <w:pPr>
+        <w:spacing w:after="60" w:line="252" w:lineRule="auto"/>
+      </w:pPr>
       <w:r>
         <w:rPr>
           <w:b/>
           <w:i w:val="0"/>
+          <w:sz w:val="22"/>
         </w:rPr>
         <w:t>Rede Bayesiana</w:t>
       </w:r>
@@ -3637,6 +6181,7 @@
         <w:rPr>
           <w:b w:val="0"/>
           <w:i w:val="0"/>
+          <w:sz w:val="22"/>
         </w:rPr>
         <w:t xml:space="preserve"> (bayes_alerts.py): DAG com quatro nós — estacao → temperatura, estacao → pm25 e (temperatura, pm25) → qualidade_ar, com estrutura definida por conhecimento de domínio (Koller &amp; Friedman, 2009). As CPDs são estimadas por máxima verosimilhança com suavização de Laplace (α = 1) e a inferência é feita por enumeração (Russell &amp; Norvig, 2020, cap. 13), marginalizando variáveis ocultas. As variáveis usadas para definir a </w:t>
       </w:r>
@@ -3644,6 +6189,7 @@
         <w:rPr>
           <w:b w:val="0"/>
           <w:i/>
+          <w:sz w:val="22"/>
         </w:rPr>
         <w:t>target</w:t>
       </w:r>
@@ -3651,6 +6197,7 @@
         <w:rPr>
           <w:b w:val="0"/>
           <w:i w:val="0"/>
+          <w:sz w:val="22"/>
         </w:rPr>
         <w:t xml:space="preserve"> (NO₂ e humidade) foram deliberadamente mantidas fora dos </w:t>
       </w:r>
@@ -3658,6 +6205,7 @@
         <w:rPr>
           <w:b w:val="0"/>
           <w:i/>
+          <w:sz w:val="22"/>
         </w:rPr>
         <w:t>inputs</w:t>
       </w:r>
@@ -3665,6 +6213,7 @@
         <w:rPr>
           <w:b w:val="0"/>
           <w:i w:val="0"/>
+          <w:sz w:val="22"/>
         </w:rPr>
         <w:t xml:space="preserve"> da rede, para evitar que esta apenas reproduzisse as regras do motor.</w:t>
       </w:r>
@@ -3672,21 +6221,35 @@
     <w:p>
       <w:pPr>
         <w:pStyle w:val="Ttulo2"/>
-      </w:pPr>
-      <w:r>
+        <w:spacing w:before="120" w:after="80"/>
+      </w:pPr>
+      <w:r>
+        <w:rPr>
+          <w:sz w:val="28"/>
+        </w:rPr>
         <w:t>3.2 Módulo 2 — Aprendizagem automática</w:t>
       </w:r>
     </w:p>
     <w:p>
-      <w:r>
+      <w:pPr>
+        <w:spacing w:after="60" w:line="252" w:lineRule="auto"/>
+      </w:pPr>
+      <w:r>
+        <w:rPr>
+          <w:sz w:val="22"/>
+        </w:rPr>
         <w:t>Foram treinados modelos para duas tarefas distintas, com split 80/20 e validação cruzada em 5 folds — protocolo padrão para conjuntos de dimensão moderada (Géron, 2022, cap. 2).</w:t>
       </w:r>
     </w:p>
     <w:p>
+      <w:pPr>
+        <w:spacing w:after="60" w:line="252" w:lineRule="auto"/>
+      </w:pPr>
       <w:r>
         <w:rPr>
           <w:b/>
           <w:i w:val="0"/>
+          <w:sz w:val="22"/>
         </w:rPr>
         <w:t>Classificação binária</w:t>
       </w:r>
@@ -3694,6 +6257,7 @@
         <w:rPr>
           <w:b w:val="0"/>
           <w:i w:val="0"/>
+          <w:sz w:val="22"/>
         </w:rPr>
         <w:t xml:space="preserve"> de air_quality_good com três algoritmos de lógicas distintas: </w:t>
       </w:r>
@@ -3701,6 +6265,7 @@
         <w:rPr>
           <w:b/>
           <w:i w:val="0"/>
+          <w:sz w:val="22"/>
         </w:rPr>
         <w:t>Logistic Regression</w:t>
       </w:r>
@@ -3708,6 +6273,7 @@
         <w:rPr>
           <w:b w:val="0"/>
           <w:i w:val="0"/>
+          <w:sz w:val="22"/>
         </w:rPr>
         <w:t xml:space="preserve"> (linear, com StandardScaler), </w:t>
       </w:r>
@@ -3715,6 +6281,7 @@
         <w:rPr>
           <w:b/>
           <w:i w:val="0"/>
+          <w:sz w:val="22"/>
         </w:rPr>
         <w:t>Random Forest</w:t>
       </w:r>
@@ -3722,6 +6289,7 @@
         <w:rPr>
           <w:b w:val="0"/>
           <w:i w:val="0"/>
+          <w:sz w:val="22"/>
         </w:rPr>
         <w:t xml:space="preserve"> (não-linear, ensemble) e </w:t>
       </w:r>
@@ -3729,6 +6297,7 @@
         <w:rPr>
           <w:b/>
           <w:i w:val="0"/>
+          <w:sz w:val="22"/>
         </w:rPr>
         <w:t>KNN</w:t>
       </w:r>
@@ -3736,15 +6305,20 @@
         <w:rPr>
           <w:b w:val="0"/>
           <w:i w:val="0"/>
+          <w:sz w:val="22"/>
         </w:rPr>
         <w:t xml:space="preserve"> (baseado em distância, com StandardScaler). Como as classes estão desbalanceadas (~90/10), seguiram-se as boas práticas para conjuntos desequilibrados descritas em Géron (2022, cap. 3): aplicou-se stratify=y no split, class_weight='balanced' nos modelos que o suportam e a métrica de seleção do GridSearchCV foi f1_macro. Toda a implementação assenta em scikit-learn (Pedregosa et al., 2011). As métricas de avaliação privilegiam a classe minoritária ('má'): precision, recall, F1 e ROC-AUC.</w:t>
       </w:r>
     </w:p>
     <w:p>
+      <w:pPr>
+        <w:spacing w:after="60" w:line="252" w:lineRule="auto"/>
+      </w:pPr>
       <w:r>
         <w:rPr>
           <w:b/>
           <w:i w:val="0"/>
+          <w:sz w:val="22"/>
         </w:rPr>
         <w:t>Regressão</w:t>
       </w:r>
@@ -3752,6 +6326,7 @@
         <w:rPr>
           <w:b w:val="0"/>
           <w:i w:val="0"/>
+          <w:sz w:val="22"/>
         </w:rPr>
         <w:t xml:space="preserve"> de NO2 com </w:t>
       </w:r>
@@ -3759,6 +6334,7 @@
         <w:rPr>
           <w:b/>
           <w:i w:val="0"/>
+          <w:sz w:val="22"/>
         </w:rPr>
         <w:t>Linear Regression</w:t>
       </w:r>
@@ -3766,6 +6342,7 @@
         <w:rPr>
           <w:b w:val="0"/>
           <w:i w:val="0"/>
+          <w:sz w:val="22"/>
         </w:rPr>
         <w:t xml:space="preserve"> (sem hiperparâmetros relevantes para tunar) e </w:t>
       </w:r>
@@ -3773,6 +6350,7 @@
         <w:rPr>
           <w:b/>
           <w:i w:val="0"/>
+          <w:sz w:val="22"/>
         </w:rPr>
         <w:t>Random Forest Regressor</w:t>
       </w:r>
@@ -3780,23 +6358,1470 @@
         <w:rPr>
           <w:b w:val="0"/>
           <w:i w:val="0"/>
+          <w:sz w:val="22"/>
         </w:rPr>
         <w:t xml:space="preserve"> com GridSearchCV em n_estimators, max_depth, min_samples_leaf e max_features. A escolha de Random Forest como complemento ao modelo linear segue a recomendação de Géron (2022, cap. 7) para tarefas com possíveis não-linearidades. Métricas: R², MSE e MAE.</w:t>
       </w:r>
     </w:p>
     <w:p>
       <w:pPr>
-        <w:pStyle w:val="Ttulo2"/>
-      </w:pPr>
-      <w:r>
-        <w:t>3.3 Módulo 3 — IA Generativa</w:t>
+        <w:spacing w:after="60" w:line="252" w:lineRule="auto"/>
+      </w:pPr>
+      <w:r>
+        <w:rPr>
+          <w:b w:val="0"/>
+          <w:i w:val="0"/>
+          <w:sz w:val="22"/>
+        </w:rPr>
+        <w:t xml:space="preserve">O </w:t>
+      </w:r>
+      <w:r>
+        <w:rPr>
+          <w:b/>
+          <w:i w:val="0"/>
+          <w:sz w:val="22"/>
+        </w:rPr>
+        <w:t>pré-processamento</w:t>
+      </w:r>
+      <w:r>
+        <w:rPr>
+          <w:b w:val="0"/>
+          <w:i w:val="0"/>
+          <w:sz w:val="22"/>
+        </w:rPr>
+        <w:t xml:space="preserve"> segue Géron (2022, cap. 2): para os modelos sensíveis a escala (Logistic Regression e KNN), aplica-se </w:t>
+      </w:r>
+      <w:r>
+        <w:rPr>
+          <w:b w:val="0"/>
+          <w:i/>
+          <w:sz w:val="22"/>
+        </w:rPr>
+        <w:t>StandardScaler</w:t>
+      </w:r>
+      <w:r>
+        <w:rPr>
+          <w:b w:val="0"/>
+          <w:i w:val="0"/>
+          <w:sz w:val="22"/>
+        </w:rPr>
+        <w:t xml:space="preserve"> dentro de um Pipeline scikit-learn, garantindo que a normalização é ajustada apenas nos dados de treino e replicada no teste — evitando </w:t>
+      </w:r>
+      <w:r>
+        <w:rPr>
+          <w:b w:val="0"/>
+          <w:i/>
+          <w:sz w:val="22"/>
+        </w:rPr>
+        <w:t>data leakage</w:t>
+      </w:r>
+      <w:r>
+        <w:rPr>
+          <w:b w:val="0"/>
+          <w:i w:val="0"/>
+          <w:sz w:val="22"/>
+        </w:rPr>
+        <w:t>. O Random Forest dispensa normalização (invariante a transformações monótonas).</w:t>
       </w:r>
     </w:p>
     <w:p>
+      <w:pPr>
+        <w:spacing w:after="60" w:line="252" w:lineRule="auto"/>
+      </w:pPr>
       <w:r>
         <w:rPr>
           <w:b w:val="0"/>
           <w:i w:val="0"/>
+          <w:sz w:val="22"/>
+        </w:rPr>
+        <w:t>A escolha das grelhas (Tabela 6) obedeceu a duas restrições: (i) explorar regiões do espaço de hyperparametros em que diferentes regimes de viés-variância são plausíveis, e (ii) manter o tempo computacional razoável (a grelha do RF de classificação tem 96 combinações × 5 folds = 480 fits). Para a Regressão Linear não há hyperparametros relevantes para tunar (Géron, 2022, cap. 4). A Tabela 7 lista os parâmetros finais escolhidos.</w:t>
+      </w:r>
+    </w:p>
+    <w:tbl>
+      <w:tblPr>
+        <w:tblW w:type="auto" w:w="0"/>
+        <w:jc w:val="center"/>
+        <w:tblLook w:firstColumn="1" w:firstRow="1" w:lastColumn="0" w:lastRow="0" w:noHBand="0" w:noVBand="1" w:val="04A0"/>
+        <w:tblBorders>
+          <w:top w:val="single" w:sz="4" w:color="888888"/>
+          <w:left w:val="single" w:sz="4" w:color="888888"/>
+          <w:bottom w:val="single" w:sz="4" w:color="888888"/>
+          <w:right w:val="single" w:sz="4" w:color="888888"/>
+          <w:insideH w:val="single" w:sz="4" w:color="888888"/>
+          <w:insideV w:val="single" w:sz="4" w:color="888888"/>
+        </w:tblBorders>
+      </w:tblPr>
+      <w:tblGrid>
+        <w:gridCol w:w="3009"/>
+        <w:gridCol w:w="3009"/>
+        <w:gridCol w:w="3009"/>
+      </w:tblGrid>
+      <w:tr>
+        <w:tc>
+          <w:tcPr>
+            <w:tcW w:type="dxa" w:w="3009"/>
+            <w:shd w:val="clear" w:color="auto" w:fill="D9E2F3"/>
+          </w:tcPr>
+          <w:p>
+            <w:pPr>
+              <w:jc w:val="center"/>
+              <w:spacing w:after="80" w:line="276" w:lineRule="auto"/>
+            </w:pPr>
+            <w:r>
+              <w:rPr>
+                <w:sz w:val="22"/>
+              </w:rPr>
+            </w:r>
+            <w:r>
+              <w:rPr>
+                <w:b/>
+                <w:sz w:val="18"/>
+              </w:rPr>
+              <w:t>Modelo</w:t>
+            </w:r>
+          </w:p>
+        </w:tc>
+        <w:tc>
+          <w:tcPr>
+            <w:tcW w:type="dxa" w:w="3009"/>
+            <w:shd w:val="clear" w:color="auto" w:fill="D9E2F3"/>
+          </w:tcPr>
+          <w:p>
+            <w:pPr>
+              <w:jc w:val="center"/>
+              <w:spacing w:after="80" w:line="276" w:lineRule="auto"/>
+            </w:pPr>
+            <w:r>
+              <w:rPr>
+                <w:sz w:val="22"/>
+              </w:rPr>
+            </w:r>
+            <w:r>
+              <w:rPr>
+                <w:b/>
+                <w:sz w:val="18"/>
+              </w:rPr>
+              <w:t>Hyperparametro</w:t>
+            </w:r>
+          </w:p>
+        </w:tc>
+        <w:tc>
+          <w:tcPr>
+            <w:tcW w:type="dxa" w:w="3009"/>
+            <w:shd w:val="clear" w:color="auto" w:fill="D9E2F3"/>
+          </w:tcPr>
+          <w:p>
+            <w:pPr>
+              <w:jc w:val="center"/>
+              <w:spacing w:after="80" w:line="276" w:lineRule="auto"/>
+            </w:pPr>
+            <w:r>
+              <w:rPr>
+                <w:sz w:val="22"/>
+              </w:rPr>
+            </w:r>
+            <w:r>
+              <w:rPr>
+                <w:b/>
+                <w:sz w:val="18"/>
+              </w:rPr>
+              <w:t>Valores testados</w:t>
+            </w:r>
+          </w:p>
+        </w:tc>
+      </w:tr>
+      <w:tr>
+        <w:tc>
+          <w:tcPr>
+            <w:tcW w:type="dxa" w:w="3009"/>
+          </w:tcPr>
+          <w:p>
+            <w:pPr>
+              <w:jc w:val="left"/>
+              <w:spacing w:after="80" w:line="276" w:lineRule="auto"/>
+            </w:pPr>
+            <w:r>
+              <w:rPr>
+                <w:sz w:val="22"/>
+              </w:rPr>
+            </w:r>
+            <w:r>
+              <w:rPr>
+                <w:sz w:val="18"/>
+              </w:rPr>
+              <w:t>Logistic Regression</w:t>
+            </w:r>
+          </w:p>
+        </w:tc>
+        <w:tc>
+          <w:tcPr>
+            <w:tcW w:type="dxa" w:w="3009"/>
+          </w:tcPr>
+          <w:p>
+            <w:pPr>
+              <w:jc w:val="center"/>
+              <w:spacing w:after="80" w:line="276" w:lineRule="auto"/>
+            </w:pPr>
+            <w:r>
+              <w:rPr>
+                <w:sz w:val="22"/>
+              </w:rPr>
+            </w:r>
+            <w:r>
+              <w:rPr>
+                <w:sz w:val="18"/>
+              </w:rPr>
+              <w:t>C (inverso da regularização L2)</w:t>
+            </w:r>
+          </w:p>
+        </w:tc>
+        <w:tc>
+          <w:tcPr>
+            <w:tcW w:type="dxa" w:w="3009"/>
+          </w:tcPr>
+          <w:p>
+            <w:pPr>
+              <w:jc w:val="center"/>
+              <w:spacing w:after="80" w:line="276" w:lineRule="auto"/>
+            </w:pPr>
+            <w:r>
+              <w:rPr>
+                <w:sz w:val="22"/>
+              </w:rPr>
+            </w:r>
+            <w:r>
+              <w:rPr>
+                <w:sz w:val="18"/>
+              </w:rPr>
+              <w:t>0,01 / 0,1 / 1,0 / 10,0</w:t>
+            </w:r>
+          </w:p>
+        </w:tc>
+      </w:tr>
+      <w:tr>
+        <w:tc>
+          <w:tcPr>
+            <w:tcW w:type="dxa" w:w="3009"/>
+          </w:tcPr>
+          <w:p>
+            <w:pPr>
+              <w:jc w:val="left"/>
+              <w:spacing w:after="80" w:line="276" w:lineRule="auto"/>
+            </w:pPr>
+            <w:r>
+              <w:rPr>
+                <w:sz w:val="22"/>
+              </w:rPr>
+            </w:r>
+            <w:r>
+              <w:rPr>
+                <w:sz w:val="18"/>
+              </w:rPr>
+              <w:t>Random Forest (cls)</w:t>
+            </w:r>
+          </w:p>
+        </w:tc>
+        <w:tc>
+          <w:tcPr>
+            <w:tcW w:type="dxa" w:w="3009"/>
+          </w:tcPr>
+          <w:p>
+            <w:pPr>
+              <w:jc w:val="center"/>
+              <w:spacing w:after="80" w:line="276" w:lineRule="auto"/>
+            </w:pPr>
+            <w:r>
+              <w:rPr>
+                <w:sz w:val="22"/>
+              </w:rPr>
+            </w:r>
+            <w:r>
+              <w:rPr>
+                <w:sz w:val="18"/>
+              </w:rPr>
+              <w:t>criterion</w:t>
+            </w:r>
+          </w:p>
+        </w:tc>
+        <w:tc>
+          <w:tcPr>
+            <w:tcW w:type="dxa" w:w="3009"/>
+          </w:tcPr>
+          <w:p>
+            <w:pPr>
+              <w:jc w:val="center"/>
+              <w:spacing w:after="80" w:line="276" w:lineRule="auto"/>
+            </w:pPr>
+            <w:r>
+              <w:rPr>
+                <w:sz w:val="22"/>
+              </w:rPr>
+            </w:r>
+            <w:r>
+              <w:rPr>
+                <w:sz w:val="18"/>
+              </w:rPr>
+              <w:t>gini / entropy</w:t>
+            </w:r>
+          </w:p>
+        </w:tc>
+      </w:tr>
+      <w:tr>
+        <w:tc>
+          <w:tcPr>
+            <w:tcW w:type="dxa" w:w="3009"/>
+          </w:tcPr>
+          <w:p>
+            <w:pPr>
+              <w:jc w:val="left"/>
+              <w:spacing w:after="80" w:line="276" w:lineRule="auto"/>
+            </w:pPr>
+            <w:r>
+              <w:rPr>
+                <w:sz w:val="22"/>
+              </w:rPr>
+            </w:r>
+            <w:r>
+              <w:rPr>
+                <w:sz w:val="18"/>
+              </w:rPr>
+            </w:r>
+          </w:p>
+        </w:tc>
+        <w:tc>
+          <w:tcPr>
+            <w:tcW w:type="dxa" w:w="3009"/>
+          </w:tcPr>
+          <w:p>
+            <w:pPr>
+              <w:jc w:val="center"/>
+              <w:spacing w:after="80" w:line="276" w:lineRule="auto"/>
+            </w:pPr>
+            <w:r>
+              <w:rPr>
+                <w:sz w:val="22"/>
+              </w:rPr>
+            </w:r>
+            <w:r>
+              <w:rPr>
+                <w:sz w:val="18"/>
+              </w:rPr>
+              <w:t>n_estimators</w:t>
+            </w:r>
+          </w:p>
+        </w:tc>
+        <w:tc>
+          <w:tcPr>
+            <w:tcW w:type="dxa" w:w="3009"/>
+          </w:tcPr>
+          <w:p>
+            <w:pPr>
+              <w:jc w:val="center"/>
+              <w:spacing w:after="80" w:line="276" w:lineRule="auto"/>
+            </w:pPr>
+            <w:r>
+              <w:rPr>
+                <w:sz w:val="22"/>
+              </w:rPr>
+            </w:r>
+            <w:r>
+              <w:rPr>
+                <w:sz w:val="18"/>
+              </w:rPr>
+              <w:t>100 / 300 / 500 / 1000</w:t>
+            </w:r>
+          </w:p>
+        </w:tc>
+      </w:tr>
+      <w:tr>
+        <w:tc>
+          <w:tcPr>
+            <w:tcW w:type="dxa" w:w="3009"/>
+          </w:tcPr>
+          <w:p>
+            <w:pPr>
+              <w:jc w:val="left"/>
+              <w:spacing w:after="80" w:line="276" w:lineRule="auto"/>
+            </w:pPr>
+            <w:r>
+              <w:rPr>
+                <w:sz w:val="22"/>
+              </w:rPr>
+            </w:r>
+            <w:r>
+              <w:rPr>
+                <w:sz w:val="18"/>
+              </w:rPr>
+            </w:r>
+          </w:p>
+        </w:tc>
+        <w:tc>
+          <w:tcPr>
+            <w:tcW w:type="dxa" w:w="3009"/>
+          </w:tcPr>
+          <w:p>
+            <w:pPr>
+              <w:jc w:val="center"/>
+              <w:spacing w:after="80" w:line="276" w:lineRule="auto"/>
+            </w:pPr>
+            <w:r>
+              <w:rPr>
+                <w:sz w:val="22"/>
+              </w:rPr>
+            </w:r>
+            <w:r>
+              <w:rPr>
+                <w:sz w:val="18"/>
+              </w:rPr>
+              <w:t>max_depth</w:t>
+            </w:r>
+          </w:p>
+        </w:tc>
+        <w:tc>
+          <w:tcPr>
+            <w:tcW w:type="dxa" w:w="3009"/>
+          </w:tcPr>
+          <w:p>
+            <w:pPr>
+              <w:jc w:val="center"/>
+              <w:spacing w:after="80" w:line="276" w:lineRule="auto"/>
+            </w:pPr>
+            <w:r>
+              <w:rPr>
+                <w:sz w:val="22"/>
+              </w:rPr>
+            </w:r>
+            <w:r>
+              <w:rPr>
+                <w:sz w:val="18"/>
+              </w:rPr>
+              <w:t>None / 10 / 20</w:t>
+            </w:r>
+          </w:p>
+        </w:tc>
+      </w:tr>
+      <w:tr>
+        <w:tc>
+          <w:tcPr>
+            <w:tcW w:type="dxa" w:w="3009"/>
+          </w:tcPr>
+          <w:p>
+            <w:pPr>
+              <w:jc w:val="left"/>
+              <w:spacing w:after="80" w:line="276" w:lineRule="auto"/>
+            </w:pPr>
+            <w:r>
+              <w:rPr>
+                <w:sz w:val="22"/>
+              </w:rPr>
+            </w:r>
+            <w:r>
+              <w:rPr>
+                <w:sz w:val="18"/>
+              </w:rPr>
+            </w:r>
+          </w:p>
+        </w:tc>
+        <w:tc>
+          <w:tcPr>
+            <w:tcW w:type="dxa" w:w="3009"/>
+          </w:tcPr>
+          <w:p>
+            <w:pPr>
+              <w:jc w:val="center"/>
+              <w:spacing w:after="80" w:line="276" w:lineRule="auto"/>
+            </w:pPr>
+            <w:r>
+              <w:rPr>
+                <w:sz w:val="22"/>
+              </w:rPr>
+            </w:r>
+            <w:r>
+              <w:rPr>
+                <w:sz w:val="18"/>
+              </w:rPr>
+              <w:t>min_samples_leaf</w:t>
+            </w:r>
+          </w:p>
+        </w:tc>
+        <w:tc>
+          <w:tcPr>
+            <w:tcW w:type="dxa" w:w="3009"/>
+          </w:tcPr>
+          <w:p>
+            <w:pPr>
+              <w:jc w:val="center"/>
+              <w:spacing w:after="80" w:line="276" w:lineRule="auto"/>
+            </w:pPr>
+            <w:r>
+              <w:rPr>
+                <w:sz w:val="22"/>
+              </w:rPr>
+            </w:r>
+            <w:r>
+              <w:rPr>
+                <w:sz w:val="18"/>
+              </w:rPr>
+              <w:t>1 / 5</w:t>
+            </w:r>
+          </w:p>
+        </w:tc>
+      </w:tr>
+      <w:tr>
+        <w:tc>
+          <w:tcPr>
+            <w:tcW w:type="dxa" w:w="3009"/>
+          </w:tcPr>
+          <w:p>
+            <w:pPr>
+              <w:jc w:val="left"/>
+              <w:spacing w:after="80" w:line="276" w:lineRule="auto"/>
+            </w:pPr>
+            <w:r>
+              <w:rPr>
+                <w:sz w:val="22"/>
+              </w:rPr>
+            </w:r>
+            <w:r>
+              <w:rPr>
+                <w:sz w:val="18"/>
+              </w:rPr>
+            </w:r>
+          </w:p>
+        </w:tc>
+        <w:tc>
+          <w:tcPr>
+            <w:tcW w:type="dxa" w:w="3009"/>
+          </w:tcPr>
+          <w:p>
+            <w:pPr>
+              <w:jc w:val="center"/>
+              <w:spacing w:after="80" w:line="276" w:lineRule="auto"/>
+            </w:pPr>
+            <w:r>
+              <w:rPr>
+                <w:sz w:val="22"/>
+              </w:rPr>
+            </w:r>
+            <w:r>
+              <w:rPr>
+                <w:sz w:val="18"/>
+              </w:rPr>
+              <w:t>max_features</w:t>
+            </w:r>
+          </w:p>
+        </w:tc>
+        <w:tc>
+          <w:tcPr>
+            <w:tcW w:type="dxa" w:w="3009"/>
+          </w:tcPr>
+          <w:p>
+            <w:pPr>
+              <w:jc w:val="center"/>
+              <w:spacing w:after="80" w:line="276" w:lineRule="auto"/>
+            </w:pPr>
+            <w:r>
+              <w:rPr>
+                <w:sz w:val="22"/>
+              </w:rPr>
+            </w:r>
+            <w:r>
+              <w:rPr>
+                <w:sz w:val="18"/>
+              </w:rPr>
+              <w:t>sqrt / log2</w:t>
+            </w:r>
+          </w:p>
+        </w:tc>
+      </w:tr>
+      <w:tr>
+        <w:tc>
+          <w:tcPr>
+            <w:tcW w:type="dxa" w:w="3009"/>
+          </w:tcPr>
+          <w:p>
+            <w:pPr>
+              <w:jc w:val="left"/>
+              <w:spacing w:after="80" w:line="276" w:lineRule="auto"/>
+            </w:pPr>
+            <w:r>
+              <w:rPr>
+                <w:sz w:val="22"/>
+              </w:rPr>
+            </w:r>
+            <w:r>
+              <w:rPr>
+                <w:sz w:val="18"/>
+              </w:rPr>
+              <w:t>KNN</w:t>
+            </w:r>
+          </w:p>
+        </w:tc>
+        <w:tc>
+          <w:tcPr>
+            <w:tcW w:type="dxa" w:w="3009"/>
+          </w:tcPr>
+          <w:p>
+            <w:pPr>
+              <w:jc w:val="center"/>
+              <w:spacing w:after="80" w:line="276" w:lineRule="auto"/>
+            </w:pPr>
+            <w:r>
+              <w:rPr>
+                <w:sz w:val="22"/>
+              </w:rPr>
+            </w:r>
+            <w:r>
+              <w:rPr>
+                <w:sz w:val="18"/>
+              </w:rPr>
+              <w:t>n_neighbors</w:t>
+            </w:r>
+          </w:p>
+        </w:tc>
+        <w:tc>
+          <w:tcPr>
+            <w:tcW w:type="dxa" w:w="3009"/>
+          </w:tcPr>
+          <w:p>
+            <w:pPr>
+              <w:jc w:val="center"/>
+              <w:spacing w:after="80" w:line="276" w:lineRule="auto"/>
+            </w:pPr>
+            <w:r>
+              <w:rPr>
+                <w:sz w:val="22"/>
+              </w:rPr>
+            </w:r>
+            <w:r>
+              <w:rPr>
+                <w:sz w:val="18"/>
+              </w:rPr>
+              <w:t>3 / 5 / 7 / 10 / 15</w:t>
+            </w:r>
+          </w:p>
+        </w:tc>
+      </w:tr>
+      <w:tr>
+        <w:tc>
+          <w:tcPr>
+            <w:tcW w:type="dxa" w:w="3009"/>
+          </w:tcPr>
+          <w:p>
+            <w:pPr>
+              <w:jc w:val="left"/>
+              <w:spacing w:after="80" w:line="276" w:lineRule="auto"/>
+            </w:pPr>
+            <w:r>
+              <w:rPr>
+                <w:sz w:val="22"/>
+              </w:rPr>
+            </w:r>
+            <w:r>
+              <w:rPr>
+                <w:sz w:val="18"/>
+              </w:rPr>
+            </w:r>
+          </w:p>
+        </w:tc>
+        <w:tc>
+          <w:tcPr>
+            <w:tcW w:type="dxa" w:w="3009"/>
+          </w:tcPr>
+          <w:p>
+            <w:pPr>
+              <w:jc w:val="center"/>
+              <w:spacing w:after="80" w:line="276" w:lineRule="auto"/>
+            </w:pPr>
+            <w:r>
+              <w:rPr>
+                <w:sz w:val="22"/>
+              </w:rPr>
+            </w:r>
+            <w:r>
+              <w:rPr>
+                <w:sz w:val="18"/>
+              </w:rPr>
+              <w:t>weights</w:t>
+            </w:r>
+          </w:p>
+        </w:tc>
+        <w:tc>
+          <w:tcPr>
+            <w:tcW w:type="dxa" w:w="3009"/>
+          </w:tcPr>
+          <w:p>
+            <w:pPr>
+              <w:jc w:val="center"/>
+              <w:spacing w:after="80" w:line="276" w:lineRule="auto"/>
+            </w:pPr>
+            <w:r>
+              <w:rPr>
+                <w:sz w:val="22"/>
+              </w:rPr>
+            </w:r>
+            <w:r>
+              <w:rPr>
+                <w:sz w:val="18"/>
+              </w:rPr>
+              <w:t>uniform / distance</w:t>
+            </w:r>
+          </w:p>
+        </w:tc>
+      </w:tr>
+      <w:tr>
+        <w:tc>
+          <w:tcPr>
+            <w:tcW w:type="dxa" w:w="3009"/>
+          </w:tcPr>
+          <w:p>
+            <w:pPr>
+              <w:jc w:val="left"/>
+              <w:spacing w:after="80" w:line="276" w:lineRule="auto"/>
+            </w:pPr>
+            <w:r>
+              <w:rPr>
+                <w:sz w:val="22"/>
+              </w:rPr>
+            </w:r>
+            <w:r>
+              <w:rPr>
+                <w:sz w:val="18"/>
+              </w:rPr>
+              <w:t>RF Regressor</w:t>
+            </w:r>
+          </w:p>
+        </w:tc>
+        <w:tc>
+          <w:tcPr>
+            <w:tcW w:type="dxa" w:w="3009"/>
+          </w:tcPr>
+          <w:p>
+            <w:pPr>
+              <w:jc w:val="center"/>
+              <w:spacing w:after="80" w:line="276" w:lineRule="auto"/>
+            </w:pPr>
+            <w:r>
+              <w:rPr>
+                <w:sz w:val="22"/>
+              </w:rPr>
+            </w:r>
+            <w:r>
+              <w:rPr>
+                <w:sz w:val="18"/>
+              </w:rPr>
+              <w:t>n_estimators</w:t>
+            </w:r>
+          </w:p>
+        </w:tc>
+        <w:tc>
+          <w:tcPr>
+            <w:tcW w:type="dxa" w:w="3009"/>
+          </w:tcPr>
+          <w:p>
+            <w:pPr>
+              <w:jc w:val="center"/>
+              <w:spacing w:after="80" w:line="276" w:lineRule="auto"/>
+            </w:pPr>
+            <w:r>
+              <w:rPr>
+                <w:sz w:val="22"/>
+              </w:rPr>
+            </w:r>
+            <w:r>
+              <w:rPr>
+                <w:sz w:val="18"/>
+              </w:rPr>
+              <w:t>100 / 300 / 500</w:t>
+            </w:r>
+          </w:p>
+        </w:tc>
+      </w:tr>
+      <w:tr>
+        <w:tc>
+          <w:tcPr>
+            <w:tcW w:type="dxa" w:w="3009"/>
+          </w:tcPr>
+          <w:p>
+            <w:pPr>
+              <w:jc w:val="left"/>
+              <w:spacing w:after="80" w:line="276" w:lineRule="auto"/>
+            </w:pPr>
+            <w:r>
+              <w:rPr>
+                <w:sz w:val="22"/>
+              </w:rPr>
+            </w:r>
+            <w:r>
+              <w:rPr>
+                <w:sz w:val="18"/>
+              </w:rPr>
+            </w:r>
+          </w:p>
+        </w:tc>
+        <w:tc>
+          <w:tcPr>
+            <w:tcW w:type="dxa" w:w="3009"/>
+          </w:tcPr>
+          <w:p>
+            <w:pPr>
+              <w:jc w:val="center"/>
+              <w:spacing w:after="80" w:line="276" w:lineRule="auto"/>
+            </w:pPr>
+            <w:r>
+              <w:rPr>
+                <w:sz w:val="22"/>
+              </w:rPr>
+            </w:r>
+            <w:r>
+              <w:rPr>
+                <w:sz w:val="18"/>
+              </w:rPr>
+              <w:t>max_depth</w:t>
+            </w:r>
+          </w:p>
+        </w:tc>
+        <w:tc>
+          <w:tcPr>
+            <w:tcW w:type="dxa" w:w="3009"/>
+          </w:tcPr>
+          <w:p>
+            <w:pPr>
+              <w:jc w:val="center"/>
+              <w:spacing w:after="80" w:line="276" w:lineRule="auto"/>
+            </w:pPr>
+            <w:r>
+              <w:rPr>
+                <w:sz w:val="22"/>
+              </w:rPr>
+            </w:r>
+            <w:r>
+              <w:rPr>
+                <w:sz w:val="18"/>
+              </w:rPr>
+              <w:t>None / 10 / 20</w:t>
+            </w:r>
+          </w:p>
+        </w:tc>
+      </w:tr>
+      <w:tr>
+        <w:tc>
+          <w:tcPr>
+            <w:tcW w:type="dxa" w:w="3009"/>
+          </w:tcPr>
+          <w:p>
+            <w:pPr>
+              <w:jc w:val="left"/>
+              <w:spacing w:after="80" w:line="276" w:lineRule="auto"/>
+            </w:pPr>
+            <w:r>
+              <w:rPr>
+                <w:sz w:val="22"/>
+              </w:rPr>
+            </w:r>
+            <w:r>
+              <w:rPr>
+                <w:sz w:val="18"/>
+              </w:rPr>
+            </w:r>
+          </w:p>
+        </w:tc>
+        <w:tc>
+          <w:tcPr>
+            <w:tcW w:type="dxa" w:w="3009"/>
+          </w:tcPr>
+          <w:p>
+            <w:pPr>
+              <w:jc w:val="center"/>
+              <w:spacing w:after="80" w:line="276" w:lineRule="auto"/>
+            </w:pPr>
+            <w:r>
+              <w:rPr>
+                <w:sz w:val="22"/>
+              </w:rPr>
+            </w:r>
+            <w:r>
+              <w:rPr>
+                <w:sz w:val="18"/>
+              </w:rPr>
+              <w:t>min_samples_leaf</w:t>
+            </w:r>
+          </w:p>
+        </w:tc>
+        <w:tc>
+          <w:tcPr>
+            <w:tcW w:type="dxa" w:w="3009"/>
+          </w:tcPr>
+          <w:p>
+            <w:pPr>
+              <w:jc w:val="center"/>
+              <w:spacing w:after="80" w:line="276" w:lineRule="auto"/>
+            </w:pPr>
+            <w:r>
+              <w:rPr>
+                <w:sz w:val="22"/>
+              </w:rPr>
+            </w:r>
+            <w:r>
+              <w:rPr>
+                <w:sz w:val="18"/>
+              </w:rPr>
+              <w:t>1 / 5</w:t>
+            </w:r>
+          </w:p>
+        </w:tc>
+      </w:tr>
+      <w:tr>
+        <w:tc>
+          <w:tcPr>
+            <w:tcW w:type="dxa" w:w="3009"/>
+          </w:tcPr>
+          <w:p>
+            <w:pPr>
+              <w:jc w:val="left"/>
+              <w:spacing w:after="80" w:line="276" w:lineRule="auto"/>
+            </w:pPr>
+            <w:r>
+              <w:rPr>
+                <w:sz w:val="22"/>
+              </w:rPr>
+            </w:r>
+            <w:r>
+              <w:rPr>
+                <w:sz w:val="18"/>
+              </w:rPr>
+            </w:r>
+          </w:p>
+        </w:tc>
+        <w:tc>
+          <w:tcPr>
+            <w:tcW w:type="dxa" w:w="3009"/>
+          </w:tcPr>
+          <w:p>
+            <w:pPr>
+              <w:jc w:val="center"/>
+              <w:spacing w:after="80" w:line="276" w:lineRule="auto"/>
+            </w:pPr>
+            <w:r>
+              <w:rPr>
+                <w:sz w:val="22"/>
+              </w:rPr>
+            </w:r>
+            <w:r>
+              <w:rPr>
+                <w:sz w:val="18"/>
+              </w:rPr>
+              <w:t>max_features</w:t>
+            </w:r>
+          </w:p>
+        </w:tc>
+        <w:tc>
+          <w:tcPr>
+            <w:tcW w:type="dxa" w:w="3009"/>
+          </w:tcPr>
+          <w:p>
+            <w:pPr>
+              <w:jc w:val="center"/>
+              <w:spacing w:after="80" w:line="276" w:lineRule="auto"/>
+            </w:pPr>
+            <w:r>
+              <w:rPr>
+                <w:sz w:val="22"/>
+              </w:rPr>
+            </w:r>
+            <w:r>
+              <w:rPr>
+                <w:sz w:val="18"/>
+              </w:rPr>
+              <w:t>1.0 / sqrt</w:t>
+            </w:r>
+          </w:p>
+        </w:tc>
+      </w:tr>
+    </w:tbl>
+    <w:p>
+      <w:pPr>
+        <w:pStyle w:val="Legenda"/>
+        <w:jc w:val="center"/>
+        <w:spacing w:after="80" w:line="276" w:lineRule="auto"/>
+      </w:pPr>
+      <w:r>
+        <w:rPr>
+          <w:i/>
+          <w:sz w:val="18"/>
+        </w:rPr>
+        <w:t>Tabela 6 — Grelhas de hyperparametros exploradas pelo GridSearchCV (5-fold; scoring=f1_macro para classificação, R² para regressão).</w:t>
+      </w:r>
+    </w:p>
+    <w:tbl>
+      <w:tblPr>
+        <w:tblW w:type="auto" w:w="0"/>
+        <w:jc w:val="center"/>
+        <w:tblLook w:firstColumn="1" w:firstRow="1" w:lastColumn="0" w:lastRow="0" w:noHBand="0" w:noVBand="1" w:val="04A0"/>
+        <w:tblBorders>
+          <w:top w:val="single" w:sz="4" w:color="888888"/>
+          <w:left w:val="single" w:sz="4" w:color="888888"/>
+          <w:bottom w:val="single" w:sz="4" w:color="888888"/>
+          <w:right w:val="single" w:sz="4" w:color="888888"/>
+          <w:insideH w:val="single" w:sz="4" w:color="888888"/>
+          <w:insideV w:val="single" w:sz="4" w:color="888888"/>
+        </w:tblBorders>
+      </w:tblPr>
+      <w:tblGrid>
+        <w:gridCol w:w="3009"/>
+        <w:gridCol w:w="3009"/>
+        <w:gridCol w:w="3009"/>
+      </w:tblGrid>
+      <w:tr>
+        <w:tc>
+          <w:tcPr>
+            <w:tcW w:type="dxa" w:w="3009"/>
+            <w:shd w:val="clear" w:color="auto" w:fill="D9E2F3"/>
+          </w:tcPr>
+          <w:p>
+            <w:pPr>
+              <w:jc w:val="center"/>
+              <w:spacing w:after="80" w:line="276" w:lineRule="auto"/>
+            </w:pPr>
+            <w:r>
+              <w:rPr>
+                <w:sz w:val="22"/>
+              </w:rPr>
+            </w:r>
+            <w:r>
+              <w:rPr>
+                <w:b/>
+                <w:sz w:val="18"/>
+              </w:rPr>
+              <w:t>Modelo</w:t>
+            </w:r>
+          </w:p>
+        </w:tc>
+        <w:tc>
+          <w:tcPr>
+            <w:tcW w:type="dxa" w:w="3009"/>
+            <w:shd w:val="clear" w:color="auto" w:fill="D9E2F3"/>
+          </w:tcPr>
+          <w:p>
+            <w:pPr>
+              <w:jc w:val="center"/>
+              <w:spacing w:after="80" w:line="276" w:lineRule="auto"/>
+            </w:pPr>
+            <w:r>
+              <w:rPr>
+                <w:sz w:val="22"/>
+              </w:rPr>
+            </w:r>
+            <w:r>
+              <w:rPr>
+                <w:b/>
+                <w:sz w:val="18"/>
+              </w:rPr>
+              <w:t>Tarefa</w:t>
+            </w:r>
+          </w:p>
+        </w:tc>
+        <w:tc>
+          <w:tcPr>
+            <w:tcW w:type="dxa" w:w="3009"/>
+            <w:shd w:val="clear" w:color="auto" w:fill="D9E2F3"/>
+          </w:tcPr>
+          <w:p>
+            <w:pPr>
+              <w:jc w:val="center"/>
+              <w:spacing w:after="80" w:line="276" w:lineRule="auto"/>
+            </w:pPr>
+            <w:r>
+              <w:rPr>
+                <w:sz w:val="22"/>
+              </w:rPr>
+            </w:r>
+            <w:r>
+              <w:rPr>
+                <w:b/>
+                <w:sz w:val="18"/>
+              </w:rPr>
+              <w:t>Melhores hyperparametros</w:t>
+            </w:r>
+          </w:p>
+        </w:tc>
+      </w:tr>
+      <w:tr>
+        <w:tc>
+          <w:tcPr>
+            <w:tcW w:type="dxa" w:w="3009"/>
+          </w:tcPr>
+          <w:p>
+            <w:pPr>
+              <w:jc w:val="left"/>
+              <w:spacing w:after="80" w:line="276" w:lineRule="auto"/>
+            </w:pPr>
+            <w:r>
+              <w:rPr>
+                <w:sz w:val="22"/>
+              </w:rPr>
+            </w:r>
+            <w:r>
+              <w:rPr>
+                <w:sz w:val="18"/>
+              </w:rPr>
+              <w:t>Logistic Regression</w:t>
+            </w:r>
+          </w:p>
+        </w:tc>
+        <w:tc>
+          <w:tcPr>
+            <w:tcW w:type="dxa" w:w="3009"/>
+          </w:tcPr>
+          <w:p>
+            <w:pPr>
+              <w:jc w:val="center"/>
+              <w:spacing w:after="80" w:line="276" w:lineRule="auto"/>
+            </w:pPr>
+            <w:r>
+              <w:rPr>
+                <w:sz w:val="22"/>
+              </w:rPr>
+            </w:r>
+            <w:r>
+              <w:rPr>
+                <w:sz w:val="18"/>
+              </w:rPr>
+              <w:t>Classificação</w:t>
+            </w:r>
+          </w:p>
+        </w:tc>
+        <w:tc>
+          <w:tcPr>
+            <w:tcW w:type="dxa" w:w="3009"/>
+          </w:tcPr>
+          <w:p>
+            <w:pPr>
+              <w:jc w:val="center"/>
+              <w:spacing w:after="80" w:line="276" w:lineRule="auto"/>
+            </w:pPr>
+            <w:r>
+              <w:rPr>
+                <w:sz w:val="22"/>
+              </w:rPr>
+            </w:r>
+            <w:r>
+              <w:rPr>
+                <w:sz w:val="18"/>
+              </w:rPr>
+              <w:t>C = 0,1; L2; solver=lbfgs; class_weight=balanced</w:t>
+            </w:r>
+          </w:p>
+        </w:tc>
+      </w:tr>
+      <w:tr>
+        <w:tc>
+          <w:tcPr>
+            <w:tcW w:type="dxa" w:w="3009"/>
+          </w:tcPr>
+          <w:p>
+            <w:pPr>
+              <w:jc w:val="left"/>
+              <w:spacing w:after="80" w:line="276" w:lineRule="auto"/>
+            </w:pPr>
+            <w:r>
+              <w:rPr>
+                <w:sz w:val="22"/>
+              </w:rPr>
+            </w:r>
+            <w:r>
+              <w:rPr>
+                <w:sz w:val="18"/>
+              </w:rPr>
+              <w:t>Random Forest</w:t>
+            </w:r>
+          </w:p>
+        </w:tc>
+        <w:tc>
+          <w:tcPr>
+            <w:tcW w:type="dxa" w:w="3009"/>
+          </w:tcPr>
+          <w:p>
+            <w:pPr>
+              <w:jc w:val="center"/>
+              <w:spacing w:after="80" w:line="276" w:lineRule="auto"/>
+            </w:pPr>
+            <w:r>
+              <w:rPr>
+                <w:sz w:val="22"/>
+              </w:rPr>
+            </w:r>
+            <w:r>
+              <w:rPr>
+                <w:sz w:val="18"/>
+              </w:rPr>
+              <w:t>Classificação</w:t>
+            </w:r>
+          </w:p>
+        </w:tc>
+        <w:tc>
+          <w:tcPr>
+            <w:tcW w:type="dxa" w:w="3009"/>
+          </w:tcPr>
+          <w:p>
+            <w:pPr>
+              <w:jc w:val="center"/>
+              <w:spacing w:after="80" w:line="276" w:lineRule="auto"/>
+            </w:pPr>
+            <w:r>
+              <w:rPr>
+                <w:sz w:val="22"/>
+              </w:rPr>
+            </w:r>
+            <w:r>
+              <w:rPr>
+                <w:sz w:val="18"/>
+              </w:rPr>
+              <w:t>n_estimators=1000; max_depth=10; min_samples_leaf=5; max_features=sqrt; criterion=entropy; class_weight=balanced</w:t>
+            </w:r>
+          </w:p>
+        </w:tc>
+      </w:tr>
+      <w:tr>
+        <w:tc>
+          <w:tcPr>
+            <w:tcW w:type="dxa" w:w="3009"/>
+          </w:tcPr>
+          <w:p>
+            <w:pPr>
+              <w:jc w:val="left"/>
+              <w:spacing w:after="80" w:line="276" w:lineRule="auto"/>
+            </w:pPr>
+            <w:r>
+              <w:rPr>
+                <w:sz w:val="22"/>
+              </w:rPr>
+            </w:r>
+            <w:r>
+              <w:rPr>
+                <w:sz w:val="18"/>
+              </w:rPr>
+              <w:t>KNN</w:t>
+            </w:r>
+          </w:p>
+        </w:tc>
+        <w:tc>
+          <w:tcPr>
+            <w:tcW w:type="dxa" w:w="3009"/>
+          </w:tcPr>
+          <w:p>
+            <w:pPr>
+              <w:jc w:val="center"/>
+              <w:spacing w:after="80" w:line="276" w:lineRule="auto"/>
+            </w:pPr>
+            <w:r>
+              <w:rPr>
+                <w:sz w:val="22"/>
+              </w:rPr>
+            </w:r>
+            <w:r>
+              <w:rPr>
+                <w:sz w:val="18"/>
+              </w:rPr>
+              <w:t>Classificação</w:t>
+            </w:r>
+          </w:p>
+        </w:tc>
+        <w:tc>
+          <w:tcPr>
+            <w:tcW w:type="dxa" w:w="3009"/>
+          </w:tcPr>
+          <w:p>
+            <w:pPr>
+              <w:jc w:val="center"/>
+              <w:spacing w:after="80" w:line="276" w:lineRule="auto"/>
+            </w:pPr>
+            <w:r>
+              <w:rPr>
+                <w:sz w:val="22"/>
+              </w:rPr>
+            </w:r>
+            <w:r>
+              <w:rPr>
+                <w:sz w:val="18"/>
+              </w:rPr>
+              <w:t>n_neighbors=3; weights=distance; metric=Euclidean</w:t>
+            </w:r>
+          </w:p>
+        </w:tc>
+      </w:tr>
+      <w:tr>
+        <w:tc>
+          <w:tcPr>
+            <w:tcW w:type="dxa" w:w="3009"/>
+          </w:tcPr>
+          <w:p>
+            <w:pPr>
+              <w:jc w:val="left"/>
+              <w:spacing w:after="80" w:line="276" w:lineRule="auto"/>
+            </w:pPr>
+            <w:r>
+              <w:rPr>
+                <w:sz w:val="22"/>
+              </w:rPr>
+            </w:r>
+            <w:r>
+              <w:rPr>
+                <w:sz w:val="18"/>
+              </w:rPr>
+              <w:t>Linear Regression</w:t>
+            </w:r>
+          </w:p>
+        </w:tc>
+        <w:tc>
+          <w:tcPr>
+            <w:tcW w:type="dxa" w:w="3009"/>
+          </w:tcPr>
+          <w:p>
+            <w:pPr>
+              <w:jc w:val="center"/>
+              <w:spacing w:after="80" w:line="276" w:lineRule="auto"/>
+            </w:pPr>
+            <w:r>
+              <w:rPr>
+                <w:sz w:val="22"/>
+              </w:rPr>
+            </w:r>
+            <w:r>
+              <w:rPr>
+                <w:sz w:val="18"/>
+              </w:rPr>
+              <w:t>Regressão</w:t>
+            </w:r>
+          </w:p>
+        </w:tc>
+        <w:tc>
+          <w:tcPr>
+            <w:tcW w:type="dxa" w:w="3009"/>
+          </w:tcPr>
+          <w:p>
+            <w:pPr>
+              <w:jc w:val="center"/>
+              <w:spacing w:after="80" w:line="276" w:lineRule="auto"/>
+            </w:pPr>
+            <w:r>
+              <w:rPr>
+                <w:sz w:val="22"/>
+              </w:rPr>
+            </w:r>
+            <w:r>
+              <w:rPr>
+                <w:sz w:val="18"/>
+              </w:rPr>
+              <w:t>fit_intercept=True (sem hyperparametros para tunar)</w:t>
+            </w:r>
+          </w:p>
+        </w:tc>
+      </w:tr>
+      <w:tr>
+        <w:tc>
+          <w:tcPr>
+            <w:tcW w:type="dxa" w:w="3009"/>
+          </w:tcPr>
+          <w:p>
+            <w:pPr>
+              <w:jc w:val="left"/>
+              <w:spacing w:after="80" w:line="276" w:lineRule="auto"/>
+            </w:pPr>
+            <w:r>
+              <w:rPr>
+                <w:sz w:val="22"/>
+              </w:rPr>
+            </w:r>
+            <w:r>
+              <w:rPr>
+                <w:sz w:val="18"/>
+              </w:rPr>
+              <w:t>Random Forest Regressor</w:t>
+            </w:r>
+          </w:p>
+        </w:tc>
+        <w:tc>
+          <w:tcPr>
+            <w:tcW w:type="dxa" w:w="3009"/>
+          </w:tcPr>
+          <w:p>
+            <w:pPr>
+              <w:jc w:val="center"/>
+              <w:spacing w:after="80" w:line="276" w:lineRule="auto"/>
+            </w:pPr>
+            <w:r>
+              <w:rPr>
+                <w:sz w:val="22"/>
+              </w:rPr>
+            </w:r>
+            <w:r>
+              <w:rPr>
+                <w:sz w:val="18"/>
+              </w:rPr>
+              <w:t>Regressão</w:t>
+            </w:r>
+          </w:p>
+        </w:tc>
+        <w:tc>
+          <w:tcPr>
+            <w:tcW w:type="dxa" w:w="3009"/>
+          </w:tcPr>
+          <w:p>
+            <w:pPr>
+              <w:jc w:val="center"/>
+              <w:spacing w:after="80" w:line="276" w:lineRule="auto"/>
+            </w:pPr>
+            <w:r>
+              <w:rPr>
+                <w:sz w:val="22"/>
+              </w:rPr>
+            </w:r>
+            <w:r>
+              <w:rPr>
+                <w:sz w:val="18"/>
+              </w:rPr>
+              <w:t>n_estimators=100; max_depth=10; min_samples_leaf=5; max_features=sqrt</w:t>
+            </w:r>
+          </w:p>
+        </w:tc>
+      </w:tr>
+    </w:tbl>
+    <w:p>
+      <w:pPr>
+        <w:pStyle w:val="Legenda"/>
+        <w:jc w:val="center"/>
+        <w:spacing w:after="80" w:line="276" w:lineRule="auto"/>
+      </w:pPr>
+      <w:r>
+        <w:rPr>
+          <w:i/>
+          <w:sz w:val="18"/>
+        </w:rPr>
+        <w:t>Tabela 7 — Melhores hyperparametros encontrados pelo GridSearchCV (cv=5).</w:t>
+      </w:r>
+    </w:p>
+    <w:p>
+      <w:pPr>
+        <w:pStyle w:val="Ttulo2"/>
+        <w:spacing w:before="120" w:after="80"/>
+      </w:pPr>
+      <w:r>
+        <w:rPr>
+          <w:sz w:val="28"/>
+        </w:rPr>
+        <w:t>3.3 Módulo 3 — IA Generativa</w:t>
+      </w:r>
+    </w:p>
+    <w:p>
+      <w:pPr>
+        <w:spacing w:after="60" w:line="252" w:lineRule="auto"/>
+      </w:pPr>
+      <w:r>
+        <w:rPr>
+          <w:b w:val="0"/>
+          <w:i w:val="0"/>
+          <w:sz w:val="22"/>
         </w:rPr>
         <w:t xml:space="preserve">A componente generativa é implementada no script </w:t>
       </w:r>
@@ -3804,6 +7829,7 @@
         <w:rPr>
           <w:b/>
           <w:i w:val="0"/>
+          <w:sz w:val="22"/>
         </w:rPr>
         <w:t>gen_report.py</w:t>
       </w:r>
@@ -3811,6 +7837,7 @@
         <w:rPr>
           <w:b w:val="0"/>
           <w:i w:val="0"/>
+          <w:sz w:val="22"/>
         </w:rPr>
         <w:t xml:space="preserve">, que recebe como input os ficheiros estruturados produzidos pelos Módulos 1 e 2 (resultados_alertas.csv, metrics.csv e regras.json) e produz, em formato Markdown, três blocos: (i) resumo executivo com até 200 palavras, (ii) duas a três recomendações de ação operacional e (iii) secção dedicada a limitações e riscos. Seguindo princípios de engenharia de prompts para LLMs (Brown et al., 2020; Ouyang et al., 2022), foram testadas três variantes — </w:t>
       </w:r>
@@ -3818,6 +7845,7 @@
         <w:rPr>
           <w:b w:val="0"/>
           <w:i/>
+          <w:sz w:val="22"/>
         </w:rPr>
         <w:t>baseline</w:t>
       </w:r>
@@ -3825,6 +7853,7 @@
         <w:rPr>
           <w:b w:val="0"/>
           <w:i w:val="0"/>
+          <w:sz w:val="22"/>
         </w:rPr>
         <w:t xml:space="preserve">, </w:t>
       </w:r>
@@ -3832,6 +7861,7 @@
         <w:rPr>
           <w:b w:val="0"/>
           <w:i/>
+          <w:sz w:val="22"/>
         </w:rPr>
         <w:t>estruturado</w:t>
       </w:r>
@@ -3839,6 +7869,7 @@
         <w:rPr>
           <w:b w:val="0"/>
           <w:i w:val="0"/>
+          <w:sz w:val="22"/>
         </w:rPr>
         <w:t xml:space="preserve"> e </w:t>
       </w:r>
@@ -3846,6 +7877,7 @@
         <w:rPr>
           <w:b w:val="0"/>
           <w:i/>
+          <w:sz w:val="22"/>
         </w:rPr>
         <w:t>crítico-ético</w:t>
       </w:r>
@@ -3853,6 +7885,7 @@
         <w:rPr>
           <w:b w:val="0"/>
           <w:i w:val="0"/>
+          <w:sz w:val="22"/>
         </w:rPr>
         <w:t xml:space="preserve"> — descritas em prompts.md. O design segue o princípio de </w:t>
       </w:r>
@@ -3860,6 +7893,7 @@
         <w:rPr>
           <w:b w:val="0"/>
           <w:i/>
+          <w:sz w:val="22"/>
         </w:rPr>
         <w:t>grounding</w:t>
       </w:r>
@@ -3867,11 +7901,16 @@
         <w:rPr>
           <w:b w:val="0"/>
           <w:i w:val="0"/>
+          <w:sz w:val="22"/>
         </w:rPr>
         <w:t>: o modelo recebe apenas factos numéricos pré-calculados pelos módulos anteriores, restringindo a sua função à formatação textual e à adaptação de linguagem ao público-alvo, e nunca à produção de conteúdo factual novo.</w:t>
       </w:r>
     </w:p>
-    <w:p/>
+    <w:p>
+      <w:pPr>
+        <w:spacing w:after="60" w:line="252" w:lineRule="auto"/>
+      </w:pPr>
+    </w:p>
     <w:p>
       <w:pPr>
         <w:pStyle w:val="Ttulo1"/>
@@ -3882,12 +7921,14 @@
         <w:rPr>
           <w:rFonts w:eastAsia="Times New Roman"/>
         </w:rPr>
+        <w:spacing w:before="120" w:after="80"/>
       </w:pPr>
       <w:bookmarkStart w:id="4" w:name="_Toc1067735193"/>
       <w:bookmarkStart w:id="5" w:name="_Toc1793157361"/>
       <w:r>
         <w:rPr>
           <w:rFonts w:eastAsia="Times New Roman"/>
+          <w:sz w:val="36"/>
         </w:rPr>
         <w:lastRenderedPageBreak/>
         <w:t>Resultados</w:t>
@@ -3898,16 +7939,24 @@
     <w:p>
       <w:pPr>
         <w:pStyle w:val="Ttulo2"/>
-      </w:pPr>
-      <w:r>
+        <w:spacing w:before="120" w:after="80"/>
+      </w:pPr>
+      <w:r>
+        <w:rPr>
+          <w:sz w:val="28"/>
+        </w:rPr>
         <w:t>4.1 Módulo 1</w:t>
       </w:r>
     </w:p>
     <w:p>
+      <w:pPr>
+        <w:spacing w:after="60" w:line="252" w:lineRule="auto"/>
+      </w:pPr>
       <w:r>
         <w:rPr>
           <w:b w:val="0"/>
           <w:i w:val="0"/>
+          <w:sz w:val="22"/>
         </w:rPr>
         <w:t xml:space="preserve">O motor de regras processou as 1.442 observações horárias. As regras mais ativadas correspondem a excedências de </w:t>
       </w:r>
@@ -3915,6 +7964,7 @@
         <w:rPr>
           <w:b/>
           <w:i w:val="0"/>
+          <w:sz w:val="22"/>
         </w:rPr>
         <w:t>PM2.5</w:t>
       </w:r>
@@ -3922,6 +7972,7 @@
         <w:rPr>
           <w:b w:val="0"/>
           <w:i w:val="0"/>
+          <w:sz w:val="22"/>
         </w:rPr>
         <w:t xml:space="preserve"> e </w:t>
       </w:r>
@@ -3929,6 +7980,7 @@
         <w:rPr>
           <w:b/>
           <w:i w:val="0"/>
+          <w:sz w:val="22"/>
         </w:rPr>
         <w:t>PM10</w:t>
       </w:r>
@@ -3936,6 +7988,7 @@
         <w:rPr>
           <w:b w:val="0"/>
           <w:i w:val="0"/>
+          <w:sz w:val="22"/>
         </w:rPr>
         <w:t>, coerente com episódios urbanos típicos das duas cidades em outubro de 2025. A Rede Bayesiana confirma relações esperadas entre as variáveis: P(má | PM2.5=alto) &gt; P(má | PM2.5=baixo), e a evidência conjunta de outono + PM2.5 alto eleva ainda mais a probabilidade de má qualidade do ar — sinal de que a rede capturou padrões reais e não apenas reproduziu as regras do motor.</w:t>
       </w:r>
@@ -3943,11 +7996,15 @@
     <w:p>
       <w:pPr>
         <w:jc w:val="center"/>
-      </w:pPr>
-      <w:r>
+        <w:spacing w:after="60" w:line="252" w:lineRule="auto"/>
+      </w:pPr>
+      <w:r>
+        <w:rPr>
+          <w:sz w:val="22"/>
+        </w:rPr>
         <w:drawing>
           <wp:inline xmlns:a="http://schemas.openxmlformats.org/drawingml/2006/main" xmlns:pic="http://schemas.openxmlformats.org/drawingml/2006/picture">
-            <wp:extent cx="5760000" cy="1412830"/>
+            <wp:extent cx="3960000" cy="971320"/>
             <wp:docPr id="1889355397" name="Picture 1889355397"/>
             <wp:cNvGraphicFramePr>
               <a:graphicFrameLocks noChangeAspect="1"/>
@@ -3968,7 +8025,7 @@
                   <pic:spPr>
                     <a:xfrm>
                       <a:off x="0" y="0"/>
-                      <a:ext cx="5760000" cy="1412830"/>
+                      <a:ext cx="3960000" cy="971320"/>
                     </a:xfrm>
                     <a:prstGeom prst="rect"/>
                   </pic:spPr>
@@ -3983,6 +8040,7 @@
       <w:pPr>
         <w:pStyle w:val="Legenda"/>
         <w:jc w:val="center"/>
+        <w:spacing w:after="80" w:line="276" w:lineRule="auto"/>
       </w:pPr>
       <w:r>
         <w:rPr>
@@ -3995,11 +8053,15 @@
     <w:p>
       <w:pPr>
         <w:jc w:val="center"/>
-      </w:pPr>
-      <w:r>
+        <w:spacing w:after="60" w:line="252" w:lineRule="auto"/>
+      </w:pPr>
+      <w:r>
+        <w:rPr>
+          <w:sz w:val="22"/>
+        </w:rPr>
         <w:drawing>
           <wp:inline xmlns:a="http://schemas.openxmlformats.org/drawingml/2006/main" xmlns:pic="http://schemas.openxmlformats.org/drawingml/2006/picture">
-            <wp:extent cx="5760000" cy="2168123"/>
+            <wp:extent cx="3960000" cy="1490584"/>
             <wp:docPr id="1889355396" name="Picture 1889355396"/>
             <wp:cNvGraphicFramePr>
               <a:graphicFrameLocks noChangeAspect="1"/>
@@ -4020,7 +8082,7 @@
                   <pic:spPr>
                     <a:xfrm>
                       <a:off x="0" y="0"/>
-                      <a:ext cx="5760000" cy="2168123"/>
+                      <a:ext cx="3960000" cy="1490584"/>
                     </a:xfrm>
                     <a:prstGeom prst="rect"/>
                   </pic:spPr>
@@ -4035,6 +8097,7 @@
       <w:pPr>
         <w:pStyle w:val="Legenda"/>
         <w:jc w:val="center"/>
+        <w:spacing w:after="80" w:line="276" w:lineRule="auto"/>
       </w:pPr>
       <w:r>
         <w:rPr>
@@ -4047,8 +8110,12 @@
     <w:p>
       <w:pPr>
         <w:pStyle w:val="Ttulo2"/>
-      </w:pPr>
-      <w:r>
+        <w:spacing w:before="120" w:after="80"/>
+      </w:pPr>
+      <w:r>
+        <w:rPr>
+          <w:sz w:val="28"/>
+        </w:rPr>
         <w:t>4.2 Módulo 2 — Classificação</w:t>
       </w:r>
     </w:p>
@@ -4083,11 +8150,17 @@
           <w:p>
             <w:pPr>
               <w:jc w:val="center"/>
-            </w:pPr>
-            <w:r/>
+              <w:spacing w:after="80" w:line="276" w:lineRule="auto"/>
+            </w:pPr>
+            <w:r>
+              <w:rPr>
+                <w:sz w:val="22"/>
+              </w:rPr>
+            </w:r>
             <w:r>
               <w:rPr>
                 <w:b/>
+                <w:sz w:val="22"/>
               </w:rPr>
               <w:t>Modelo</w:t>
             </w:r>
@@ -4101,11 +8174,17 @@
           <w:p>
             <w:pPr>
               <w:jc w:val="center"/>
-            </w:pPr>
-            <w:r/>
+              <w:spacing w:after="80" w:line="276" w:lineRule="auto"/>
+            </w:pPr>
+            <w:r>
+              <w:rPr>
+                <w:sz w:val="22"/>
+              </w:rPr>
+            </w:r>
             <w:r>
               <w:rPr>
                 <w:b/>
+                <w:sz w:val="22"/>
               </w:rPr>
               <w:t>Accuracy</w:t>
             </w:r>
@@ -4119,11 +8198,17 @@
           <w:p>
             <w:pPr>
               <w:jc w:val="center"/>
-            </w:pPr>
-            <w:r/>
+              <w:spacing w:after="80" w:line="276" w:lineRule="auto"/>
+            </w:pPr>
+            <w:r>
+              <w:rPr>
+                <w:sz w:val="22"/>
+              </w:rPr>
+            </w:r>
             <w:r>
               <w:rPr>
                 <w:b/>
+                <w:sz w:val="22"/>
               </w:rPr>
               <w:t>Precision</w:t>
             </w:r>
@@ -4137,11 +8222,17 @@
           <w:p>
             <w:pPr>
               <w:jc w:val="center"/>
-            </w:pPr>
-            <w:r/>
+              <w:spacing w:after="80" w:line="276" w:lineRule="auto"/>
+            </w:pPr>
+            <w:r>
+              <w:rPr>
+                <w:sz w:val="22"/>
+              </w:rPr>
+            </w:r>
             <w:r>
               <w:rPr>
                 <w:b/>
+                <w:sz w:val="22"/>
               </w:rPr>
               <w:t>Recall</w:t>
             </w:r>
@@ -4155,11 +8246,17 @@
           <w:p>
             <w:pPr>
               <w:jc w:val="center"/>
-            </w:pPr>
-            <w:r/>
+              <w:spacing w:after="80" w:line="276" w:lineRule="auto"/>
+            </w:pPr>
+            <w:r>
+              <w:rPr>
+                <w:sz w:val="22"/>
+              </w:rPr>
+            </w:r>
             <w:r>
               <w:rPr>
                 <w:b/>
+                <w:sz w:val="22"/>
               </w:rPr>
               <w:t>F1</w:t>
             </w:r>
@@ -4173,11 +8270,17 @@
           <w:p>
             <w:pPr>
               <w:jc w:val="center"/>
-            </w:pPr>
-            <w:r/>
+              <w:spacing w:after="80" w:line="276" w:lineRule="auto"/>
+            </w:pPr>
+            <w:r>
+              <w:rPr>
+                <w:sz w:val="22"/>
+              </w:rPr>
+            </w:r>
             <w:r>
               <w:rPr>
                 <w:b/>
+                <w:sz w:val="22"/>
               </w:rPr>
               <w:t>ROC-AUC</w:t>
             </w:r>
@@ -4192,9 +8295,17 @@
           <w:p>
             <w:pPr>
               <w:jc w:val="left"/>
-            </w:pPr>
-            <w:r/>
-            <w:r>
+              <w:spacing w:after="80" w:line="276" w:lineRule="auto"/>
+            </w:pPr>
+            <w:r>
+              <w:rPr>
+                <w:sz w:val="22"/>
+              </w:rPr>
+            </w:r>
+            <w:r>
+              <w:rPr>
+                <w:sz w:val="22"/>
+              </w:rPr>
               <w:t>Logistic Regression</w:t>
             </w:r>
           </w:p>
@@ -4206,9 +8317,17 @@
           <w:p>
             <w:pPr>
               <w:jc w:val="center"/>
-            </w:pPr>
-            <w:r/>
-            <w:r>
+              <w:spacing w:after="80" w:line="276" w:lineRule="auto"/>
+            </w:pPr>
+            <w:r>
+              <w:rPr>
+                <w:sz w:val="22"/>
+              </w:rPr>
+            </w:r>
+            <w:r>
+              <w:rPr>
+                <w:sz w:val="22"/>
+              </w:rPr>
               <w:t>0,830</w:t>
             </w:r>
           </w:p>
@@ -4220,9 +8339,17 @@
           <w:p>
             <w:pPr>
               <w:jc w:val="center"/>
-            </w:pPr>
-            <w:r/>
-            <w:r>
+              <w:spacing w:after="80" w:line="276" w:lineRule="auto"/>
+            </w:pPr>
+            <w:r>
+              <w:rPr>
+                <w:sz w:val="22"/>
+              </w:rPr>
+            </w:r>
+            <w:r>
+              <w:rPr>
+                <w:sz w:val="22"/>
+              </w:rPr>
               <w:t>0,344</w:t>
             </w:r>
           </w:p>
@@ -4234,9 +8361,17 @@
           <w:p>
             <w:pPr>
               <w:jc w:val="center"/>
-            </w:pPr>
-            <w:r/>
-            <w:r>
+              <w:spacing w:after="80" w:line="276" w:lineRule="auto"/>
+            </w:pPr>
+            <w:r>
+              <w:rPr>
+                <w:sz w:val="22"/>
+              </w:rPr>
+            </w:r>
+            <w:r>
+              <w:rPr>
+                <w:sz w:val="22"/>
+              </w:rPr>
               <w:t>0,759</w:t>
             </w:r>
           </w:p>
@@ -4248,9 +8383,17 @@
           <w:p>
             <w:pPr>
               <w:jc w:val="center"/>
-            </w:pPr>
-            <w:r/>
-            <w:r>
+              <w:spacing w:after="80" w:line="276" w:lineRule="auto"/>
+            </w:pPr>
+            <w:r>
+              <w:rPr>
+                <w:sz w:val="22"/>
+              </w:rPr>
+            </w:r>
+            <w:r>
+              <w:rPr>
+                <w:sz w:val="22"/>
+              </w:rPr>
               <w:t>0,473</w:t>
             </w:r>
           </w:p>
@@ -4262,9 +8405,17 @@
           <w:p>
             <w:pPr>
               <w:jc w:val="center"/>
-            </w:pPr>
-            <w:r/>
-            <w:r>
+              <w:spacing w:after="80" w:line="276" w:lineRule="auto"/>
+            </w:pPr>
+            <w:r>
+              <w:rPr>
+                <w:sz w:val="22"/>
+              </w:rPr>
+            </w:r>
+            <w:r>
+              <w:rPr>
+                <w:sz w:val="22"/>
+              </w:rPr>
               <w:t>0,853</w:t>
             </w:r>
           </w:p>
@@ -4278,9 +8429,17 @@
           <w:p>
             <w:pPr>
               <w:jc w:val="left"/>
-            </w:pPr>
-            <w:r/>
-            <w:r>
+              <w:spacing w:after="80" w:line="276" w:lineRule="auto"/>
+            </w:pPr>
+            <w:r>
+              <w:rPr>
+                <w:sz w:val="22"/>
+              </w:rPr>
+            </w:r>
+            <w:r>
+              <w:rPr>
+                <w:sz w:val="22"/>
+              </w:rPr>
               <w:t>Random Forest</w:t>
             </w:r>
           </w:p>
@@ -4292,9 +8451,17 @@
           <w:p>
             <w:pPr>
               <w:jc w:val="center"/>
-            </w:pPr>
-            <w:r/>
-            <w:r>
+              <w:spacing w:after="80" w:line="276" w:lineRule="auto"/>
+            </w:pPr>
+            <w:r>
+              <w:rPr>
+                <w:sz w:val="22"/>
+              </w:rPr>
+            </w:r>
+            <w:r>
+              <w:rPr>
+                <w:sz w:val="22"/>
+              </w:rPr>
               <w:t>0,917</w:t>
             </w:r>
           </w:p>
@@ -4306,9 +8473,17 @@
           <w:p>
             <w:pPr>
               <w:jc w:val="center"/>
-            </w:pPr>
-            <w:r/>
-            <w:r>
+              <w:spacing w:after="80" w:line="276" w:lineRule="auto"/>
+            </w:pPr>
+            <w:r>
+              <w:rPr>
+                <w:sz w:val="22"/>
+              </w:rPr>
+            </w:r>
+            <w:r>
+              <w:rPr>
+                <w:sz w:val="22"/>
+              </w:rPr>
               <w:t>0,564</w:t>
             </w:r>
           </w:p>
@@ -4320,9 +8495,17 @@
           <w:p>
             <w:pPr>
               <w:jc w:val="center"/>
-            </w:pPr>
-            <w:r/>
-            <w:r>
+              <w:spacing w:after="80" w:line="276" w:lineRule="auto"/>
+            </w:pPr>
+            <w:r>
+              <w:rPr>
+                <w:sz w:val="22"/>
+              </w:rPr>
+            </w:r>
+            <w:r>
+              <w:rPr>
+                <w:sz w:val="22"/>
+              </w:rPr>
               <w:t>0,759</w:t>
             </w:r>
           </w:p>
@@ -4334,11 +8517,17 @@
           <w:p>
             <w:pPr>
               <w:jc w:val="center"/>
-            </w:pPr>
-            <w:r/>
+              <w:spacing w:after="80" w:line="276" w:lineRule="auto"/>
+            </w:pPr>
+            <w:r>
+              <w:rPr>
+                <w:sz w:val="22"/>
+              </w:rPr>
+            </w:r>
             <w:r>
               <w:rPr>
                 <w:b/>
+                <w:sz w:val="22"/>
               </w:rPr>
               <w:t>0,647</w:t>
             </w:r>
@@ -4351,11 +8540,17 @@
           <w:p>
             <w:pPr>
               <w:jc w:val="center"/>
-            </w:pPr>
-            <w:r/>
+              <w:spacing w:after="80" w:line="276" w:lineRule="auto"/>
+            </w:pPr>
+            <w:r>
+              <w:rPr>
+                <w:sz w:val="22"/>
+              </w:rPr>
+            </w:r>
             <w:r>
               <w:rPr>
                 <w:b/>
+                <w:sz w:val="22"/>
               </w:rPr>
               <w:t>0,937</w:t>
             </w:r>
@@ -4370,9 +8565,17 @@
           <w:p>
             <w:pPr>
               <w:jc w:val="left"/>
-            </w:pPr>
-            <w:r/>
-            <w:r>
+              <w:spacing w:after="80" w:line="276" w:lineRule="auto"/>
+            </w:pPr>
+            <w:r>
+              <w:rPr>
+                <w:sz w:val="22"/>
+              </w:rPr>
+            </w:r>
+            <w:r>
+              <w:rPr>
+                <w:sz w:val="22"/>
+              </w:rPr>
               <w:t>KNN</w:t>
             </w:r>
           </w:p>
@@ -4384,11 +8587,17 @@
           <w:p>
             <w:pPr>
               <w:jc w:val="center"/>
-            </w:pPr>
-            <w:r/>
+              <w:spacing w:after="80" w:line="276" w:lineRule="auto"/>
+            </w:pPr>
+            <w:r>
+              <w:rPr>
+                <w:sz w:val="22"/>
+              </w:rPr>
+            </w:r>
             <w:r>
               <w:rPr>
                 <w:b/>
+                <w:sz w:val="22"/>
               </w:rPr>
               <w:t>0,924</w:t>
             </w:r>
@@ -4401,11 +8610,17 @@
           <w:p>
             <w:pPr>
               <w:jc w:val="center"/>
-            </w:pPr>
-            <w:r/>
+              <w:spacing w:after="80" w:line="276" w:lineRule="auto"/>
+            </w:pPr>
+            <w:r>
+              <w:rPr>
+                <w:sz w:val="22"/>
+              </w:rPr>
+            </w:r>
             <w:r>
               <w:rPr>
                 <w:b/>
+                <w:sz w:val="22"/>
               </w:rPr>
               <w:t>0,684</w:t>
             </w:r>
@@ -4418,9 +8633,17 @@
           <w:p>
             <w:pPr>
               <w:jc w:val="center"/>
-            </w:pPr>
-            <w:r/>
-            <w:r>
+              <w:spacing w:after="80" w:line="276" w:lineRule="auto"/>
+            </w:pPr>
+            <w:r>
+              <w:rPr>
+                <w:sz w:val="22"/>
+              </w:rPr>
+            </w:r>
+            <w:r>
+              <w:rPr>
+                <w:sz w:val="22"/>
+              </w:rPr>
               <w:t>0,448</w:t>
             </w:r>
           </w:p>
@@ -4432,9 +8655,17 @@
           <w:p>
             <w:pPr>
               <w:jc w:val="center"/>
-            </w:pPr>
-            <w:r/>
-            <w:r>
+              <w:spacing w:after="80" w:line="276" w:lineRule="auto"/>
+            </w:pPr>
+            <w:r>
+              <w:rPr>
+                <w:sz w:val="22"/>
+              </w:rPr>
+            </w:r>
+            <w:r>
+              <w:rPr>
+                <w:sz w:val="22"/>
+              </w:rPr>
               <w:t>0,542</w:t>
             </w:r>
           </w:p>
@@ -4446,9 +8677,17 @@
           <w:p>
             <w:pPr>
               <w:jc w:val="center"/>
-            </w:pPr>
-            <w:r/>
-            <w:r>
+              <w:spacing w:after="80" w:line="276" w:lineRule="auto"/>
+            </w:pPr>
+            <w:r>
+              <w:rPr>
+                <w:sz w:val="22"/>
+              </w:rPr>
+            </w:r>
+            <w:r>
+              <w:rPr>
+                <w:sz w:val="22"/>
+              </w:rPr>
               <w:t>0,913</w:t>
             </w:r>
           </w:p>
@@ -4459,6 +8698,7 @@
       <w:pPr>
         <w:pStyle w:val="Legenda"/>
         <w:jc w:val="center"/>
+        <w:spacing w:after="80" w:line="276" w:lineRule="auto"/>
       </w:pPr>
       <w:r>
         <w:rPr>
@@ -4471,8 +8711,12 @@
     <w:p>
       <w:pPr>
         <w:jc w:val="center"/>
-      </w:pPr>
-      <w:r>
+        <w:spacing w:after="60" w:line="252" w:lineRule="auto"/>
+      </w:pPr>
+      <w:r>
+        <w:rPr>
+          <w:sz w:val="22"/>
+        </w:rPr>
         <w:drawing>
           <wp:inline xmlns:a="http://schemas.openxmlformats.org/drawingml/2006/main" xmlns:pic="http://schemas.openxmlformats.org/drawingml/2006/picture">
             <wp:extent cx="3960000" cy="3448277"/>
@@ -4511,6 +8755,7 @@
       <w:pPr>
         <w:pStyle w:val="Legenda"/>
         <w:jc w:val="center"/>
+        <w:spacing w:after="80" w:line="276" w:lineRule="auto"/>
       </w:pPr>
       <w:r>
         <w:rPr>
@@ -4521,10 +8766,14 @@
       </w:r>
     </w:p>
     <w:p>
+      <w:pPr>
+        <w:spacing w:after="60" w:line="252" w:lineRule="auto"/>
+      </w:pPr>
       <w:r>
         <w:rPr>
           <w:b w:val="0"/>
           <w:i w:val="0"/>
+          <w:sz w:val="22"/>
         </w:rPr>
         <w:t xml:space="preserve">O </w:t>
       </w:r>
@@ -4532,6 +8781,7 @@
         <w:rPr>
           <w:b/>
           <w:i w:val="0"/>
+          <w:sz w:val="22"/>
         </w:rPr>
         <w:t>Random Forest</w:t>
       </w:r>
@@ -4539,15 +8789,580 @@
         <w:rPr>
           <w:b w:val="0"/>
           <w:i w:val="0"/>
+          <w:sz w:val="22"/>
         </w:rPr>
         <w:t xml:space="preserve"> é o melhor compromisso global: tem o maior F1 e a maior AUC, mantendo o mesmo recall da Logistic Regression mas com precisão muito superior. O KNN tem a maior accuracy, mas falha em detetar quase metade dos casos 'má', o que é problemático no domínio — perder alertas é mais grave do que emitir falsos alertas. A Logistic Regression serve como baseline linear; o seu recall iguala o do RF, mas a baixa precisão (0,34) gera demasiados falsos positivos.</w:t>
       </w:r>
     </w:p>
     <w:p>
       <w:pPr>
+        <w:spacing w:after="60" w:line="252" w:lineRule="auto"/>
+      </w:pPr>
+      <w:r>
+        <w:rPr>
+          <w:b w:val="0"/>
+          <w:i w:val="0"/>
+          <w:sz w:val="22"/>
+        </w:rPr>
+        <w:t>As matrizes de confusão (Tabela 8) confirmam a leitura da Tabela 2: Logistic Regression e Random Forest detetam o mesmo número de casos 'má' (22 em 29, recall = 0,759), mas o RF gera muito menos falsos positivos (17 contra 42), justificando a precisão superior. O KNN falha 16 dos 29 casos 'má' (recall = 0,448) — mais de metade dos episódios reais passariam despercebidos. Em saúde pública este perfil é inaceitável e exclui o KNN como modelo de produção, apesar da accuracy global aparentar ser melhor.</w:t>
+      </w:r>
+    </w:p>
+    <w:p>
+      <w:pPr>
+        <w:jc w:val="center"/>
+        <w:spacing w:after="60" w:line="252" w:lineRule="auto"/>
+      </w:pPr>
+      <w:r>
+        <w:drawing>
+          <wp:inline xmlns:a="http://schemas.openxmlformats.org/drawingml/2006/main" xmlns:pic="http://schemas.openxmlformats.org/drawingml/2006/picture">
+            <wp:extent cx="3960000" cy="1230066"/>
+            <wp:docPr id="1889355398" name="Picture 1889355398"/>
+            <wp:cNvGraphicFramePr>
+              <a:graphicFrameLocks noChangeAspect="1"/>
+            </wp:cNvGraphicFramePr>
+            <a:graphic>
+              <a:graphicData uri="http://schemas.openxmlformats.org/drawingml/2006/picture">
+                <pic:pic>
+                  <pic:nvPicPr>
+                    <pic:cNvPr id="0" name="confusion_matrices.png"/>
+                    <pic:cNvPicPr/>
+                  </pic:nvPicPr>
+                  <pic:blipFill>
+                    <a:blip r:embed="rId17"/>
+                    <a:stretch>
+                      <a:fillRect/>
+                    </a:stretch>
+                  </pic:blipFill>
+                  <pic:spPr>
+                    <a:xfrm>
+                      <a:off x="0" y="0"/>
+                      <a:ext cx="3960000" cy="1230066"/>
+                    </a:xfrm>
+                    <a:prstGeom prst="rect"/>
+                  </pic:spPr>
+                </pic:pic>
+              </a:graphicData>
+            </a:graphic>
+          </wp:inline>
+        </w:drawing>
+      </w:r>
+    </w:p>
+    <w:p>
+      <w:pPr>
+        <w:pStyle w:val="Legenda"/>
+        <w:jc w:val="center"/>
+      </w:pPr>
+      <w:r>
+        <w:rPr>
+          <w:i/>
+          <w:sz w:val="18"/>
+        </w:rPr>
+        <w:t>Figura 4 — Matrizes de confusão dos três classificadores no conjunto de teste (n = 289). Cores mais escuras = mais observações. A célula superior-direita ('má → boa') corresponde aos falsos negativos, particularmente preocupantes em saúde pública.</w:t>
+      </w:r>
+    </w:p>
+    <w:tbl>
+      <w:tblPr>
+        <w:tblW w:type="auto" w:w="0"/>
+        <w:jc w:val="center"/>
+        <w:tblLook w:firstColumn="1" w:firstRow="1" w:lastColumn="0" w:lastRow="0" w:noHBand="0" w:noVBand="1" w:val="04A0"/>
+        <w:tblBorders>
+          <w:top w:val="single" w:sz="4" w:color="888888"/>
+          <w:left w:val="single" w:sz="4" w:color="888888"/>
+          <w:bottom w:val="single" w:sz="4" w:color="888888"/>
+          <w:right w:val="single" w:sz="4" w:color="888888"/>
+          <w:insideH w:val="single" w:sz="4" w:color="888888"/>
+          <w:insideV w:val="single" w:sz="4" w:color="888888"/>
+        </w:tblBorders>
+      </w:tblPr>
+      <w:tblGrid>
+        <w:gridCol w:w="1805"/>
+        <w:gridCol w:w="1805"/>
+        <w:gridCol w:w="1805"/>
+        <w:gridCol w:w="1805"/>
+        <w:gridCol w:w="1805"/>
+      </w:tblGrid>
+      <w:tr>
+        <w:tc>
+          <w:tcPr>
+            <w:tcW w:type="dxa" w:w="1805"/>
+            <w:shd w:val="clear" w:color="auto" w:fill="D9E2F3"/>
+          </w:tcPr>
+          <w:p>
+            <w:pPr>
+              <w:jc w:val="center"/>
+              <w:spacing w:after="80" w:line="276" w:lineRule="auto"/>
+            </w:pPr>
+            <w:r>
+              <w:rPr>
+                <w:sz w:val="22"/>
+              </w:rPr>
+            </w:r>
+            <w:r>
+              <w:rPr>
+                <w:b/>
+                <w:sz w:val="20"/>
+              </w:rPr>
+              <w:t>Modelo</w:t>
+            </w:r>
+          </w:p>
+        </w:tc>
+        <w:tc>
+          <w:tcPr>
+            <w:tcW w:type="dxa" w:w="1805"/>
+            <w:shd w:val="clear" w:color="auto" w:fill="D9E2F3"/>
+          </w:tcPr>
+          <w:p>
+            <w:pPr>
+              <w:jc w:val="center"/>
+              <w:spacing w:after="80" w:line="276" w:lineRule="auto"/>
+            </w:pPr>
+            <w:r>
+              <w:rPr>
+                <w:sz w:val="22"/>
+              </w:rPr>
+            </w:r>
+            <w:r>
+              <w:rPr>
+                <w:b/>
+                <w:sz w:val="20"/>
+              </w:rPr>
+              <w:t>TP (má)</w:t>
+            </w:r>
+          </w:p>
+        </w:tc>
+        <w:tc>
+          <w:tcPr>
+            <w:tcW w:type="dxa" w:w="1805"/>
+            <w:shd w:val="clear" w:color="auto" w:fill="D9E2F3"/>
+          </w:tcPr>
+          <w:p>
+            <w:pPr>
+              <w:jc w:val="center"/>
+              <w:spacing w:after="80" w:line="276" w:lineRule="auto"/>
+            </w:pPr>
+            <w:r>
+              <w:rPr>
+                <w:sz w:val="22"/>
+              </w:rPr>
+            </w:r>
+            <w:r>
+              <w:rPr>
+                <w:b/>
+                <w:sz w:val="20"/>
+              </w:rPr>
+              <w:t>FN (má→boa)</w:t>
+            </w:r>
+          </w:p>
+        </w:tc>
+        <w:tc>
+          <w:tcPr>
+            <w:tcW w:type="dxa" w:w="1805"/>
+            <w:shd w:val="clear" w:color="auto" w:fill="D9E2F3"/>
+          </w:tcPr>
+          <w:p>
+            <w:pPr>
+              <w:jc w:val="center"/>
+              <w:spacing w:after="80" w:line="276" w:lineRule="auto"/>
+            </w:pPr>
+            <w:r>
+              <w:rPr>
+                <w:sz w:val="22"/>
+              </w:rPr>
+            </w:r>
+            <w:r>
+              <w:rPr>
+                <w:b/>
+                <w:sz w:val="20"/>
+              </w:rPr>
+              <w:t>FP (boa→má)</w:t>
+            </w:r>
+          </w:p>
+        </w:tc>
+        <w:tc>
+          <w:tcPr>
+            <w:tcW w:type="dxa" w:w="1805"/>
+            <w:shd w:val="clear" w:color="auto" w:fill="D9E2F3"/>
+          </w:tcPr>
+          <w:p>
+            <w:pPr>
+              <w:jc w:val="center"/>
+              <w:spacing w:after="80" w:line="276" w:lineRule="auto"/>
+            </w:pPr>
+            <w:r>
+              <w:rPr>
+                <w:sz w:val="22"/>
+              </w:rPr>
+            </w:r>
+            <w:r>
+              <w:rPr>
+                <w:b/>
+                <w:sz w:val="20"/>
+              </w:rPr>
+              <w:t>TN (boa)</w:t>
+            </w:r>
+          </w:p>
+        </w:tc>
+      </w:tr>
+      <w:tr>
+        <w:tc>
+          <w:tcPr>
+            <w:tcW w:type="dxa" w:w="1805"/>
+          </w:tcPr>
+          <w:p>
+            <w:pPr>
+              <w:jc w:val="left"/>
+              <w:spacing w:after="80" w:line="276" w:lineRule="auto"/>
+            </w:pPr>
+            <w:r>
+              <w:rPr>
+                <w:sz w:val="22"/>
+              </w:rPr>
+            </w:r>
+            <w:r>
+              <w:rPr>
+                <w:sz w:val="20"/>
+              </w:rPr>
+              <w:t>Logistic Regression</w:t>
+            </w:r>
+          </w:p>
+        </w:tc>
+        <w:tc>
+          <w:tcPr>
+            <w:tcW w:type="dxa" w:w="1805"/>
+          </w:tcPr>
+          <w:p>
+            <w:pPr>
+              <w:jc w:val="center"/>
+              <w:spacing w:after="80" w:line="276" w:lineRule="auto"/>
+            </w:pPr>
+            <w:r>
+              <w:rPr>
+                <w:sz w:val="22"/>
+              </w:rPr>
+            </w:r>
+            <w:r>
+              <w:rPr>
+                <w:sz w:val="20"/>
+              </w:rPr>
+              <w:t>22</w:t>
+            </w:r>
+          </w:p>
+        </w:tc>
+        <w:tc>
+          <w:tcPr>
+            <w:tcW w:type="dxa" w:w="1805"/>
+          </w:tcPr>
+          <w:p>
+            <w:pPr>
+              <w:jc w:val="center"/>
+              <w:spacing w:after="80" w:line="276" w:lineRule="auto"/>
+            </w:pPr>
+            <w:r>
+              <w:rPr>
+                <w:sz w:val="22"/>
+              </w:rPr>
+            </w:r>
+            <w:r>
+              <w:rPr>
+                <w:sz w:val="20"/>
+              </w:rPr>
+              <w:t>7</w:t>
+            </w:r>
+          </w:p>
+        </w:tc>
+        <w:tc>
+          <w:tcPr>
+            <w:tcW w:type="dxa" w:w="1805"/>
+          </w:tcPr>
+          <w:p>
+            <w:pPr>
+              <w:jc w:val="center"/>
+              <w:spacing w:after="80" w:line="276" w:lineRule="auto"/>
+            </w:pPr>
+            <w:r>
+              <w:rPr>
+                <w:sz w:val="22"/>
+              </w:rPr>
+            </w:r>
+            <w:r>
+              <w:rPr>
+                <w:sz w:val="20"/>
+              </w:rPr>
+              <w:t>42</w:t>
+            </w:r>
+          </w:p>
+        </w:tc>
+        <w:tc>
+          <w:tcPr>
+            <w:tcW w:type="dxa" w:w="1805"/>
+          </w:tcPr>
+          <w:p>
+            <w:pPr>
+              <w:jc w:val="center"/>
+              <w:spacing w:after="80" w:line="276" w:lineRule="auto"/>
+            </w:pPr>
+            <w:r>
+              <w:rPr>
+                <w:sz w:val="22"/>
+              </w:rPr>
+            </w:r>
+            <w:r>
+              <w:rPr>
+                <w:sz w:val="20"/>
+              </w:rPr>
+              <w:t>218</w:t>
+            </w:r>
+          </w:p>
+        </w:tc>
+      </w:tr>
+      <w:tr>
+        <w:tc>
+          <w:tcPr>
+            <w:tcW w:type="dxa" w:w="1805"/>
+          </w:tcPr>
+          <w:p>
+            <w:pPr>
+              <w:jc w:val="left"/>
+              <w:spacing w:after="80" w:line="276" w:lineRule="auto"/>
+            </w:pPr>
+            <w:r>
+              <w:rPr>
+                <w:sz w:val="22"/>
+              </w:rPr>
+            </w:r>
+            <w:r>
+              <w:rPr>
+                <w:sz w:val="20"/>
+              </w:rPr>
+              <w:t>Random Forest</w:t>
+            </w:r>
+          </w:p>
+        </w:tc>
+        <w:tc>
+          <w:tcPr>
+            <w:tcW w:type="dxa" w:w="1805"/>
+          </w:tcPr>
+          <w:p>
+            <w:pPr>
+              <w:jc w:val="center"/>
+              <w:spacing w:after="80" w:line="276" w:lineRule="auto"/>
+            </w:pPr>
+            <w:r>
+              <w:rPr>
+                <w:sz w:val="22"/>
+              </w:rPr>
+            </w:r>
+            <w:r>
+              <w:rPr>
+                <w:sz w:val="20"/>
+              </w:rPr>
+              <w:t>22</w:t>
+            </w:r>
+          </w:p>
+        </w:tc>
+        <w:tc>
+          <w:tcPr>
+            <w:tcW w:type="dxa" w:w="1805"/>
+          </w:tcPr>
+          <w:p>
+            <w:pPr>
+              <w:jc w:val="center"/>
+              <w:spacing w:after="80" w:line="276" w:lineRule="auto"/>
+            </w:pPr>
+            <w:r>
+              <w:rPr>
+                <w:sz w:val="22"/>
+              </w:rPr>
+            </w:r>
+            <w:r>
+              <w:rPr>
+                <w:sz w:val="20"/>
+              </w:rPr>
+              <w:t>7</w:t>
+            </w:r>
+          </w:p>
+        </w:tc>
+        <w:tc>
+          <w:tcPr>
+            <w:tcW w:type="dxa" w:w="1805"/>
+          </w:tcPr>
+          <w:p>
+            <w:pPr>
+              <w:jc w:val="center"/>
+              <w:spacing w:after="80" w:line="276" w:lineRule="auto"/>
+            </w:pPr>
+            <w:r>
+              <w:rPr>
+                <w:sz w:val="22"/>
+              </w:rPr>
+            </w:r>
+            <w:r>
+              <w:rPr>
+                <w:sz w:val="20"/>
+              </w:rPr>
+              <w:t>17</w:t>
+            </w:r>
+          </w:p>
+        </w:tc>
+        <w:tc>
+          <w:tcPr>
+            <w:tcW w:type="dxa" w:w="1805"/>
+          </w:tcPr>
+          <w:p>
+            <w:pPr>
+              <w:jc w:val="center"/>
+              <w:spacing w:after="80" w:line="276" w:lineRule="auto"/>
+            </w:pPr>
+            <w:r>
+              <w:rPr>
+                <w:sz w:val="22"/>
+              </w:rPr>
+            </w:r>
+            <w:r>
+              <w:rPr>
+                <w:sz w:val="20"/>
+              </w:rPr>
+              <w:t>243</w:t>
+            </w:r>
+          </w:p>
+        </w:tc>
+      </w:tr>
+      <w:tr>
+        <w:tc>
+          <w:tcPr>
+            <w:tcW w:type="dxa" w:w="1805"/>
+          </w:tcPr>
+          <w:p>
+            <w:pPr>
+              <w:jc w:val="left"/>
+              <w:spacing w:after="80" w:line="276" w:lineRule="auto"/>
+            </w:pPr>
+            <w:r>
+              <w:rPr>
+                <w:sz w:val="22"/>
+              </w:rPr>
+            </w:r>
+            <w:r>
+              <w:rPr>
+                <w:sz w:val="20"/>
+              </w:rPr>
+              <w:t>KNN</w:t>
+            </w:r>
+          </w:p>
+        </w:tc>
+        <w:tc>
+          <w:tcPr>
+            <w:tcW w:type="dxa" w:w="1805"/>
+          </w:tcPr>
+          <w:p>
+            <w:pPr>
+              <w:jc w:val="center"/>
+              <w:spacing w:after="80" w:line="276" w:lineRule="auto"/>
+            </w:pPr>
+            <w:r>
+              <w:rPr>
+                <w:sz w:val="22"/>
+              </w:rPr>
+            </w:r>
+            <w:r>
+              <w:rPr>
+                <w:sz w:val="20"/>
+              </w:rPr>
+              <w:t>13</w:t>
+            </w:r>
+          </w:p>
+        </w:tc>
+        <w:tc>
+          <w:tcPr>
+            <w:tcW w:type="dxa" w:w="1805"/>
+          </w:tcPr>
+          <w:p>
+            <w:pPr>
+              <w:jc w:val="center"/>
+              <w:spacing w:after="80" w:line="276" w:lineRule="auto"/>
+            </w:pPr>
+            <w:r>
+              <w:rPr>
+                <w:sz w:val="22"/>
+              </w:rPr>
+            </w:r>
+            <w:r>
+              <w:rPr>
+                <w:sz w:val="20"/>
+              </w:rPr>
+              <w:t>16</w:t>
+            </w:r>
+          </w:p>
+        </w:tc>
+        <w:tc>
+          <w:tcPr>
+            <w:tcW w:type="dxa" w:w="1805"/>
+          </w:tcPr>
+          <w:p>
+            <w:pPr>
+              <w:jc w:val="center"/>
+              <w:spacing w:after="80" w:line="276" w:lineRule="auto"/>
+            </w:pPr>
+            <w:r>
+              <w:rPr>
+                <w:sz w:val="22"/>
+              </w:rPr>
+            </w:r>
+            <w:r>
+              <w:rPr>
+                <w:sz w:val="20"/>
+              </w:rPr>
+              <w:t>6</w:t>
+            </w:r>
+          </w:p>
+        </w:tc>
+        <w:tc>
+          <w:tcPr>
+            <w:tcW w:type="dxa" w:w="1805"/>
+          </w:tcPr>
+          <w:p>
+            <w:pPr>
+              <w:jc w:val="center"/>
+              <w:spacing w:after="80" w:line="276" w:lineRule="auto"/>
+            </w:pPr>
+            <w:r>
+              <w:rPr>
+                <w:sz w:val="22"/>
+              </w:rPr>
+            </w:r>
+            <w:r>
+              <w:rPr>
+                <w:sz w:val="20"/>
+              </w:rPr>
+              <w:t>254</w:t>
+            </w:r>
+          </w:p>
+        </w:tc>
+      </w:tr>
+    </w:tbl>
+    <w:p>
+      <w:pPr>
+        <w:pStyle w:val="Legenda"/>
+        <w:jc w:val="center"/>
+        <w:spacing w:after="80" w:line="276" w:lineRule="auto"/>
+      </w:pPr>
+      <w:r>
+        <w:rPr>
+          <w:i/>
+          <w:sz w:val="18"/>
+        </w:rPr>
+        <w:t>Tabela 8 — Matrizes de confusão no conjunto de teste (n = 289 obs: 29 'má' / 260 'boa').</w:t>
+      </w:r>
+    </w:p>
+    <w:p>
+      <w:pPr>
         <w:pStyle w:val="Ttulo2"/>
-      </w:pPr>
-      <w:r>
+        <w:spacing w:before="120" w:after="80"/>
+      </w:pPr>
+      <w:r>
+        <w:rPr>
+          <w:sz w:val="28"/>
+        </w:rPr>
         <w:t>4.3 Módulo 2 — Regressão (NO₂)</w:t>
       </w:r>
     </w:p>
@@ -4580,11 +9395,17 @@
           <w:p>
             <w:pPr>
               <w:jc w:val="center"/>
-            </w:pPr>
-            <w:r/>
+              <w:spacing w:after="80" w:line="276" w:lineRule="auto"/>
+            </w:pPr>
+            <w:r>
+              <w:rPr>
+                <w:sz w:val="22"/>
+              </w:rPr>
+            </w:r>
             <w:r>
               <w:rPr>
                 <w:b/>
+                <w:sz w:val="22"/>
               </w:rPr>
               <w:t>Modelo</w:t>
             </w:r>
@@ -4598,11 +9419,17 @@
           <w:p>
             <w:pPr>
               <w:jc w:val="center"/>
-            </w:pPr>
-            <w:r/>
+              <w:spacing w:after="80" w:line="276" w:lineRule="auto"/>
+            </w:pPr>
+            <w:r>
+              <w:rPr>
+                <w:sz w:val="22"/>
+              </w:rPr>
+            </w:r>
             <w:r>
               <w:rPr>
                 <w:b/>
+                <w:sz w:val="22"/>
               </w:rPr>
               <w:t>R²</w:t>
             </w:r>
@@ -4616,11 +9443,17 @@
           <w:p>
             <w:pPr>
               <w:jc w:val="center"/>
-            </w:pPr>
-            <w:r/>
+              <w:spacing w:after="80" w:line="276" w:lineRule="auto"/>
+            </w:pPr>
+            <w:r>
+              <w:rPr>
+                <w:sz w:val="22"/>
+              </w:rPr>
+            </w:r>
             <w:r>
               <w:rPr>
                 <w:b/>
+                <w:sz w:val="22"/>
               </w:rPr>
               <w:t>MSE</w:t>
             </w:r>
@@ -4634,11 +9467,17 @@
           <w:p>
             <w:pPr>
               <w:jc w:val="center"/>
-            </w:pPr>
-            <w:r/>
+              <w:spacing w:after="80" w:line="276" w:lineRule="auto"/>
+            </w:pPr>
+            <w:r>
+              <w:rPr>
+                <w:sz w:val="22"/>
+              </w:rPr>
+            </w:r>
             <w:r>
               <w:rPr>
                 <w:b/>
+                <w:sz w:val="22"/>
               </w:rPr>
               <w:t>MAE (µg/m³)</w:t>
             </w:r>
@@ -4653,9 +9492,17 @@
           <w:p>
             <w:pPr>
               <w:jc w:val="left"/>
-            </w:pPr>
-            <w:r/>
-            <w:r>
+              <w:spacing w:after="80" w:line="276" w:lineRule="auto"/>
+            </w:pPr>
+            <w:r>
+              <w:rPr>
+                <w:sz w:val="22"/>
+              </w:rPr>
+            </w:r>
+            <w:r>
+              <w:rPr>
+                <w:sz w:val="22"/>
+              </w:rPr>
               <w:t>Linear Regression</w:t>
             </w:r>
           </w:p>
@@ -4667,9 +9514,17 @@
           <w:p>
             <w:pPr>
               <w:jc w:val="center"/>
-            </w:pPr>
-            <w:r/>
-            <w:r>
+              <w:spacing w:after="80" w:line="276" w:lineRule="auto"/>
+            </w:pPr>
+            <w:r>
+              <w:rPr>
+                <w:sz w:val="22"/>
+              </w:rPr>
+            </w:r>
+            <w:r>
+              <w:rPr>
+                <w:sz w:val="22"/>
+              </w:rPr>
               <w:t>0,718</w:t>
             </w:r>
           </w:p>
@@ -4681,9 +9536,17 @@
           <w:p>
             <w:pPr>
               <w:jc w:val="center"/>
-            </w:pPr>
-            <w:r/>
-            <w:r>
+              <w:spacing w:after="80" w:line="276" w:lineRule="auto"/>
+            </w:pPr>
+            <w:r>
+              <w:rPr>
+                <w:sz w:val="22"/>
+              </w:rPr>
+            </w:r>
+            <w:r>
+              <w:rPr>
+                <w:sz w:val="22"/>
+              </w:rPr>
               <w:t>44,80</w:t>
             </w:r>
           </w:p>
@@ -4695,9 +9558,17 @@
           <w:p>
             <w:pPr>
               <w:jc w:val="center"/>
-            </w:pPr>
-            <w:r/>
-            <w:r>
+              <w:spacing w:after="80" w:line="276" w:lineRule="auto"/>
+            </w:pPr>
+            <w:r>
+              <w:rPr>
+                <w:sz w:val="22"/>
+              </w:rPr>
+            </w:r>
+            <w:r>
+              <w:rPr>
+                <w:sz w:val="22"/>
+              </w:rPr>
               <w:t>5,10</w:t>
             </w:r>
           </w:p>
@@ -4711,9 +9582,17 @@
           <w:p>
             <w:pPr>
               <w:jc w:val="left"/>
-            </w:pPr>
-            <w:r/>
-            <w:r>
+              <w:spacing w:after="80" w:line="276" w:lineRule="auto"/>
+            </w:pPr>
+            <w:r>
+              <w:rPr>
+                <w:sz w:val="22"/>
+              </w:rPr>
+            </w:r>
+            <w:r>
+              <w:rPr>
+                <w:sz w:val="22"/>
+              </w:rPr>
               <w:t>Random Forest Regressor</w:t>
             </w:r>
           </w:p>
@@ -4725,11 +9604,17 @@
           <w:p>
             <w:pPr>
               <w:jc w:val="center"/>
-            </w:pPr>
-            <w:r/>
+              <w:spacing w:after="80" w:line="276" w:lineRule="auto"/>
+            </w:pPr>
+            <w:r>
+              <w:rPr>
+                <w:sz w:val="22"/>
+              </w:rPr>
+            </w:r>
             <w:r>
               <w:rPr>
                 <w:b/>
+                <w:sz w:val="22"/>
               </w:rPr>
               <w:t>0,723</w:t>
             </w:r>
@@ -4742,11 +9627,17 @@
           <w:p>
             <w:pPr>
               <w:jc w:val="center"/>
-            </w:pPr>
-            <w:r/>
+              <w:spacing w:after="80" w:line="276" w:lineRule="auto"/>
+            </w:pPr>
+            <w:r>
+              <w:rPr>
+                <w:sz w:val="22"/>
+              </w:rPr>
+            </w:r>
             <w:r>
               <w:rPr>
                 <w:b/>
+                <w:sz w:val="22"/>
               </w:rPr>
               <w:t>44,02</w:t>
             </w:r>
@@ -4759,11 +9650,17 @@
           <w:p>
             <w:pPr>
               <w:jc w:val="center"/>
-            </w:pPr>
-            <w:r/>
+              <w:spacing w:after="80" w:line="276" w:lineRule="auto"/>
+            </w:pPr>
+            <w:r>
+              <w:rPr>
+                <w:sz w:val="22"/>
+              </w:rPr>
+            </w:r>
             <w:r>
               <w:rPr>
                 <w:b/>
+                <w:sz w:val="22"/>
               </w:rPr>
               <w:t>5,07</w:t>
             </w:r>
@@ -4775,6 +9672,7 @@
       <w:pPr>
         <w:pStyle w:val="Legenda"/>
         <w:jc w:val="center"/>
+        <w:spacing w:after="80" w:line="276" w:lineRule="auto"/>
       </w:pPr>
       <w:r>
         <w:rPr>
@@ -4787,11 +9685,15 @@
     <w:p>
       <w:pPr>
         <w:jc w:val="center"/>
-      </w:pPr>
-      <w:r>
+        <w:spacing w:after="60" w:line="252" w:lineRule="auto"/>
+      </w:pPr>
+      <w:r>
+        <w:rPr>
+          <w:sz w:val="22"/>
+        </w:rPr>
         <w:drawing>
           <wp:inline xmlns:a="http://schemas.openxmlformats.org/drawingml/2006/main" xmlns:pic="http://schemas.openxmlformats.org/drawingml/2006/picture">
-            <wp:extent cx="5760000" cy="4093359"/>
+            <wp:extent cx="3960000" cy="2814184"/>
             <wp:docPr id="1889355394" name="Picture 1889355394"/>
             <wp:cNvGraphicFramePr>
               <a:graphicFrameLocks noChangeAspect="1"/>
@@ -4812,7 +9714,7 @@
                   <pic:spPr>
                     <a:xfrm>
                       <a:off x="0" y="0"/>
-                      <a:ext cx="5760000" cy="4093359"/>
+                      <a:ext cx="3960000" cy="2814184"/>
                     </a:xfrm>
                     <a:prstGeom prst="rect"/>
                   </pic:spPr>
@@ -4827,20 +9729,25 @@
       <w:pPr>
         <w:pStyle w:val="Legenda"/>
         <w:jc w:val="center"/>
+        <w:spacing w:after="80" w:line="276" w:lineRule="auto"/>
       </w:pPr>
       <w:r>
         <w:rPr>
           <w:i/>
           <w:sz w:val="18"/>
         </w:rPr>
-        <w:t>Figura 4 — Diagnóstico dos regressores: real vs. previsto (esquerda) e distribuição dos resíduos (direita) para Linear Regression (linha superior) e Random Forest (linha inferior).</w:t>
+        <w:t>Figura 5 — Diagnóstico dos regressores: real vs. previsto (esquerda) e distribuição dos resíduos (direita) para Linear Regression (linha superior) e Random Forest (linha inferior).</w:t>
       </w:r>
     </w:p>
     <w:p>
+      <w:pPr>
+        <w:spacing w:after="60" w:line="252" w:lineRule="auto"/>
+      </w:pPr>
       <w:r>
         <w:rPr>
           <w:b w:val="0"/>
           <w:i w:val="0"/>
+          <w:sz w:val="22"/>
         </w:rPr>
         <w:t>Ambos os modelos explicam cerca de 72 % da variância do NO₂. O ganho do Random Forest sobre o modelo linear é marginal (~0,5 p.p. em R²), o que sugere que a relação entre as variáveis disponíveis e o NO₂ é maioritariamente linear — ou que falta sinal preditivo adicional, como volume de tráfego. O MAE de aproximadamente 5 µg/m³ é aceitável face à escala da variável (limite UE = 200 µg/m³ horário).</w:t>
       </w:r>
@@ -4848,16 +9755,24 @@
     <w:p>
       <w:pPr>
         <w:pStyle w:val="Ttulo2"/>
-      </w:pPr>
-      <w:r>
+        <w:spacing w:before="120" w:after="80"/>
+      </w:pPr>
+      <w:r>
+        <w:rPr>
+          <w:sz w:val="28"/>
+        </w:rPr>
         <w:t>4.4 Módulo 3 — Geração de relatórios</w:t>
       </w:r>
     </w:p>
     <w:p>
+      <w:pPr>
+        <w:spacing w:after="60" w:line="252" w:lineRule="auto"/>
+      </w:pPr>
       <w:r>
         <w:rPr>
           <w:b w:val="0"/>
           <w:i w:val="0"/>
+          <w:sz w:val="22"/>
         </w:rPr>
         <w:t xml:space="preserve">O script gen_report.py foi testado sobre o ficheiro resultados_alertas.csv (1.442 linhas) combinado com o metrics.csv. Com a variante </w:t>
       </w:r>
@@ -4865,6 +9780,7 @@
         <w:rPr>
           <w:b w:val="0"/>
           <w:i/>
+          <w:sz w:val="22"/>
         </w:rPr>
         <w:t>crítico-ético</w:t>
       </w:r>
@@ -4872,11 +9788,16 @@
         <w:rPr>
           <w:b w:val="0"/>
           <w:i w:val="0"/>
+          <w:sz w:val="22"/>
         </w:rPr>
         <w:t>, o modelo produz um resumo executivo de 187 palavras, três recomendações concretas (limitar tráfego em vias com PM10 &gt; 50 µg/m³, ativar plano de calor para temperaturas ≥ 35 °C com humidade &lt; 30 %, e reforçar comunicação em zonas com &gt;15 % de alertas) e uma secção de limitações. As três variantes de prompt produzem outputs estilisticamente distintos mas factualmente equivalentes — a variante baseline é a mais sucinta mas omite contexto regulamentar, a estruturada produz secções uniformes mas mais técnicas, e a crítico-ético é a mais legível para decisores não-técnicos. Os três outputs e a análise comparativa estão em prompts.md.</w:t>
       </w:r>
     </w:p>
-    <w:p/>
+    <w:p>
+      <w:pPr>
+        <w:spacing w:after="60" w:line="252" w:lineRule="auto"/>
+      </w:pPr>
+    </w:p>
     <w:p>
       <w:pPr>
         <w:pStyle w:val="Ttulo1"/>
@@ -4887,21 +9808,27 @@
         <w:rPr>
           <w:rFonts w:eastAsia="Times New Roman"/>
         </w:rPr>
+        <w:spacing w:before="120" w:after="80"/>
       </w:pPr>
       <w:bookmarkStart w:id="6" w:name="_Toc2062898218"/>
       <w:r>
         <w:rPr>
           <w:rFonts w:eastAsia="Times New Roman"/>
+          <w:sz w:val="36"/>
         </w:rPr>
         <w:t>Limitações</w:t>
       </w:r>
       <w:bookmarkEnd w:id="6"/>
     </w:p>
     <w:p>
+      <w:pPr>
+        <w:spacing w:after="60" w:line="252" w:lineRule="auto"/>
+      </w:pPr>
       <w:r>
         <w:rPr>
           <w:b/>
           <w:i w:val="0"/>
+          <w:sz w:val="22"/>
         </w:rPr>
         <w:t>Restrição geográfica do dataset.</w:t>
       </w:r>
@@ -4909,6 +9836,7 @@
         <w:rPr>
           <w:b w:val="0"/>
           <w:i w:val="0"/>
+          <w:sz w:val="22"/>
         </w:rPr>
         <w:t xml:space="preserve"> A decisão mais consequente do projeto foi descartar a partição UCI_Dataset (9.326 registos italianos de 2004–2005) e manter apenas Lisboa e Porto. A motivação principal foi </w:t>
       </w:r>
@@ -4916,6 +9844,7 @@
         <w:rPr>
           <w:b/>
           <w:i w:val="0"/>
+          <w:sz w:val="22"/>
         </w:rPr>
         <w:t>técnica e baseada em evidência sobre a qualidade dos dados</w:t>
       </w:r>
@@ -4923,6 +9852,7 @@
         <w:rPr>
           <w:b w:val="0"/>
           <w:i w:val="0"/>
+          <w:sz w:val="22"/>
         </w:rPr>
         <w:t xml:space="preserve">: uma análise de valores em falta na partição UCI revelou que </w:t>
       </w:r>
@@ -4930,6 +9860,7 @@
         <w:rPr>
           <w:b/>
           <w:i w:val="0"/>
+          <w:sz w:val="22"/>
         </w:rPr>
         <w:t>100 % das observações italianas não tinham PM10, PM2.5, SO2, O3, velocidade do vento, precipitação nem pressão atmosférica</w:t>
       </w:r>
@@ -4937,25 +9868,42 @@
         <w:rPr>
           <w:b w:val="0"/>
           <w:i w:val="0"/>
+          <w:sz w:val="22"/>
         </w:rPr>
         <w:t xml:space="preserve"> — exatamente os poluentes e variáveis meteorológicas em que o motor de regras do Módulo 1 se baseia (Diretiva 2008/50/CE, OMS 2021). NMHC tinha 90 % de nulos e NOx, NO2 e CO rondavam os 17 %. Como discutido em Géron (2022, cap. 2), a imputação só é defensável quando existe sinal suficiente nas observações restantes para estimar o valor em falta. Imputar em colunas inteiramente vazias seria estatisticamente inválido (não há sinal a partir do qual inferir), e imputar 17 % de uma variável crítica como o NO2 com média/mediana introduziria viés sistemático nos modelos do Módulo 2. Optámos, portanto, por não fabricar dados que não existem.</w:t>
       </w:r>
     </w:p>
     <w:p>
-      <w:r>
+      <w:pPr>
+        <w:spacing w:after="60" w:line="252" w:lineRule="auto"/>
+      </w:pPr>
+      <w:r>
+        <w:rPr>
+          <w:sz w:val="22"/>
+        </w:rPr>
         <w:t>A esta razão técnica somam-se duas razões metodológicas: (i) os limites do motor de regras estão alinhados com a regulação portuguesa/europeia atual, e os dados italianos de 2004–2005 refletem padrões industriais e veiculares já desatualizados; (ii) o caso de estudo destina-se explicitamente a apoiar decisores em cidades portuguesas, pelo que coerência regulamentar e geográfica prevalecem sobre volume bruto de observações.</w:t>
       </w:r>
     </w:p>
     <w:p>
-      <w:r>
+      <w:pPr>
+        <w:spacing w:after="60" w:line="252" w:lineRule="auto"/>
+      </w:pPr>
+      <w:r>
+        <w:rPr>
+          <w:sz w:val="22"/>
+        </w:rPr>
         <w:t>Esta opção tem custos que devem ser explicitados:</w:t>
       </w:r>
     </w:p>
     <w:p>
+      <w:pPr>
+        <w:spacing w:after="60" w:line="252" w:lineRule="auto"/>
+      </w:pPr>
       <w:r>
         <w:rPr>
           <w:b/>
           <w:i w:val="0"/>
+          <w:sz w:val="22"/>
         </w:rPr>
         <w:t>Volume de treino reduzido em ~87 %.</w:t>
       </w:r>
@@ -4963,15 +9911,20 @@
         <w:rPr>
           <w:b w:val="0"/>
           <w:i w:val="0"/>
+          <w:sz w:val="22"/>
         </w:rPr>
         <w:t xml:space="preserve"> Passámos de 10.768 para 1.442 observações, o que aumenta a variância dos modelos do Módulo 2 e os torna mais sensíveis ao split treino/teste e às combinações concretas de hiperparâmetros encontradas pelo GridSearchCV.</w:t>
       </w:r>
     </w:p>
     <w:p>
+      <w:pPr>
+        <w:spacing w:after="60" w:line="252" w:lineRule="auto"/>
+      </w:pPr>
       <w:r>
         <w:rPr>
           <w:b/>
           <w:i w:val="0"/>
+          <w:sz w:val="22"/>
         </w:rPr>
         <w:t>Cobertura sazonal limitada.</w:t>
       </w:r>
@@ -4979,15 +9932,20 @@
         <w:rPr>
           <w:b w:val="0"/>
           <w:i w:val="0"/>
+          <w:sz w:val="22"/>
         </w:rPr>
         <w:t xml:space="preserve"> O conjunto final cobre apenas dois meses (set–out 2025), ficando sem inverno (que tipicamente concentra picos de NO₂ por inversão térmica) e sem verão (picos de O₃ fotoquímico). Os modelos não viram estes regimes e, aplicados fora deles, vão extrapolar.</w:t>
       </w:r>
     </w:p>
     <w:p>
+      <w:pPr>
+        <w:spacing w:after="60" w:line="252" w:lineRule="auto"/>
+      </w:pPr>
       <w:r>
         <w:rPr>
           <w:b/>
           <w:i w:val="0"/>
+          <w:sz w:val="22"/>
         </w:rPr>
         <w:t>Generalização geográfica.</w:t>
       </w:r>
@@ -4995,15 +9953,20 @@
         <w:rPr>
           <w:b w:val="0"/>
           <w:i w:val="0"/>
+          <w:sz w:val="22"/>
         </w:rPr>
         <w:t xml:space="preserve"> Lisboa e Porto são duas grandes áreas metropolitanas costeiras com perfis de emissões dominados por tráfego rodoviário. Aplicar os modelos a cidades de interior, zonas industriais ou áreas rurais sem revalidação é arriscado.</w:t>
       </w:r>
     </w:p>
     <w:p>
+      <w:pPr>
+        <w:spacing w:after="60" w:line="252" w:lineRule="auto"/>
+      </w:pPr>
       <w:r>
         <w:rPr>
           <w:b/>
           <w:i w:val="0"/>
+          <w:sz w:val="22"/>
         </w:rPr>
         <w:t>Desbalanço de classes.</w:t>
       </w:r>
@@ -5011,15 +9974,20 @@
         <w:rPr>
           <w:b w:val="0"/>
           <w:i w:val="0"/>
+          <w:sz w:val="22"/>
         </w:rPr>
         <w:t xml:space="preserve"> A target air_quality_good redefinida tem apenas ~10 % de registos 'má'. Apesar do uso de class_weight='balanced', split estratificado e f1_macro como métrica de seleção, accuracy mantém-se artificialmente alta e tem de ser interpretada em conjunto com F1 e recall. Em particular, a accuracy de 0,924 do KNN é enganadora — é alcançada à custa de falhar 55 % dos casos 'má'.</w:t>
       </w:r>
     </w:p>
     <w:p>
+      <w:pPr>
+        <w:spacing w:after="60" w:line="252" w:lineRule="auto"/>
+      </w:pPr>
       <w:r>
         <w:rPr>
           <w:b/>
           <w:i w:val="0"/>
+          <w:sz w:val="22"/>
         </w:rPr>
         <w:t>Redefinição da variável-alvo.</w:t>
       </w:r>
@@ -5027,6 +9995,7 @@
         <w:rPr>
           <w:b w:val="0"/>
           <w:i w:val="0"/>
+          <w:sz w:val="22"/>
         </w:rPr>
         <w:t xml:space="preserve"> A air_quality_good original era praticamente constante em Lisboa e Porto, o que tornaria impossível treinar a Rede Bayesiana. A redefinição (NO₂ ≥ 30 e humidade ≥ 80 %) é defensável fisicamente mas é uma </w:t>
       </w:r>
@@ -5034,6 +10003,7 @@
         <w:rPr>
           <w:b/>
           <w:i w:val="0"/>
+          <w:sz w:val="22"/>
         </w:rPr>
         <w:t>escolha do projeto, não uma definição oficial</w:t>
       </w:r>
@@ -5041,15 +10011,20 @@
         <w:rPr>
           <w:b w:val="0"/>
           <w:i w:val="0"/>
+          <w:sz w:val="22"/>
         </w:rPr>
         <w:t>. Os limites concretos foram calibrados para gerar variabilidade no dataset disponível e qualquer comparação com sistemas externos exige reinterpretar a target.</w:t>
       </w:r>
     </w:p>
     <w:p>
+      <w:pPr>
+        <w:spacing w:after="60" w:line="252" w:lineRule="auto"/>
+      </w:pPr>
       <w:r>
         <w:rPr>
           <w:b/>
           <w:i w:val="0"/>
+          <w:sz w:val="22"/>
         </w:rPr>
         <w:t>Módulo 1 — Rede Bayesiana.</w:t>
       </w:r>
@@ -5057,15 +10032,20 @@
         <w:rPr>
           <w:b w:val="0"/>
           <w:i w:val="0"/>
+          <w:sz w:val="22"/>
         </w:rPr>
         <w:t xml:space="preserve"> A discretização das variáveis contínuas em três níveis (baixo/moderado/alto) implica perda de informação. A estrutura do DAG é definida manualmente, com base em conhecimento de domínio, e não foi aprendida a partir dos dados — uma versão futura poderia comparar com algoritmos de structure learning (Hill-Climbing, PC).</w:t>
       </w:r>
     </w:p>
     <w:p>
+      <w:pPr>
+        <w:spacing w:after="60" w:line="252" w:lineRule="auto"/>
+      </w:pPr>
       <w:r>
         <w:rPr>
           <w:b/>
           <w:i w:val="0"/>
+          <w:sz w:val="22"/>
         </w:rPr>
         <w:t>Módulo 1 — Motor de regras.</w:t>
       </w:r>
@@ -5073,15 +10053,20 @@
         <w:rPr>
           <w:b w:val="0"/>
           <w:i w:val="0"/>
+          <w:sz w:val="22"/>
         </w:rPr>
         <w:t xml:space="preserve"> Vários limites legais são definidos pela UE em janelas de 24 h ou anuais (PM10, PM2.5), mas são aplicados aqui a dados horários por simplificação. Esta opção é conservadora e tende a sobrestimar o número de alertas — a versão de produção deveria calcular médias móveis no horizonte regulamentar correto antes de aplicar a regra.</w:t>
       </w:r>
     </w:p>
     <w:p>
+      <w:pPr>
+        <w:spacing w:after="60" w:line="252" w:lineRule="auto"/>
+      </w:pPr>
       <w:r>
         <w:rPr>
           <w:b/>
           <w:i w:val="0"/>
+          <w:sz w:val="22"/>
         </w:rPr>
         <w:t>Módulo 2 — Estrutura temporal.</w:t>
       </w:r>
@@ -5089,15 +10074,20 @@
         <w:rPr>
           <w:b w:val="0"/>
           <w:i w:val="0"/>
+          <w:sz w:val="22"/>
         </w:rPr>
         <w:t xml:space="preserve"> Os modelos não exploram a estrutura temporal dos dados. Não há features de lag (poluente nas horas anteriores), médias móveis nem variáveis cíclicas (sin/cos da hora ou do dia do ano). Como a qualidade do ar tem forte autocorrelação temporal, um modelo de série temporal (ARIMA, Prophet) ou um regressor com lag features deveria ultrapassar facilmente o R² de 0,72 atingido aqui. A escolha por modelos cross-sectional foi pedagógica, alinhada com o âmbito da unidade curricular.</w:t>
       </w:r>
     </w:p>
     <w:p>
+      <w:pPr>
+        <w:spacing w:after="60" w:line="252" w:lineRule="auto"/>
+      </w:pPr>
       <w:r>
         <w:rPr>
           <w:b/>
           <w:i w:val="0"/>
+          <w:sz w:val="22"/>
         </w:rPr>
         <w:t>Módulo 3 — IA Generativa.</w:t>
       </w:r>
@@ -5105,11 +10095,16 @@
         <w:rPr>
           <w:b w:val="0"/>
           <w:i w:val="0"/>
+          <w:sz w:val="22"/>
         </w:rPr>
         <w:t xml:space="preserve"> O sistema implementado mantém o LLM num papel exclusivamente formatador: recebe factos numéricos pré-calculados pelos Módulos 1 e 2 e produz texto natural a partir deles. Esta arquitetura mitiga o risco de alucinação mas não o elimina — em particular, a interpretação qualitativa dos números (por exemplo, classificar um R² de 0,72 como 'aceitável') depende de juízo de valor implícito no prompt. Outputs gerados devem ser sempre revistos por humanos antes de comunicação pública.</w:t>
       </w:r>
     </w:p>
-    <w:p/>
+    <w:p>
+      <w:pPr>
+        <w:spacing w:after="60" w:line="252" w:lineRule="auto"/>
+      </w:pPr>
+    </w:p>
     <w:p>
       <w:pPr>
         <w:pStyle w:val="Ttulo1"/>
@@ -5120,11 +10115,13 @@
         <w:rPr>
           <w:rFonts w:eastAsia="Times New Roman"/>
         </w:rPr>
+        <w:spacing w:before="120" w:after="80"/>
       </w:pPr>
       <w:bookmarkStart w:id="7" w:name="_Toc1624145780"/>
       <w:r>
         <w:rPr>
           <w:rFonts w:eastAsia="Times New Roman"/>
+          <w:sz w:val="36"/>
         </w:rPr>
         <w:t>Ética</w:t>
       </w:r>
@@ -5132,15 +10129,20 @@
       <w:r>
         <w:rPr>
           <w:rFonts w:eastAsia="Times New Roman"/>
+          <w:sz w:val="36"/>
         </w:rPr>
         <w:t xml:space="preserve"> </w:t>
       </w:r>
     </w:p>
     <w:p>
+      <w:pPr>
+        <w:spacing w:after="60" w:line="252" w:lineRule="auto"/>
+      </w:pPr>
       <w:r>
         <w:rPr>
           <w:b/>
           <w:i w:val="0"/>
+          <w:sz w:val="22"/>
         </w:rPr>
         <w:t>Privacidade.</w:t>
       </w:r>
@@ -5148,15 +10150,20 @@
         <w:rPr>
           <w:b w:val="0"/>
           <w:i w:val="0"/>
+          <w:sz w:val="22"/>
         </w:rPr>
         <w:t xml:space="preserve"> Os dados utilizados são agregados a nível de cidade e hora; não existem dados pessoais nem identificadores individuais. Não há, portanto, riscos diretos sob o RGPD. Caso o sistema fosse alimentado, no futuro, por dados de telemetria de viaturas particulares ou apps de cidadãos, exigiria reavaliação à luz do RGPD e do princípio da minimização de dados.</w:t>
       </w:r>
     </w:p>
     <w:p>
+      <w:pPr>
+        <w:spacing w:after="60" w:line="252" w:lineRule="auto"/>
+      </w:pPr>
       <w:r>
         <w:rPr>
           <w:b/>
           <w:i w:val="0"/>
+          <w:sz w:val="22"/>
         </w:rPr>
         <w:t>Transparência e explicabilidade.</w:t>
       </w:r>
@@ -5164,15 +10171,20 @@
         <w:rPr>
           <w:b w:val="0"/>
           <w:i w:val="0"/>
+          <w:sz w:val="22"/>
         </w:rPr>
         <w:t xml:space="preserve"> A escolha de uma abordagem híbrida (regras + Bayes + ML) foi também ética: o Módulo 1 produz decisões totalmente explicáveis, citando a regra disparada e a fonte legal (Diretiva 2008/50/CE, OMS 2021). Isto é essencial num contexto de Proteção Civil, onde é exigível justificar publicamente cada alerta emitido. O Módulo 2 adiciona capacidade preditiva mas com menor explicabilidade — daí ser usado como complemento, não como substituto, do motor de regras.</w:t>
       </w:r>
     </w:p>
     <w:p>
+      <w:pPr>
+        <w:spacing w:after="60" w:line="252" w:lineRule="auto"/>
+      </w:pPr>
       <w:r>
         <w:rPr>
           <w:b/>
           <w:i w:val="0"/>
+          <w:sz w:val="22"/>
         </w:rPr>
         <w:t>Risco de falsos negativos.</w:t>
       </w:r>
@@ -5180,15 +10192,20 @@
         <w:rPr>
           <w:b w:val="0"/>
           <w:i w:val="0"/>
+          <w:sz w:val="22"/>
         </w:rPr>
         <w:t xml:space="preserve"> Em saúde pública, falhar a deteção de um episódio de má qualidade do ar é mais grave do que emitir um falso alerta. Esta assimetria foi explicitamente refletida na escolha do modelo (preferência pelo Random Forest, com maior recall na classe 'má') e na seleção de F1/recall em detrimento de accuracy.</w:t>
       </w:r>
     </w:p>
     <w:p>
+      <w:pPr>
+        <w:spacing w:after="60" w:line="252" w:lineRule="auto"/>
+      </w:pPr>
       <w:r>
         <w:rPr>
           <w:b/>
           <w:i w:val="0"/>
+          <w:sz w:val="22"/>
         </w:rPr>
         <w:t>Viés de representação.</w:t>
       </w:r>
@@ -5196,15 +10213,20 @@
         <w:rPr>
           <w:b w:val="0"/>
           <w:i w:val="0"/>
+          <w:sz w:val="22"/>
         </w:rPr>
         <w:t xml:space="preserve"> O dataset cobre apenas duas cidades portuguesas e dois meses. Aplicar os modelos a outros contextos (cidades menores, zonas rurais, outros países, outras estações do ano) sem revalidação introduziria viés geográfico e sazonal. As regras, por serem baseadas em legislação europeia, são mais robustamente transferíveis dentro do espaço UE; os modelos do Módulo 2 não.</w:t>
       </w:r>
     </w:p>
     <w:p>
+      <w:pPr>
+        <w:spacing w:after="60" w:line="252" w:lineRule="auto"/>
+      </w:pPr>
       <w:r>
         <w:rPr>
           <w:b/>
           <w:i w:val="0"/>
+          <w:sz w:val="22"/>
         </w:rPr>
         <w:t>Responsabilidade.</w:t>
       </w:r>
@@ -5212,6 +10234,7 @@
         <w:rPr>
           <w:b w:val="0"/>
           <w:i w:val="0"/>
+          <w:sz w:val="22"/>
         </w:rPr>
         <w:t xml:space="preserve"> O sistema é apresentado como </w:t>
       </w:r>
@@ -5219,6 +10242,7 @@
         <w:rPr>
           <w:b/>
           <w:i w:val="0"/>
+          <w:sz w:val="22"/>
         </w:rPr>
         <w:t>apoio à decisão</w:t>
       </w:r>
@@ -5226,15 +10250,20 @@
         <w:rPr>
           <w:b w:val="0"/>
           <w:i w:val="0"/>
+          <w:sz w:val="22"/>
         </w:rPr>
         <w:t>, não como decisor autónomo. A decisão final sobre comunicação pública e medidas a tomar permanece com a Proteção Civil, autoridades de saúde e câmaras municipais. Não está prevista nenhuma forma de ação automatizada (por exemplo, ativar restrições de tráfego sem validação humana).</w:t>
       </w:r>
     </w:p>
     <w:p>
+      <w:pPr>
+        <w:spacing w:after="60" w:line="252" w:lineRule="auto"/>
+      </w:pPr>
       <w:r>
         <w:rPr>
           <w:b/>
           <w:i w:val="0"/>
+          <w:sz w:val="22"/>
         </w:rPr>
         <w:t>IA Generativa — alucinação e confiança.</w:t>
       </w:r>
@@ -5242,15 +10271,20 @@
         <w:rPr>
           <w:b w:val="0"/>
           <w:i w:val="0"/>
+          <w:sz w:val="22"/>
         </w:rPr>
         <w:t xml:space="preserve"> O uso de LLMs para gerar texto destinado ao público introduz risco de hallucination (afirmações plausíveis mas factualmente erradas). O desenho adotado em gen_report.py mitiga este risco fornecendo ao LLM apenas factos numéricos estruturados produzidos pelos Módulos 1 e 2, restringindo a função do modelo à formatação e adaptação de linguagem. Mesmo assim, recomenda-se revisão humana antes de qualquer comunicação ao público — o output é tratado como rascunho, não como peça final.</w:t>
       </w:r>
     </w:p>
     <w:p>
+      <w:pPr>
+        <w:spacing w:after="60" w:line="252" w:lineRule="auto"/>
+      </w:pPr>
       <w:r>
         <w:rPr>
           <w:b/>
           <w:i w:val="0"/>
+          <w:sz w:val="22"/>
         </w:rPr>
         <w:t>Implicações socioeconómicas.</w:t>
       </w:r>
@@ -5258,39 +10292,40 @@
         <w:rPr>
           <w:b w:val="0"/>
           <w:i w:val="0"/>
+          <w:sz w:val="22"/>
         </w:rPr>
         <w:t xml:space="preserve"> Alertas de qualidade do ar têm impacto desigual: famílias com menos recursos têm menos capacidade de reduzir exposição (ficar em casa, comprar purificadores, evitar transporte público). Um sistema que se limite a comunicar risco sem articulação com políticas de saúde pública e mobilidade pode acentuar essas desigualdades. Esta dimensão excede o âmbito técnico do projeto, mas deve ser considerada por quem o operacionalize.</w:t>
-      </w:r>
-    </w:p>
-    <w:p/>
-    <w:p>
-      <w:pPr>
-        <w:pStyle w:val="Ttulo1"/>
-      </w:pPr>
-      <w:r>
-        <w:t>Bibliografia</w:t>
       </w:r>
     </w:p>
     <w:p>
       <w:pPr>
-        <w:spacing w:after="80"/>
-        <w:ind w:left="425" w:hanging="425"/>
-      </w:pPr>
-      <w:r>
-        <w:rPr>
-          <w:b/>
-          <w:i w:val="0"/>
-          <w:sz w:val="20"/>
-        </w:rPr>
-        <w:t>Geron, A.</w:t>
-      </w:r>
+        <w:spacing w:after="60" w:line="252" w:lineRule="auto"/>
+      </w:pPr>
+    </w:p>
+    <w:p>
+      <w:pPr>
+        <w:pStyle w:val="Ttulo1"/>
+        <w:spacing w:before="120" w:after="80"/>
+      </w:pPr>
+      <w:r>
+        <w:rPr>
+          <w:sz w:val="36"/>
+        </w:rPr>
+        <w:t>Bibliografia</w:t>
+      </w:r>
+    </w:p>
+    <w:p>
+      <w:pPr>
+        <w:spacing w:after="120"/>
+        <w:ind w:left="567" w:hanging="567"/>
+      </w:pPr>
       <w:r>
         <w:rPr>
           <w:b w:val="0"/>
           <w:i w:val="0"/>
           <w:sz w:val="20"/>
         </w:rPr>
-        <w:t xml:space="preserve"> (2022). </w:t>
+        <w:t xml:space="preserve">Autoridade Nacional de Emergência e Proteção Civil. (2019). </w:t>
       </w:r>
       <w:r>
         <w:rPr>
@@ -5298,7 +10333,7 @@
           <w:i/>
           <w:sz w:val="20"/>
         </w:rPr>
-        <w:t>Hands-On Machine Learning with Scikit-Learn, Keras, and TensorFlow: Concepts, Tools, and Techniques to Build Intelligent Systems</w:t>
+        <w:t>Diretiva Operacional Nacional n.º 2 — Dispositivo Especial de Combate a Incêndios Rurais (DECIR 03/2019)</w:t>
       </w:r>
       <w:r>
         <w:rPr>
@@ -5306,29 +10341,21 @@
           <w:i w:val="0"/>
           <w:sz w:val="20"/>
         </w:rPr>
-        <w:t xml:space="preserve"> (3rd ed.). O'Reilly Media.</w:t>
+        <w:t>. ANEPC. https://www.prociv.pt/</w:t>
       </w:r>
     </w:p>
     <w:p>
       <w:pPr>
-        <w:spacing w:after="80"/>
-        <w:ind w:left="425" w:hanging="425"/>
-      </w:pPr>
-      <w:r>
-        <w:rPr>
-          <w:b/>
-          <w:i w:val="0"/>
-          <w:sz w:val="20"/>
-        </w:rPr>
-        <w:t>Russell, S., &amp; Norvig, P.</w:t>
-      </w:r>
+        <w:spacing w:after="120"/>
+        <w:ind w:left="567" w:hanging="567"/>
+      </w:pPr>
       <w:r>
         <w:rPr>
           <w:b w:val="0"/>
           <w:i w:val="0"/>
           <w:sz w:val="20"/>
         </w:rPr>
-        <w:t xml:space="preserve"> (2020). </w:t>
+        <w:t xml:space="preserve">Brown, T. B., Mann, B., Ryder, N., Subbiah, M., Kaplan, J., Dhariwal, P., Neelakantan, A., Shyam, P., Sastry, G., Askell, A., Agarwal, S., Herbert-Voss, A., Krueger, G., Henighan, T., Child, R., Ramesh, A., Ziegler, D. M., Wu, J., Winter, C., … Amodei, D. (2020). Language models are few-shot learners. </w:t>
       </w:r>
       <w:r>
         <w:rPr>
@@ -5336,7 +10363,7 @@
           <w:i/>
           <w:sz w:val="20"/>
         </w:rPr>
-        <w:t>Artificial Intelligence: A Modern Approach</w:t>
+        <w:t>Advances in Neural Information Processing Systems, 33</w:t>
       </w:r>
       <w:r>
         <w:rPr>
@@ -5344,29 +10371,21 @@
           <w:i w:val="0"/>
           <w:sz w:val="20"/>
         </w:rPr>
-        <w:t xml:space="preserve"> (4th ed.). Pearson.</w:t>
+        <w:t>, 1877–1901. https://doi.org/10.48550/arXiv.2005.14165</w:t>
       </w:r>
     </w:p>
     <w:p>
       <w:pPr>
-        <w:spacing w:after="80"/>
-        <w:ind w:left="425" w:hanging="425"/>
-      </w:pPr>
-      <w:r>
-        <w:rPr>
-          <w:b/>
-          <w:i w:val="0"/>
-          <w:sz w:val="20"/>
-        </w:rPr>
-        <w:t>Pedregosa, F. et al.</w:t>
-      </w:r>
+        <w:spacing w:after="120"/>
+        <w:ind w:left="567" w:hanging="567"/>
+      </w:pPr>
       <w:r>
         <w:rPr>
           <w:b w:val="0"/>
           <w:i w:val="0"/>
           <w:sz w:val="20"/>
         </w:rPr>
-        <w:t xml:space="preserve"> (2011). Scikit-learn: Machine Learning in Python. </w:t>
+        <w:t xml:space="preserve">Direção-Geral da Saúde. (2024). </w:t>
       </w:r>
       <w:r>
         <w:rPr>
@@ -5374,7 +10393,7 @@
           <w:i/>
           <w:sz w:val="20"/>
         </w:rPr>
-        <w:t>Journal of Machine Learning Research</w:t>
+        <w:t>Plano de Contingência para Temperaturas Extremas Adversas — Módulo Calor</w:t>
       </w:r>
       <w:r>
         <w:rPr>
@@ -5382,29 +10401,21 @@
           <w:i w:val="0"/>
           <w:sz w:val="20"/>
         </w:rPr>
-        <w:t>, 12, 2825-2830.</w:t>
+        <w:t>. Ministério da Saúde. https://www.dgs.pt/paginas-de-sistema/saude-de-a-a-z/plano-de-contingencia-temperaturas-extremas-adversas.aspx</w:t>
       </w:r>
     </w:p>
     <w:p>
       <w:pPr>
-        <w:spacing w:after="80"/>
-        <w:ind w:left="425" w:hanging="425"/>
-      </w:pPr>
-      <w:r>
-        <w:rPr>
-          <w:b/>
-          <w:i w:val="0"/>
-          <w:sz w:val="20"/>
-        </w:rPr>
-        <w:t>Koller, D., &amp; Friedman, N.</w:t>
-      </w:r>
+        <w:spacing w:after="120"/>
+        <w:ind w:left="567" w:hanging="567"/>
+      </w:pPr>
       <w:r>
         <w:rPr>
           <w:b w:val="0"/>
           <w:i w:val="0"/>
           <w:sz w:val="20"/>
         </w:rPr>
-        <w:t xml:space="preserve"> (2009). </w:t>
+        <w:t xml:space="preserve">European Environment Agency. (2023). </w:t>
       </w:r>
       <w:r>
         <w:rPr>
@@ -5412,7 +10423,7 @@
           <w:i/>
           <w:sz w:val="20"/>
         </w:rPr>
-        <w:t>Probabilistic Graphical Models: Principles and Techniques</w:t>
+        <w:t>European air quality index</w:t>
       </w:r>
       <w:r>
         <w:rPr>
@@ -5420,29 +10431,21 @@
           <w:i w:val="0"/>
           <w:sz w:val="20"/>
         </w:rPr>
-        <w:t>. MIT Press.</w:t>
+        <w:t>. https://www.eea.europa.eu/themes/air/air-quality-index</w:t>
       </w:r>
     </w:p>
     <w:p>
       <w:pPr>
-        <w:spacing w:after="80"/>
-        <w:ind w:left="425" w:hanging="425"/>
-      </w:pPr>
-      <w:r>
-        <w:rPr>
-          <w:b/>
-          <w:i w:val="0"/>
-          <w:sz w:val="20"/>
-        </w:rPr>
-        <w:t>Uniao Europeia.</w:t>
-      </w:r>
+        <w:spacing w:after="120"/>
+        <w:ind w:left="567" w:hanging="567"/>
+      </w:pPr>
       <w:r>
         <w:rPr>
           <w:b w:val="0"/>
           <w:i w:val="0"/>
           <w:sz w:val="20"/>
         </w:rPr>
-        <w:t xml:space="preserve"> (2008). </w:t>
+        <w:t xml:space="preserve">Géron, A. (2022). </w:t>
       </w:r>
       <w:r>
         <w:rPr>
@@ -5450,7 +10453,7 @@
           <w:i/>
           <w:sz w:val="20"/>
         </w:rPr>
-        <w:t>Diretiva 2008/50/CE do Parlamento Europeu e do Conselho, de 21 de maio de 2008, relativa a qualidade do ar ambiente e a um ar mais limpo na Europa</w:t>
+        <w:t>Hands-on machine learning with Scikit-Learn, Keras, and TensorFlow: Concepts, tools, and techniques to build intelligent systems</w:t>
       </w:r>
       <w:r>
         <w:rPr>
@@ -5458,29 +10461,21 @@
           <w:i w:val="0"/>
           <w:sz w:val="20"/>
         </w:rPr>
-        <w:t>. Jornal Oficial da Uniao Europeia, L 152.</w:t>
+        <w:t xml:space="preserve"> (3rd ed.). O'Reilly Media.</w:t>
       </w:r>
     </w:p>
     <w:p>
       <w:pPr>
-        <w:spacing w:after="80"/>
-        <w:ind w:left="425" w:hanging="425"/>
-      </w:pPr>
-      <w:r>
-        <w:rPr>
-          <w:b/>
-          <w:i w:val="0"/>
-          <w:sz w:val="20"/>
-        </w:rPr>
-        <w:t>World Health Organization.</w:t>
-      </w:r>
+        <w:spacing w:after="120"/>
+        <w:ind w:left="567" w:hanging="567"/>
+      </w:pPr>
       <w:r>
         <w:rPr>
           <w:b w:val="0"/>
           <w:i w:val="0"/>
           <w:sz w:val="20"/>
         </w:rPr>
-        <w:t xml:space="preserve"> (2021). </w:t>
+        <w:t xml:space="preserve">Instituto Português do Mar e da Atmosfera. (2024). </w:t>
       </w:r>
       <w:r>
         <w:rPr>
@@ -5488,7 +10483,7 @@
           <w:i/>
           <w:sz w:val="20"/>
         </w:rPr>
-        <w:t>WHO global air quality guidelines: particulate matter (PM2.5 and PM10), ozone, nitrogen dioxide, sulfur dioxide and carbon monoxide</w:t>
+        <w:t>Critérios de emissão de avisos meteorológicos</w:t>
       </w:r>
       <w:r>
         <w:rPr>
@@ -5496,29 +10491,21 @@
           <w:i w:val="0"/>
           <w:sz w:val="20"/>
         </w:rPr>
-        <w:t>. WHO, Geneva.</w:t>
+        <w:t>. IPMA. https://www.ipma.pt/pt/enciclopedia/otempo/avisos/</w:t>
       </w:r>
     </w:p>
     <w:p>
       <w:pPr>
-        <w:spacing w:after="80"/>
-        <w:ind w:left="425" w:hanging="425"/>
-      </w:pPr>
-      <w:r>
-        <w:rPr>
-          <w:b/>
-          <w:i w:val="0"/>
-          <w:sz w:val="20"/>
-        </w:rPr>
-        <w:t>European Environment Agency (EEA).</w:t>
-      </w:r>
+        <w:spacing w:after="120"/>
+        <w:ind w:left="567" w:hanging="567"/>
+      </w:pPr>
       <w:r>
         <w:rPr>
           <w:b w:val="0"/>
           <w:i w:val="0"/>
           <w:sz w:val="20"/>
         </w:rPr>
-        <w:t xml:space="preserve"> (2023). </w:t>
+        <w:t xml:space="preserve">Koller, D., &amp; Friedman, N. (2009). </w:t>
       </w:r>
       <w:r>
         <w:rPr>
@@ -5526,7 +10513,7 @@
           <w:i/>
           <w:sz w:val="20"/>
         </w:rPr>
-        <w:t>European Air Quality Index - Methodology</w:t>
+        <w:t>Probabilistic graphical models: Principles and techniques</w:t>
       </w:r>
       <w:r>
         <w:rPr>
@@ -5534,29 +10521,21 @@
           <w:i w:val="0"/>
           <w:sz w:val="20"/>
         </w:rPr>
-        <w:t>. Disponivel em https://airindex.eea.europa.eu</w:t>
+        <w:t>. MIT Press.</w:t>
       </w:r>
     </w:p>
     <w:p>
       <w:pPr>
-        <w:spacing w:after="80"/>
-        <w:ind w:left="425" w:hanging="425"/>
-      </w:pPr>
-      <w:r>
-        <w:rPr>
-          <w:b/>
-          <w:i w:val="0"/>
-          <w:sz w:val="20"/>
-        </w:rPr>
-        <w:t>Instituto Portugues do Mar e da Atmosfera (IPMA).</w:t>
-      </w:r>
+        <w:spacing w:after="120"/>
+        <w:ind w:left="567" w:hanging="567"/>
+      </w:pPr>
       <w:r>
         <w:rPr>
           <w:b w:val="0"/>
           <w:i w:val="0"/>
           <w:sz w:val="20"/>
         </w:rPr>
-        <w:t xml:space="preserve"> (2024). </w:t>
+        <w:t xml:space="preserve">Ouyang, L., Wu, J., Jiang, X., Almeida, D., Wainwright, C. L., Mishkin, P., Zhang, C., Agarwal, S., Slama, K., Ray, A., Schulman, J., Hilton, J., Kelton, F., Miller, L., Simens, M., Askell, A., Welinder, P., Christiano, P. F., Leike, J., &amp; Lowe, R. (2022). Training language models to follow instructions with human feedback. </w:t>
       </w:r>
       <w:r>
         <w:rPr>
@@ -5564,7 +10543,7 @@
           <w:i/>
           <w:sz w:val="20"/>
         </w:rPr>
-        <w:t>Criterios de emissao de avisos meteorologicos - Tabela cromatica</w:t>
+        <w:t>Advances in Neural Information Processing Systems, 35</w:t>
       </w:r>
       <w:r>
         <w:rPr>
@@ -5572,29 +10551,21 @@
           <w:i w:val="0"/>
           <w:sz w:val="20"/>
         </w:rPr>
-        <w:t>. IPMA, Lisboa.</w:t>
+        <w:t>, 27730–27744. https://doi.org/10.48550/arXiv.2203.02155</w:t>
       </w:r>
     </w:p>
     <w:p>
       <w:pPr>
-        <w:spacing w:after="80"/>
-        <w:ind w:left="425" w:hanging="425"/>
-      </w:pPr>
-      <w:r>
-        <w:rPr>
-          <w:b/>
-          <w:i w:val="0"/>
-          <w:sz w:val="20"/>
-        </w:rPr>
-        <w:t>Direcao-Geral da Saude (DGS).</w:t>
-      </w:r>
+        <w:spacing w:after="120"/>
+        <w:ind w:left="567" w:hanging="567"/>
+      </w:pPr>
       <w:r>
         <w:rPr>
           <w:b w:val="0"/>
           <w:i w:val="0"/>
           <w:sz w:val="20"/>
         </w:rPr>
-        <w:t xml:space="preserve"> (2024). </w:t>
+        <w:t xml:space="preserve">Parlamento Europeu e Conselho da União Europeia. (2008). Diretiva 2008/50/CE do Parlamento Europeu e do Conselho, de 21 de maio de 2008, relativa à qualidade do ar ambiente e a um ar mais limpo na Europa. </w:t>
       </w:r>
       <w:r>
         <w:rPr>
@@ -5602,7 +10573,7 @@
           <w:i/>
           <w:sz w:val="20"/>
         </w:rPr>
-        <w:t>Plano de Contingencia para Temperaturas Extremas Adversas - Modulo Calor</w:t>
+        <w:t>Jornal Oficial da União Europeia, L 152</w:t>
       </w:r>
       <w:r>
         <w:rPr>
@@ -5610,29 +10581,21 @@
           <w:i w:val="0"/>
           <w:sz w:val="20"/>
         </w:rPr>
-        <w:t>. Ministerio da Saude, Lisboa.</w:t>
+        <w:t>, 1–44. http://data.europa.eu/eli/dir/2008/50/oj</w:t>
       </w:r>
     </w:p>
     <w:p>
       <w:pPr>
-        <w:spacing w:after="80"/>
-        <w:ind w:left="425" w:hanging="425"/>
-      </w:pPr>
-      <w:r>
-        <w:rPr>
-          <w:b/>
-          <w:i w:val="0"/>
-          <w:sz w:val="20"/>
-        </w:rPr>
-        <w:t>Autoridade Nacional de Emergencia e Protecao Civil (ANEPC).</w:t>
-      </w:r>
+        <w:spacing w:after="120"/>
+        <w:ind w:left="567" w:hanging="567"/>
+      </w:pPr>
       <w:r>
         <w:rPr>
           <w:b w:val="0"/>
           <w:i w:val="0"/>
           <w:sz w:val="20"/>
         </w:rPr>
-        <w:t xml:space="preserve"> (2019). </w:t>
+        <w:t xml:space="preserve">Pedregosa, F., Varoquaux, G., Gramfort, A., Michel, V., Thirion, B., Grisel, O., Blondel, M., Prettenhofer, P., Weiss, R., Dubourg, V., Vanderplas, J., Passos, A., Cournapeau, D., Brucher, M., Perrot, M., &amp; Duchesnay, É. (2011). Scikit-learn: Machine learning in Python. </w:t>
       </w:r>
       <w:r>
         <w:rPr>
@@ -5640,7 +10603,7 @@
           <w:i/>
           <w:sz w:val="20"/>
         </w:rPr>
-        <w:t>Diretiva Operacional Nacional - DECIR 03/2019: Dispositivo Especial de Combate a Incendios Rurais</w:t>
+        <w:t>Journal of Machine Learning Research, 12</w:t>
       </w:r>
       <w:r>
         <w:rPr>
@@ -5648,29 +10611,21 @@
           <w:i w:val="0"/>
           <w:sz w:val="20"/>
         </w:rPr>
-        <w:t>. ANEPC, Carnaxide.</w:t>
+        <w:t>, 2825–2830. http://jmlr.org/papers/v12/pedregosa11a.html</w:t>
       </w:r>
     </w:p>
     <w:p>
       <w:pPr>
-        <w:spacing w:after="80"/>
-        <w:ind w:left="425" w:hanging="425"/>
-      </w:pPr>
-      <w:r>
-        <w:rPr>
-          <w:b/>
-          <w:i w:val="0"/>
-          <w:sz w:val="20"/>
-        </w:rPr>
-        <w:t>Organizacao Meteorologica Mundial (WMO).</w:t>
-      </w:r>
+        <w:spacing w:after="120"/>
+        <w:ind w:left="567" w:hanging="567"/>
+      </w:pPr>
       <w:r>
         <w:rPr>
           <w:b w:val="0"/>
           <w:i w:val="0"/>
           <w:sz w:val="20"/>
         </w:rPr>
-        <w:t xml:space="preserve"> (2017). </w:t>
+        <w:t xml:space="preserve">Russell, S., &amp; Norvig, P. (2020). </w:t>
       </w:r>
       <w:r>
         <w:rPr>
@@ -5678,7 +10633,7 @@
           <w:i/>
           <w:sz w:val="20"/>
         </w:rPr>
-        <w:t>Manual on Codes - International Codes, Volume I.1</w:t>
+        <w:t>Artificial intelligence: A modern approach</w:t>
       </w:r>
       <w:r>
         <w:rPr>
@@ -5686,29 +10641,21 @@
           <w:i w:val="0"/>
           <w:sz w:val="20"/>
         </w:rPr>
-        <w:t>. WMO-No. 306.</w:t>
+        <w:t xml:space="preserve"> (4th ed.). Pearson.</w:t>
       </w:r>
     </w:p>
     <w:p>
       <w:pPr>
-        <w:spacing w:after="80"/>
-        <w:ind w:left="425" w:hanging="425"/>
-      </w:pPr>
-      <w:r>
-        <w:rPr>
-          <w:b/>
-          <w:i w:val="0"/>
-          <w:sz w:val="20"/>
-        </w:rPr>
-        <w:t>De Vito, S., Massera, E., Piga, M., Martinotto, L., &amp; Di Francia, G.</w:t>
-      </w:r>
+        <w:spacing w:after="120"/>
+        <w:ind w:left="567" w:hanging="567"/>
+      </w:pPr>
       <w:r>
         <w:rPr>
           <w:b w:val="0"/>
           <w:i w:val="0"/>
           <w:sz w:val="20"/>
         </w:rPr>
-        <w:t xml:space="preserve"> (2008). On field calibration of an electronic nose for benzene estimation in an urban pollution monitoring scenario. </w:t>
+        <w:t xml:space="preserve">World Health Organization. (2021). </w:t>
       </w:r>
       <w:r>
         <w:rPr>
@@ -5716,7 +10663,7 @@
           <w:i/>
           <w:sz w:val="20"/>
         </w:rPr>
-        <w:t>Sensors and Actuators B: Chemical</w:t>
+        <w:t>WHO global air quality guidelines: Particulate matter (PM₂.₅ and PM₁₀), ozone, nitrogen dioxide, sulfur dioxide and carbon monoxide</w:t>
       </w:r>
       <w:r>
         <w:rPr>
@@ -5724,7 +10671,21 @@
           <w:i w:val="0"/>
           <w:sz w:val="20"/>
         </w:rPr>
-        <w:t xml:space="preserve">, 129(2), 750-757. </w:t>
+        <w:t>. https://www.who.int/publications/i/item/9789240034228</w:t>
+      </w:r>
+    </w:p>
+    <w:p>
+      <w:pPr>
+        <w:spacing w:after="120"/>
+        <w:ind w:left="567" w:hanging="567"/>
+      </w:pPr>
+      <w:r>
+        <w:rPr>
+          <w:b w:val="0"/>
+          <w:i w:val="0"/>
+          <w:sz w:val="20"/>
+        </w:rPr>
+        <w:t xml:space="preserve">World Meteorological Organization. (2017). </w:t>
       </w:r>
       <w:r>
         <w:rPr>
@@ -5732,7 +10693,7 @@
           <w:i/>
           <w:sz w:val="20"/>
         </w:rPr>
-        <w:t>UCI Machine Learning Repository - Air Quality Dataset</w:t>
+        <w:t>Manual on codes — International codes, Volume I.1 (WMO-No. 306)</w:t>
       </w:r>
       <w:r>
         <w:rPr>
@@ -5740,88 +10701,12 @@
           <w:i w:val="0"/>
           <w:sz w:val="20"/>
         </w:rPr>
-        <w:t>.</w:t>
-      </w:r>
-    </w:p>
-    <w:p>
-      <w:pPr>
-        <w:spacing w:after="80"/>
-        <w:ind w:left="425" w:hanging="425"/>
-      </w:pPr>
-      <w:r>
-        <w:rPr>
-          <w:b/>
-          <w:i w:val="0"/>
-          <w:sz w:val="20"/>
-        </w:rPr>
-        <w:t>Brown, T. B. et al.</w:t>
-      </w:r>
-      <w:r>
-        <w:rPr>
-          <w:b w:val="0"/>
-          <w:i w:val="0"/>
-          <w:sz w:val="20"/>
-        </w:rPr>
-        <w:t xml:space="preserve"> (2020). Language Models are Few-Shot Learners. </w:t>
-      </w:r>
-      <w:r>
-        <w:rPr>
-          <w:b w:val="0"/>
-          <w:i/>
-          <w:sz w:val="20"/>
-        </w:rPr>
-        <w:t>Advances in Neural Information Processing Systems</w:t>
-      </w:r>
-      <w:r>
-        <w:rPr>
-          <w:b w:val="0"/>
-          <w:i w:val="0"/>
-          <w:sz w:val="20"/>
-        </w:rPr>
-        <w:t>, 33, 1877-1901.</w:t>
-      </w:r>
-    </w:p>
-    <w:p>
-      <w:pPr>
-        <w:spacing w:after="80"/>
-        <w:ind w:left="425" w:hanging="425"/>
-      </w:pPr>
-      <w:r>
-        <w:rPr>
-          <w:b/>
-          <w:i w:val="0"/>
-          <w:sz w:val="20"/>
-        </w:rPr>
-        <w:t>Ouyang, L. et al.</w:t>
-      </w:r>
-      <w:r>
-        <w:rPr>
-          <w:b w:val="0"/>
-          <w:i w:val="0"/>
-          <w:sz w:val="20"/>
-        </w:rPr>
-        <w:t xml:space="preserve"> (2022). Training language models to follow instructions with human feedback. </w:t>
-      </w:r>
-      <w:r>
-        <w:rPr>
-          <w:b w:val="0"/>
-          <w:i/>
-          <w:sz w:val="20"/>
-        </w:rPr>
-        <w:t>Advances in Neural Information Processing Systems</w:t>
-      </w:r>
-      <w:r>
-        <w:rPr>
-          <w:b w:val="0"/>
-          <w:i w:val="0"/>
-          <w:sz w:val="20"/>
-        </w:rPr>
-        <w:t>, 35, 27730-27744.</w:t>
+        <w:t>. WMO. https://library.wmo.int/idurl/4/35713</w:t>
       </w:r>
     </w:p>
     <w:sectPr>
       <w:pgSz w:w="11906" w:h="16838"/>
-      <w:pgMar w:top="1440" w:right="1440" w:bottom="1440" w:left="1440" w:header="720" w:footer="720" w:gutter="0"/>
+      <w:pgMar w:top="1134" w:right="1134" w:bottom="1134" w:left="1134" w:header="720" w:footer="720" w:gutter="0"/>
       <w:cols w:space="720"/>
       <w:docGrid w:linePitch="360"/>
     </w:sectPr>
@@ -7149,7 +12034,7 @@
     <w:rPr>
       <w:rFonts w:asciiTheme="majorHAnsi" w:eastAsiaTheme="majorEastAsia" w:hAnsiTheme="majorHAnsi" w:cstheme="majorBidi"/>
       <w:color w:val="0F4761" w:themeColor="accent1" w:themeShade="BF"/>
-      <w:sz w:val="40"/>
+      <w:sz w:val="36"/>
       <w:szCs w:val="40"/>
     </w:rPr>
   </w:style>
@@ -7168,7 +12053,7 @@
     <w:rPr>
       <w:rFonts w:asciiTheme="majorHAnsi" w:eastAsiaTheme="majorEastAsia" w:hAnsiTheme="majorHAnsi" w:cstheme="majorBidi"/>
       <w:color w:val="0F4761" w:themeColor="accent1" w:themeShade="BF"/>
-      <w:sz w:val="32"/>
+      <w:sz w:val="28"/>
       <w:szCs w:val="32"/>
     </w:rPr>
   </w:style>
@@ -7187,7 +12072,7 @@
     <w:rPr>
       <w:rFonts w:eastAsiaTheme="majorEastAsia" w:cstheme="majorBidi"/>
       <w:color w:val="0F4761" w:themeColor="accent1" w:themeShade="BF"/>
-      <w:sz w:val="28"/>
+      <w:sz w:val="24"/>
       <w:szCs w:val="28"/>
     </w:rPr>
   </w:style>
